--- a/Descriptif_commandes.docx
+++ b/Descriptif_commandes.docx
@@ -15,7 +15,6 @@
           <w:lang w:val="en-US"/>
         </w:rPr>
       </w:pPr>
-      <w:proofErr w:type="gramStart"/>
       <w:r>
         <w:rPr>
           <w:b/>
@@ -29,7 +28,6 @@
         </w:rPr>
         <w:t>AWB :</w:t>
       </w:r>
-      <w:proofErr w:type="gramEnd"/>
       <w:r>
         <w:rPr>
           <w:b/>
@@ -55,35 +53,7 @@
           <w:lang w:val="en-US"/>
         </w:rPr>
         <w:br/>
-        <w:t xml:space="preserve">Non </w:t>
-      </w:r>
-      <w:proofErr w:type="gramStart"/>
-      <w:r>
-        <w:rPr>
-          <w:b/>
-          <w:bCs/>
-          <w:i/>
-          <w:iCs/>
-          <w:color w:val="EE0000"/>
-          <w:sz w:val="28"/>
-          <w:szCs w:val="28"/>
-          <w:lang w:val="en-US"/>
-        </w:rPr>
-        <w:t>Reg :</w:t>
-      </w:r>
-      <w:proofErr w:type="gramEnd"/>
-      <w:r>
-        <w:rPr>
-          <w:b/>
-          <w:bCs/>
-          <w:i/>
-          <w:iCs/>
-          <w:color w:val="EE0000"/>
-          <w:sz w:val="28"/>
-          <w:szCs w:val="28"/>
-          <w:lang w:val="en-US"/>
-        </w:rPr>
-        <w:t xml:space="preserve"> </w:t>
+        <w:t xml:space="preserve">Non Reg : </w:t>
       </w:r>
     </w:p>
     <w:p>
@@ -112,7 +82,6 @@
         <w:br/>
         <w:t>.\scripts\launch_non_regression.ps1 -Project AWB -Module MegaCommon</w:t>
       </w:r>
-      <w:proofErr w:type="gramStart"/>
       <w:r>
         <w:rPr>
           <w:b/>
@@ -128,29 +97,8 @@
           <w:highlight w:val="yellow"/>
           <w:lang w:val="en-US"/>
         </w:rPr>
-        <w:t>(</w:t>
-      </w:r>
-      <w:proofErr w:type="gramEnd"/>
-      <w:r>
-        <w:rPr>
-          <w:b/>
-          <w:bCs/>
-          <w:highlight w:val="yellow"/>
-          <w:lang w:val="en-US"/>
-        </w:rPr>
-        <w:t xml:space="preserve"> </w:t>
-      </w:r>
-      <w:proofErr w:type="gramStart"/>
-      <w:r>
-        <w:rPr>
-          <w:b/>
-          <w:bCs/>
-          <w:highlight w:val="yellow"/>
-          <w:lang w:val="en-US"/>
-        </w:rPr>
-        <w:t>ok )</w:t>
-      </w:r>
-      <w:proofErr w:type="gramEnd"/>
+        <w:t>( ok )</w:t>
+      </w:r>
       <w:r>
         <w:rPr>
           <w:b/>
@@ -210,7 +158,6 @@
         </w:rPr>
         <w:t xml:space="preserve"> </w:t>
       </w:r>
-      <w:proofErr w:type="gramStart"/>
       <w:r>
         <w:rPr>
           <w:b/>
@@ -218,17 +165,7 @@
           <w:highlight w:val="yellow"/>
           <w:lang w:val="en-US"/>
         </w:rPr>
-        <w:t>( ok</w:t>
-      </w:r>
-      <w:proofErr w:type="gramEnd"/>
-      <w:r>
-        <w:rPr>
-          <w:b/>
-          <w:bCs/>
-          <w:highlight w:val="yellow"/>
-          <w:lang w:val="en-US"/>
-        </w:rPr>
-        <w:t xml:space="preserve"> )</w:t>
+        <w:t>( ok )</w:t>
       </w:r>
     </w:p>
     <w:p>
@@ -266,7 +203,6 @@
         <w:br/>
         <w:t>.\scripts\launch_non_regression.ps1 -Project AWB -Module MegaCor</w:t>
       </w:r>
-      <w:proofErr w:type="gramStart"/>
       <w:r>
         <w:rPr>
           <w:b/>
@@ -282,29 +218,8 @@
           <w:highlight w:val="yellow"/>
           <w:lang w:val="en-US"/>
         </w:rPr>
-        <w:t>(</w:t>
-      </w:r>
-      <w:proofErr w:type="gramEnd"/>
-      <w:r>
-        <w:rPr>
-          <w:b/>
-          <w:bCs/>
-          <w:highlight w:val="yellow"/>
-          <w:lang w:val="en-US"/>
-        </w:rPr>
-        <w:t xml:space="preserve"> </w:t>
-      </w:r>
-      <w:proofErr w:type="gramStart"/>
-      <w:r>
-        <w:rPr>
-          <w:b/>
-          <w:bCs/>
-          <w:highlight w:val="yellow"/>
-          <w:lang w:val="en-US"/>
-        </w:rPr>
-        <w:t>ok )</w:t>
-      </w:r>
-      <w:proofErr w:type="gramEnd"/>
+        <w:t>( ok )</w:t>
+      </w:r>
     </w:p>
     <w:p>
       <w:pPr>
@@ -341,7 +256,7 @@
         <w:br/>
         <w:t xml:space="preserve">.\scripts\launch_non_regression.ps1 -Project AWB -Module </w:t>
       </w:r>
-      <w:proofErr w:type="gramStart"/>
+      <w:proofErr w:type="spellStart"/>
       <w:r>
         <w:rPr>
           <w:b/>
@@ -350,6 +265,7 @@
         </w:rPr>
         <w:t>MegaIssuer</w:t>
       </w:r>
+      <w:proofErr w:type="spellEnd"/>
       <w:r>
         <w:rPr>
           <w:b/>
@@ -365,29 +281,8 @@
           <w:highlight w:val="yellow"/>
           <w:lang w:val="en-US"/>
         </w:rPr>
-        <w:t>(</w:t>
-      </w:r>
-      <w:proofErr w:type="gramEnd"/>
-      <w:r>
-        <w:rPr>
-          <w:b/>
-          <w:bCs/>
-          <w:highlight w:val="yellow"/>
-          <w:lang w:val="en-US"/>
-        </w:rPr>
-        <w:t xml:space="preserve"> </w:t>
-      </w:r>
-      <w:proofErr w:type="gramStart"/>
-      <w:r>
-        <w:rPr>
-          <w:b/>
-          <w:bCs/>
-          <w:highlight w:val="yellow"/>
-          <w:lang w:val="en-US"/>
-        </w:rPr>
-        <w:t>ok )</w:t>
-      </w:r>
-      <w:proofErr w:type="gramEnd"/>
+        <w:t>( ok )</w:t>
+      </w:r>
     </w:p>
     <w:p>
       <w:pPr>
@@ -414,16 +309,7 @@
           <w:lang w:val="en-US"/>
         </w:rPr>
         <w:br/>
-        <w:t xml:space="preserve">.\scripts\launch_non_regression.ps1 -Project AWB -Module </w:t>
-      </w:r>
-      <w:proofErr w:type="gramStart"/>
-      <w:r>
-        <w:rPr>
-          <w:b/>
-          <w:bCs/>
-          <w:lang w:val="en-US"/>
-        </w:rPr>
-        <w:t>MegaTrade</w:t>
+        <w:t>.\scripts\launch_non_regression.ps1 -Project AWB -Module MegaTrade</w:t>
       </w:r>
       <w:r>
         <w:rPr>
@@ -440,9 +326,108 @@
           <w:highlight w:val="yellow"/>
           <w:lang w:val="en-US"/>
         </w:rPr>
-        <w:t>(</w:t>
-      </w:r>
-      <w:proofErr w:type="gramEnd"/>
+        <w:t>( ok )</w:t>
+      </w:r>
+    </w:p>
+    <w:p>
+      <w:pPr>
+        <w:rPr>
+          <w:b/>
+          <w:bCs/>
+          <w:i/>
+          <w:iCs/>
+          <w:color w:val="EE0000"/>
+          <w:lang w:val="en-US"/>
+        </w:rPr>
+      </w:pPr>
+    </w:p>
+    <w:p>
+      <w:pPr>
+        <w:rPr>
+          <w:b/>
+          <w:bCs/>
+          <w:i/>
+          <w:iCs/>
+          <w:color w:val="EE0000"/>
+          <w:lang w:val="en-US"/>
+        </w:rPr>
+      </w:pPr>
+      <w:r>
+        <w:rPr>
+          <w:b/>
+          <w:bCs/>
+          <w:i/>
+          <w:iCs/>
+          <w:color w:val="EE0000"/>
+          <w:lang w:val="en-US"/>
+        </w:rPr>
+        <w:t>Saisie AWB: </w:t>
+      </w:r>
+      <w:r>
+        <w:rPr>
+          <w:b/>
+          <w:bCs/>
+          <w:i/>
+          <w:iCs/>
+          <w:color w:val="EE0000"/>
+          <w:lang w:val="en-US"/>
+        </w:rPr>
+        <w:br/>
+      </w:r>
+      <w:r>
+        <w:rPr>
+          <w:b/>
+          <w:bCs/>
+          <w:i/>
+          <w:iCs/>
+          <w:color w:val="00B050"/>
+          <w:lang w:val="en-US"/>
+        </w:rPr>
+        <w:t>Custody : </w:t>
+      </w:r>
+      <w:r>
+        <w:rPr>
+          <w:b/>
+          <w:bCs/>
+          <w:i/>
+          <w:iCs/>
+          <w:color w:val="EE0000"/>
+          <w:lang w:val="en-US"/>
+        </w:rPr>
+        <w:br/>
+      </w:r>
+      <w:r>
+        <w:rPr>
+          <w:b/>
+          <w:bCs/>
+          <w:i/>
+          <w:iCs/>
+          <w:lang w:val="en-US"/>
+        </w:rPr>
+        <w:t xml:space="preserve">.\scripts\launch_saisie.ps1 -Project AWB -Module </w:t>
+      </w:r>
+      <w:r>
+        <w:rPr>
+          <w:b/>
+          <w:bCs/>
+          <w:i/>
+          <w:iCs/>
+          <w:color w:val="0E2841" w:themeColor="text2"/>
+          <w:lang w:val="en-US"/>
+        </w:rPr>
+        <w:t xml:space="preserve">MegaCustody    </w:t>
+      </w:r>
+      <w:r>
+        <w:rPr>
+          <w:b/>
+          <w:bCs/>
+          <w:i/>
+          <w:iCs/>
+          <w:color w:val="0E2841" w:themeColor="text2"/>
+          <w:lang w:val="en-US"/>
+        </w:rPr>
+        <w:t xml:space="preserve">  </w:t>
+      </w:r>
       <w:r>
         <w:rPr>
           <w:b/>
@@ -450,174 +435,8 @@
           <w:highlight w:val="yellow"/>
           <w:lang w:val="en-US"/>
         </w:rPr>
-        <w:t xml:space="preserve"> </w:t>
-      </w:r>
-      <w:proofErr w:type="gramStart"/>
-      <w:r>
-        <w:rPr>
-          <w:b/>
-          <w:bCs/>
-          <w:highlight w:val="yellow"/>
-          <w:lang w:val="en-US"/>
-        </w:rPr>
-        <w:t>ok )</w:t>
-      </w:r>
-      <w:proofErr w:type="gramEnd"/>
-    </w:p>
-    <w:p>
-      <w:pPr>
-        <w:rPr>
-          <w:b/>
-          <w:bCs/>
-          <w:i/>
-          <w:iCs/>
-          <w:color w:val="EE0000"/>
-          <w:lang w:val="en-US"/>
-        </w:rPr>
-      </w:pPr>
-    </w:p>
-    <w:p>
-      <w:pPr>
-        <w:rPr>
-          <w:b/>
-          <w:bCs/>
-          <w:i/>
-          <w:iCs/>
-          <w:color w:val="EE0000"/>
-          <w:lang w:val="en-US"/>
-        </w:rPr>
-      </w:pPr>
-      <w:r>
-        <w:rPr>
-          <w:b/>
-          <w:bCs/>
-          <w:i/>
-          <w:iCs/>
-          <w:color w:val="EE0000"/>
-          <w:lang w:val="en-US"/>
-        </w:rPr>
-        <w:t>Saisie AWB: </w:t>
-      </w:r>
-      <w:r>
-        <w:rPr>
-          <w:b/>
-          <w:bCs/>
-          <w:i/>
-          <w:iCs/>
-          <w:color w:val="EE0000"/>
-          <w:lang w:val="en-US"/>
-        </w:rPr>
-        <w:br/>
-      </w:r>
-      <w:proofErr w:type="gramStart"/>
-      <w:r>
-        <w:rPr>
-          <w:b/>
-          <w:bCs/>
-          <w:i/>
-          <w:iCs/>
-          <w:color w:val="00B050"/>
-          <w:lang w:val="en-US"/>
-        </w:rPr>
-        <w:t>Custody :</w:t>
-      </w:r>
-      <w:proofErr w:type="gramEnd"/>
-      <w:r>
-        <w:rPr>
-          <w:b/>
-          <w:bCs/>
-          <w:i/>
-          <w:iCs/>
-          <w:color w:val="00B050"/>
-          <w:lang w:val="en-US"/>
-        </w:rPr>
-        <w:t> </w:t>
-      </w:r>
-      <w:r>
-        <w:rPr>
-          <w:b/>
-          <w:bCs/>
-          <w:i/>
-          <w:iCs/>
-          <w:color w:val="EE0000"/>
-          <w:lang w:val="en-US"/>
-        </w:rPr>
-        <w:br/>
-      </w:r>
-      <w:r>
-        <w:rPr>
-          <w:b/>
-          <w:bCs/>
-          <w:i/>
-          <w:iCs/>
-          <w:lang w:val="en-US"/>
-        </w:rPr>
-        <w:t xml:space="preserve">.\scripts\launch_saisie.ps1 -Project AWB -Module </w:t>
-      </w:r>
-      <w:r>
-        <w:rPr>
-          <w:b/>
-          <w:bCs/>
-          <w:i/>
-          <w:iCs/>
-          <w:color w:val="0E2841" w:themeColor="text2"/>
-          <w:lang w:val="en-US"/>
-        </w:rPr>
-        <w:t xml:space="preserve">MegaCustody   </w:t>
-      </w:r>
-      <w:proofErr w:type="gramStart"/>
-      <w:r>
-        <w:rPr>
-          <w:b/>
-          <w:bCs/>
-          <w:i/>
-          <w:iCs/>
-          <w:color w:val="0E2841" w:themeColor="text2"/>
-          <w:lang w:val="en-US"/>
-        </w:rPr>
-        <w:t xml:space="preserve"> </w:t>
-      </w:r>
-      <w:r>
-        <w:rPr>
-          <w:b/>
-          <w:bCs/>
-          <w:i/>
-          <w:iCs/>
-          <w:color w:val="0E2841" w:themeColor="text2"/>
-          <w:lang w:val="en-US"/>
-        </w:rPr>
-        <w:t xml:space="preserve">  </w:t>
-      </w:r>
-      <w:r>
-        <w:rPr>
-          <w:b/>
-          <w:bCs/>
-          <w:highlight w:val="yellow"/>
-          <w:lang w:val="en-US"/>
-        </w:rPr>
-        <w:t>(</w:t>
-      </w:r>
-      <w:proofErr w:type="gramEnd"/>
-      <w:r>
-        <w:rPr>
-          <w:b/>
-          <w:bCs/>
-          <w:highlight w:val="yellow"/>
-          <w:lang w:val="en-US"/>
-        </w:rPr>
-        <w:t xml:space="preserve"> </w:t>
-      </w:r>
-      <w:proofErr w:type="gramStart"/>
-      <w:r>
-        <w:rPr>
-          <w:b/>
-          <w:bCs/>
-          <w:highlight w:val="yellow"/>
-          <w:lang w:val="en-US"/>
-        </w:rPr>
-        <w:t>ok )</w:t>
-      </w:r>
-      <w:proofErr w:type="gramEnd"/>
+        <w:t>( ok )</w:t>
+      </w:r>
     </w:p>
     <w:p>
       <w:pPr>
@@ -673,7 +492,6 @@
         </w:rPr>
         <w:t xml:space="preserve"> </w:t>
       </w:r>
-      <w:proofErr w:type="gramStart"/>
       <w:r>
         <w:rPr>
           <w:b/>
@@ -692,9 +510,113 @@
           <w:highlight w:val="yellow"/>
           <w:lang w:val="en-US"/>
         </w:rPr>
-        <w:t>(</w:t>
-      </w:r>
-      <w:proofErr w:type="gramEnd"/>
+        <w:t>( ok )</w:t>
+      </w:r>
+    </w:p>
+    <w:p>
+      <w:pPr>
+        <w:rPr>
+          <w:b/>
+          <w:bCs/>
+          <w:lang w:val="en-US"/>
+        </w:rPr>
+      </w:pPr>
+      <w:r>
+        <w:rPr>
+          <w:b/>
+          <w:bCs/>
+          <w:lang w:val="en-US"/>
+        </w:rPr>
+        <w:br/>
+      </w:r>
+      <w:r>
+        <w:rPr>
+          <w:b/>
+          <w:bCs/>
+          <w:color w:val="EE0000"/>
+          <w:lang w:val="en-US"/>
+        </w:rPr>
+        <w:t xml:space="preserve">Process RL </w:t>
+      </w:r>
+      <w:r>
+        <w:rPr>
+          <w:b/>
+          <w:bCs/>
+          <w:color w:val="EE0000"/>
+          <w:lang w:val="en-US"/>
+        </w:rPr>
+        <w:t>AWB:</w:t>
+      </w:r>
+      <w:r>
+        <w:rPr>
+          <w:b/>
+          <w:bCs/>
+          <w:color w:val="EE0000"/>
+          <w:lang w:val="en-US"/>
+        </w:rPr>
+        <w:t xml:space="preserve"> </w:t>
+      </w:r>
+      <w:r>
+        <w:rPr>
+          <w:b/>
+          <w:bCs/>
+          <w:color w:val="EE0000"/>
+          <w:lang w:val="en-US"/>
+        </w:rPr>
+        <w:br/>
+      </w:r>
+      <w:r>
+        <w:rPr>
+          <w:b/>
+          <w:bCs/>
+          <w:lang w:val="en-US"/>
+        </w:rPr>
+        <w:t>.\scripts\launch_saisie.ps1 -Project AWB -Module MegaCustody -</w:t>
+      </w:r>
+      <w:proofErr w:type="spellStart"/>
+      <w:r>
+        <w:rPr>
+          <w:b/>
+          <w:bCs/>
+          <w:lang w:val="en-US"/>
+        </w:rPr>
+        <w:t>RunProfile</w:t>
+      </w:r>
+      <w:proofErr w:type="spellEnd"/>
+      <w:r>
+        <w:rPr>
+          <w:b/>
+          <w:bCs/>
+          <w:lang w:val="en-US"/>
+        </w:rPr>
+        <w:t xml:space="preserve"> </w:t>
+      </w:r>
+      <w:proofErr w:type="spellStart"/>
+      <w:r>
+        <w:rPr>
+          <w:b/>
+          <w:bCs/>
+          <w:lang w:val="en-US"/>
+        </w:rPr>
+        <w:t>ProcessRL</w:t>
+      </w:r>
+      <w:proofErr w:type="spellEnd"/>
+      <w:r>
+        <w:rPr>
+          <w:b/>
+          <w:bCs/>
+          <w:lang w:val="en-US"/>
+        </w:rPr>
+        <w:t xml:space="preserve"> </w:t>
+      </w:r>
+      <w:r>
+        <w:rPr>
+          <w:b/>
+          <w:bCs/>
+          <w:lang w:val="en-US"/>
+        </w:rPr>
+        <w:t xml:space="preserve"> </w:t>
+      </w:r>
       <w:r>
         <w:rPr>
           <w:b/>
@@ -702,9 +624,76 @@
           <w:highlight w:val="yellow"/>
           <w:lang w:val="en-US"/>
         </w:rPr>
+        <w:t>( ok )</w:t>
+      </w:r>
+      <w:r>
+        <w:rPr>
+          <w:b/>
+          <w:bCs/>
+          <w:lang w:val="en-US"/>
+        </w:rPr>
         <w:t xml:space="preserve"> </w:t>
       </w:r>
-      <w:proofErr w:type="gramStart"/>
+    </w:p>
+    <w:p>
+      <w:pPr>
+        <w:rPr>
+          <w:b/>
+          <w:bCs/>
+          <w:lang w:val="en-US"/>
+        </w:rPr>
+      </w:pPr>
+    </w:p>
+    <w:p>
+      <w:pPr>
+        <w:rPr>
+          <w:b/>
+          <w:bCs/>
+          <w:lang w:val="en-US"/>
+        </w:rPr>
+      </w:pPr>
+      <w:r>
+        <w:rPr>
+          <w:b/>
+          <w:bCs/>
+          <w:color w:val="EE0000"/>
+          <w:lang w:val="en-US"/>
+        </w:rPr>
+        <w:t>Process SWIFT</w:t>
+      </w:r>
+      <w:r>
+        <w:rPr>
+          <w:b/>
+          <w:bCs/>
+          <w:color w:val="EE0000"/>
+          <w:lang w:val="en-US"/>
+        </w:rPr>
+        <w:t>:</w:t>
+      </w:r>
+      <w:r>
+        <w:rPr>
+          <w:b/>
+          <w:bCs/>
+          <w:lang w:val="en-US"/>
+        </w:rPr>
+        <w:br/>
+      </w:r>
+      <w:r>
+        <w:rPr>
+          <w:b/>
+          <w:bCs/>
+          <w:lang w:val="en-US"/>
+        </w:rPr>
+        <w:t>python Process_Swift_AWB.py</w:t>
+      </w:r>
+      <w:r>
+        <w:rPr>
+          <w:b/>
+          <w:bCs/>
+          <w:lang w:val="en-US"/>
+        </w:rPr>
+        <w:t xml:space="preserve"> </w:t>
+      </w:r>
       <w:r>
         <w:rPr>
           <w:b/>
@@ -712,18 +701,8 @@
           <w:highlight w:val="yellow"/>
           <w:lang w:val="en-US"/>
         </w:rPr>
-        <w:t>ok )</w:t>
-      </w:r>
-      <w:proofErr w:type="gramEnd"/>
-    </w:p>
-    <w:p>
-      <w:pPr>
-        <w:rPr>
-          <w:b/>
-          <w:bCs/>
-          <w:lang w:val="en-US"/>
-        </w:rPr>
-      </w:pPr>
+        <w:t>( ok )</w:t>
+      </w:r>
       <w:r>
         <w:rPr>
           <w:b/>
@@ -736,34 +715,23 @@
         <w:rPr>
           <w:b/>
           <w:bCs/>
+          <w:lang w:val="en-US"/>
+        </w:rPr>
+        <w:br/>
+      </w:r>
+      <w:r>
+        <w:rPr>
+          <w:b/>
+          <w:bCs/>
           <w:color w:val="EE0000"/>
           <w:lang w:val="en-US"/>
         </w:rPr>
-        <w:t xml:space="preserve">Process RL </w:t>
-      </w:r>
-      <w:r>
-        <w:rPr>
-          <w:b/>
-          <w:bCs/>
-          <w:color w:val="EE0000"/>
-          <w:lang w:val="en-US"/>
-        </w:rPr>
-        <w:t>AWB:</w:t>
-      </w:r>
-      <w:r>
-        <w:rPr>
-          <w:b/>
-          <w:bCs/>
-          <w:color w:val="EE0000"/>
-          <w:lang w:val="en-US"/>
-        </w:rPr>
-        <w:t xml:space="preserve"> </w:t>
-      </w:r>
-      <w:r>
-        <w:rPr>
-          <w:b/>
-          <w:bCs/>
-          <w:color w:val="EE0000"/>
+        <w:t>Process OST:</w:t>
+      </w:r>
+      <w:r>
+        <w:rPr>
+          <w:b/>
+          <w:bCs/>
           <w:lang w:val="en-US"/>
         </w:rPr>
         <w:br/>
@@ -774,32 +742,15 @@
           <w:bCs/>
           <w:lang w:val="en-US"/>
         </w:rPr>
-        <w:t xml:space="preserve">.\scripts\launch_saisie.ps1 -Project AWB -Module MegaCustody -RunProfile </w:t>
-      </w:r>
-      <w:proofErr w:type="gramStart"/>
-      <w:r>
-        <w:rPr>
-          <w:b/>
-          <w:bCs/>
-          <w:lang w:val="en-US"/>
-        </w:rPr>
-        <w:t>ProcessRL</w:t>
-      </w:r>
-      <w:r>
-        <w:rPr>
-          <w:b/>
-          <w:bCs/>
-          <w:lang w:val="en-US"/>
-        </w:rPr>
-        <w:t xml:space="preserve"> </w:t>
-      </w:r>
-      <w:r>
-        <w:rPr>
-          <w:b/>
-          <w:bCs/>
-          <w:lang w:val="en-US"/>
-        </w:rPr>
-        <w:t xml:space="preserve"> </w:t>
+        <w:t>python ost_awb.py "Paiement de dividendes en espèce"</w:t>
+      </w:r>
+      <w:r>
+        <w:rPr>
+          <w:b/>
+          <w:bCs/>
+          <w:lang w:val="en-US"/>
+        </w:rPr>
+        <w:t xml:space="preserve">  </w:t>
       </w:r>
       <w:r>
         <w:rPr>
@@ -808,205 +759,8 @@
           <w:highlight w:val="yellow"/>
           <w:lang w:val="en-US"/>
         </w:rPr>
-        <w:t>(</w:t>
-      </w:r>
-      <w:proofErr w:type="gramEnd"/>
-      <w:r>
-        <w:rPr>
-          <w:b/>
-          <w:bCs/>
-          <w:highlight w:val="yellow"/>
-          <w:lang w:val="en-US"/>
-        </w:rPr>
-        <w:t xml:space="preserve"> </w:t>
-      </w:r>
-      <w:proofErr w:type="gramStart"/>
-      <w:r>
-        <w:rPr>
-          <w:b/>
-          <w:bCs/>
-          <w:highlight w:val="yellow"/>
-          <w:lang w:val="en-US"/>
-        </w:rPr>
-        <w:t>ok )</w:t>
-      </w:r>
-      <w:proofErr w:type="gramEnd"/>
-      <w:r>
-        <w:rPr>
-          <w:b/>
-          <w:bCs/>
-          <w:lang w:val="en-US"/>
-        </w:rPr>
-        <w:t xml:space="preserve"> </w:t>
-      </w:r>
-    </w:p>
-    <w:p>
-      <w:pPr>
-        <w:rPr>
-          <w:b/>
-          <w:bCs/>
-          <w:lang w:val="en-US"/>
-        </w:rPr>
-      </w:pPr>
-    </w:p>
-    <w:p>
-      <w:pPr>
-        <w:rPr>
-          <w:b/>
-          <w:bCs/>
-          <w:lang w:val="en-US"/>
-        </w:rPr>
-      </w:pPr>
-      <w:r>
-        <w:rPr>
-          <w:b/>
-          <w:bCs/>
-          <w:color w:val="EE0000"/>
-          <w:lang w:val="en-US"/>
-        </w:rPr>
-        <w:t>Process SWIFT</w:t>
-      </w:r>
-      <w:r>
-        <w:rPr>
-          <w:b/>
-          <w:bCs/>
-          <w:color w:val="EE0000"/>
-          <w:lang w:val="en-US"/>
-        </w:rPr>
-        <w:t>:</w:t>
-      </w:r>
-      <w:r>
-        <w:rPr>
-          <w:b/>
-          <w:bCs/>
-          <w:lang w:val="en-US"/>
-        </w:rPr>
-        <w:br/>
-      </w:r>
-      <w:r>
-        <w:rPr>
-          <w:b/>
-          <w:bCs/>
-          <w:lang w:val="en-US"/>
-        </w:rPr>
-        <w:t>python Process_Swift_AWB.py</w:t>
-      </w:r>
-      <w:r>
-        <w:rPr>
-          <w:b/>
-          <w:bCs/>
-          <w:lang w:val="en-US"/>
-        </w:rPr>
-        <w:t xml:space="preserve"> </w:t>
-      </w:r>
-      <w:proofErr w:type="gramStart"/>
-      <w:r>
-        <w:rPr>
-          <w:b/>
-          <w:bCs/>
-          <w:highlight w:val="yellow"/>
-          <w:lang w:val="en-US"/>
-        </w:rPr>
-        <w:t>( ok</w:t>
-      </w:r>
-      <w:proofErr w:type="gramEnd"/>
-      <w:r>
-        <w:rPr>
-          <w:b/>
-          <w:bCs/>
-          <w:highlight w:val="yellow"/>
-          <w:lang w:val="en-US"/>
-        </w:rPr>
-        <w:t xml:space="preserve"> )</w:t>
-      </w:r>
-      <w:r>
-        <w:rPr>
-          <w:b/>
-          <w:bCs/>
-          <w:lang w:val="en-US"/>
-        </w:rPr>
-        <w:br/>
-      </w:r>
-      <w:r>
-        <w:rPr>
-          <w:b/>
-          <w:bCs/>
-          <w:lang w:val="en-US"/>
-        </w:rPr>
-        <w:br/>
-      </w:r>
-      <w:r>
-        <w:rPr>
-          <w:b/>
-          <w:bCs/>
-          <w:color w:val="EE0000"/>
-          <w:lang w:val="en-US"/>
-        </w:rPr>
-        <w:t>Process OST:</w:t>
-      </w:r>
-      <w:r>
-        <w:rPr>
-          <w:b/>
-          <w:bCs/>
-          <w:lang w:val="en-US"/>
-        </w:rPr>
-        <w:br/>
-      </w:r>
-      <w:r>
-        <w:rPr>
-          <w:b/>
-          <w:bCs/>
-          <w:lang w:val="en-US"/>
-        </w:rPr>
-        <w:t>python ost_awb.py "Paiement de dividendes en espèce</w:t>
-      </w:r>
-      <w:proofErr w:type="gramStart"/>
-      <w:r>
-        <w:rPr>
-          <w:b/>
-          <w:bCs/>
-          <w:lang w:val="en-US"/>
-        </w:rPr>
-        <w:t>"</w:t>
-      </w:r>
-      <w:r>
-        <w:rPr>
-          <w:b/>
-          <w:bCs/>
-          <w:lang w:val="en-US"/>
-        </w:rPr>
-        <w:t xml:space="preserve">  </w:t>
-      </w:r>
-      <w:r>
-        <w:rPr>
-          <w:b/>
-          <w:bCs/>
-          <w:highlight w:val="yellow"/>
-          <w:lang w:val="en-US"/>
-        </w:rPr>
-        <w:t>(</w:t>
-      </w:r>
-      <w:proofErr w:type="gramEnd"/>
-      <w:r>
-        <w:rPr>
-          <w:b/>
-          <w:bCs/>
-          <w:highlight w:val="yellow"/>
-          <w:lang w:val="en-US"/>
-        </w:rPr>
-        <w:t xml:space="preserve"> </w:t>
-      </w:r>
-      <w:proofErr w:type="gramStart"/>
-      <w:r>
-        <w:rPr>
-          <w:b/>
-          <w:bCs/>
-          <w:highlight w:val="yellow"/>
-          <w:lang w:val="en-US"/>
-        </w:rPr>
-        <w:t>ok )</w:t>
-      </w:r>
-      <w:proofErr w:type="gramEnd"/>
+        <w:t>( ok )</w:t>
+      </w:r>
     </w:p>
     <w:p>
       <w:pPr>
@@ -1096,7 +850,6 @@
           <w:lang w:val="en-US"/>
         </w:rPr>
       </w:pPr>
-      <w:proofErr w:type="gramStart"/>
       <w:r>
         <w:rPr>
           <w:b/>
@@ -1104,9 +857,8 @@
           <w:color w:val="00B050"/>
           <w:lang w:val="en-US"/>
         </w:rPr>
-        <w:t>MegaCommon :</w:t>
-      </w:r>
-      <w:proofErr w:type="gramEnd"/>
+        <w:t>MegaCommon : </w:t>
+      </w:r>
       <w:r>
         <w:rPr>
           <w:b/>
@@ -1114,8 +866,25 @@
           <w:color w:val="00B050"/>
           <w:lang w:val="en-US"/>
         </w:rPr>
-        <w:t> </w:t>
-      </w:r>
+        <w:br/>
+      </w:r>
+      <w:r>
+        <w:rPr>
+          <w:b/>
+          <w:bCs/>
+          <w:lang w:val="en-US"/>
+        </w:rPr>
+        <w:t>.\scripts\launch_non_regression.ps1 -Project BMCE -Module MegaCommon</w:t>
+      </w:r>
+    </w:p>
+    <w:p>
+      <w:pPr>
+        <w:rPr>
+          <w:b/>
+          <w:bCs/>
+          <w:lang w:val="en-US"/>
+        </w:rPr>
+      </w:pPr>
       <w:r>
         <w:rPr>
           <w:b/>
@@ -1123,6 +892,14 @@
           <w:color w:val="00B050"/>
           <w:lang w:val="en-US"/>
         </w:rPr>
+        <w:t xml:space="preserve">Megacor : </w:t>
+      </w:r>
+      <w:r>
+        <w:rPr>
+          <w:b/>
+          <w:bCs/>
+          <w:lang w:val="en-US"/>
+        </w:rPr>
         <w:br/>
       </w:r>
       <w:r>
@@ -1131,18 +908,17 @@
           <w:bCs/>
           <w:lang w:val="en-US"/>
         </w:rPr>
-        <w:t>.\scripts\launch_non_regression.ps1 -Project BMCE -Module MegaCommon</w:t>
-      </w:r>
-    </w:p>
-    <w:p>
-      <w:pPr>
-        <w:rPr>
-          <w:b/>
-          <w:bCs/>
-          <w:lang w:val="en-US"/>
-        </w:rPr>
-      </w:pPr>
-      <w:proofErr w:type="gramStart"/>
+        <w:t>.\scripts\launch_non_regression.ps1 -Project BMCE -Module MegaCor</w:t>
+      </w:r>
+    </w:p>
+    <w:p>
+      <w:pPr>
+        <w:rPr>
+          <w:b/>
+          <w:bCs/>
+          <w:lang w:val="en-US"/>
+        </w:rPr>
+      </w:pPr>
       <w:r>
         <w:rPr>
           <w:b/>
@@ -1150,9 +926,33 @@
           <w:color w:val="00B050"/>
           <w:lang w:val="en-US"/>
         </w:rPr>
-        <w:t>Megacor :</w:t>
-      </w:r>
-      <w:proofErr w:type="gramEnd"/>
+        <w:t xml:space="preserve"># MegaLend </w:t>
+      </w:r>
+      <w:r>
+        <w:rPr>
+          <w:b/>
+          <w:bCs/>
+          <w:lang w:val="en-US"/>
+        </w:rPr>
+        <w:br/>
+      </w:r>
+      <w:r>
+        <w:rPr>
+          <w:b/>
+          <w:bCs/>
+          <w:lang w:val="en-US"/>
+        </w:rPr>
+        <w:t>.\scripts\launch_non_regression.ps1 -Project BMCE -Module MegaLend</w:t>
+      </w:r>
+    </w:p>
+    <w:p>
+      <w:pPr>
+        <w:rPr>
+          <w:b/>
+          <w:bCs/>
+          <w:lang w:val="en-US"/>
+        </w:rPr>
+      </w:pPr>
       <w:r>
         <w:rPr>
           <w:b/>
@@ -1160,7 +960,7 @@
           <w:color w:val="00B050"/>
           <w:lang w:val="en-US"/>
         </w:rPr>
-        <w:t xml:space="preserve"> </w:t>
+        <w:t># Trade</w:t>
       </w:r>
       <w:r>
         <w:rPr>
@@ -1176,7 +976,7 @@
           <w:bCs/>
           <w:lang w:val="en-US"/>
         </w:rPr>
-        <w:t>.\scripts\launch_non_regression.ps1 -Project BMCE -Module MegaCor</w:t>
+        <w:t>.\scripts\launch_non_regression.ps1 -Project BMCE -Module MegaTrade</w:t>
       </w:r>
     </w:p>
     <w:p>
@@ -1194,7 +994,7 @@
           <w:color w:val="00B050"/>
           <w:lang w:val="en-US"/>
         </w:rPr>
-        <w:t xml:space="preserve"># MegaLend </w:t>
+        <w:t># Accounting</w:t>
       </w:r>
       <w:r>
         <w:rPr>
@@ -1210,8 +1010,18 @@
           <w:bCs/>
           <w:lang w:val="en-US"/>
         </w:rPr>
-        <w:t>.\scripts\launch_non_regression.ps1 -Project BMCE -Module MegaLend</w:t>
-      </w:r>
+        <w:t xml:space="preserve">.\scripts\launch_non_regression.ps1 -Project BMCE -Module </w:t>
+      </w:r>
+      <w:proofErr w:type="spellStart"/>
+      <w:r>
+        <w:rPr>
+          <w:b/>
+          <w:bCs/>
+          <w:lang w:val="en-US"/>
+        </w:rPr>
+        <w:t>MegaAccounting</w:t>
+      </w:r>
+      <w:proofErr w:type="spellEnd"/>
     </w:p>
     <w:p>
       <w:pPr>
@@ -1228,7 +1038,7 @@
           <w:color w:val="00B050"/>
           <w:lang w:val="en-US"/>
         </w:rPr>
-        <w:t># Trade</w:t>
+        <w:t># Compliance</w:t>
       </w:r>
       <w:r>
         <w:rPr>
@@ -1244,7 +1054,7 @@
           <w:bCs/>
           <w:lang w:val="en-US"/>
         </w:rPr>
-        <w:t>.\scripts\launch_non_regression.ps1 -Project BMCE -Module MegaTrade</w:t>
+        <w:t>.\scripts\launch_non_regression.ps1 -Project BMCE -Module MegaCompliance</w:t>
       </w:r>
     </w:p>
     <w:p>
@@ -1262,7 +1072,7 @@
           <w:color w:val="00B050"/>
           <w:lang w:val="en-US"/>
         </w:rPr>
-        <w:t># Accounting</w:t>
+        <w:t xml:space="preserve"># Issuer </w:t>
       </w:r>
       <w:r>
         <w:rPr>
@@ -1278,8 +1088,27 @@
           <w:bCs/>
           <w:lang w:val="en-US"/>
         </w:rPr>
-        <w:t>.\scripts\launch_non_regression.ps1 -Project BMCE -Module MegaAccounting</w:t>
-      </w:r>
+        <w:t xml:space="preserve">.\scripts\launch_non_regression.ps1 -Project BMCE -Module </w:t>
+      </w:r>
+      <w:proofErr w:type="spellStart"/>
+      <w:r>
+        <w:rPr>
+          <w:b/>
+          <w:bCs/>
+          <w:lang w:val="en-US"/>
+        </w:rPr>
+        <w:t>MegaIssuer</w:t>
+      </w:r>
+      <w:proofErr w:type="spellEnd"/>
+    </w:p>
+    <w:p>
+      <w:pPr>
+        <w:rPr>
+          <w:b/>
+          <w:bCs/>
+          <w:lang w:val="en-US"/>
+        </w:rPr>
+      </w:pPr>
     </w:p>
     <w:p>
       <w:pPr>
@@ -1296,33 +1125,9 @@
           <w:color w:val="00B050"/>
           <w:lang w:val="en-US"/>
         </w:rPr>
-        <w:t># Compliance</w:t>
-      </w:r>
-      <w:r>
-        <w:rPr>
-          <w:b/>
-          <w:bCs/>
-          <w:lang w:val="en-US"/>
-        </w:rPr>
-        <w:br/>
-      </w:r>
-      <w:r>
-        <w:rPr>
-          <w:b/>
-          <w:bCs/>
-          <w:lang w:val="en-US"/>
-        </w:rPr>
-        <w:t>.\scripts\launch_non_regression.ps1 -Project BMCE -Module MegaCompliance</w:t>
-      </w:r>
-    </w:p>
-    <w:p>
-      <w:pPr>
-        <w:rPr>
-          <w:b/>
-          <w:bCs/>
-          <w:lang w:val="en-US"/>
-        </w:rPr>
-      </w:pPr>
+        <w:t xml:space="preserve">Si je </w:t>
+      </w:r>
+      <w:proofErr w:type="spellStart"/>
       <w:r>
         <w:rPr>
           <w:b/>
@@ -1330,42 +1135,9 @@
           <w:color w:val="00B050"/>
           <w:lang w:val="en-US"/>
         </w:rPr>
-        <w:t xml:space="preserve"># Issuer </w:t>
-      </w:r>
-      <w:r>
-        <w:rPr>
-          <w:b/>
-          <w:bCs/>
-          <w:lang w:val="en-US"/>
-        </w:rPr>
-        <w:br/>
-      </w:r>
-      <w:r>
-        <w:rPr>
-          <w:b/>
-          <w:bCs/>
-          <w:lang w:val="en-US"/>
-        </w:rPr>
-        <w:t>.\scripts\launch_non_regression.ps1 -Project BMCE -Module MegaIssuer</w:t>
-      </w:r>
-    </w:p>
-    <w:p>
-      <w:pPr>
-        <w:rPr>
-          <w:b/>
-          <w:bCs/>
-          <w:lang w:val="en-US"/>
-        </w:rPr>
-      </w:pPr>
-    </w:p>
-    <w:p>
-      <w:pPr>
-        <w:rPr>
-          <w:b/>
-          <w:bCs/>
-          <w:lang w:val="en-US"/>
-        </w:rPr>
-      </w:pPr>
+        <w:t>veux</w:t>
+      </w:r>
+      <w:proofErr w:type="spellEnd"/>
       <w:r>
         <w:rPr>
           <w:b/>
@@ -1373,7 +1145,27 @@
           <w:color w:val="00B050"/>
           <w:lang w:val="en-US"/>
         </w:rPr>
-        <w:t xml:space="preserve">Si je veux lancer tous les modules en </w:t>
+        <w:t xml:space="preserve"> lancer </w:t>
+      </w:r>
+      <w:proofErr w:type="spellStart"/>
+      <w:r>
+        <w:rPr>
+          <w:b/>
+          <w:bCs/>
+          <w:color w:val="00B050"/>
+          <w:lang w:val="en-US"/>
+        </w:rPr>
+        <w:t>tous</w:t>
+      </w:r>
+      <w:proofErr w:type="spellEnd"/>
+      <w:r>
+        <w:rPr>
+          <w:b/>
+          <w:bCs/>
+          <w:color w:val="00B050"/>
+          <w:lang w:val="en-US"/>
+        </w:rPr>
+        <w:t xml:space="preserve"> les modules en </w:t>
       </w:r>
       <w:r>
         <w:rPr>
@@ -1417,34 +1209,60 @@
           <w:bCs/>
           <w:lang w:val="en-US"/>
         </w:rPr>
-        <w:t>foreach ($m in $</w:t>
-      </w:r>
-      <w:proofErr w:type="gramStart"/>
-      <w:r>
-        <w:rPr>
-          <w:b/>
-          <w:bCs/>
-          <w:lang w:val="en-US"/>
-        </w:rPr>
-        <w:t>modules) {</w:t>
-      </w:r>
-      <w:proofErr w:type="gramEnd"/>
-    </w:p>
-    <w:p>
-      <w:pPr>
-        <w:rPr>
-          <w:b/>
-          <w:bCs/>
-          <w:lang w:val="en-US"/>
-        </w:rPr>
-      </w:pPr>
-      <w:r>
-        <w:rPr>
-          <w:b/>
-          <w:bCs/>
-          <w:lang w:val="en-US"/>
-        </w:rPr>
-        <w:t xml:space="preserve">    Write-Host "`n===== Lancement BMCE / $m =====" -ForegroundColor Cyan</w:t>
+        <w:t>foreach ($m in $modules) {</w:t>
+      </w:r>
+    </w:p>
+    <w:p>
+      <w:pPr>
+        <w:rPr>
+          <w:b/>
+          <w:bCs/>
+          <w:lang w:val="en-US"/>
+        </w:rPr>
+      </w:pPr>
+      <w:r>
+        <w:rPr>
+          <w:b/>
+          <w:bCs/>
+          <w:lang w:val="en-US"/>
+        </w:rPr>
+        <w:t xml:space="preserve">    Write-Host "`n===== </w:t>
+      </w:r>
+      <w:proofErr w:type="spellStart"/>
+      <w:r>
+        <w:rPr>
+          <w:b/>
+          <w:bCs/>
+          <w:lang w:val="en-US"/>
+        </w:rPr>
+        <w:t>Lancement</w:t>
+      </w:r>
+      <w:proofErr w:type="spellEnd"/>
+      <w:r>
+        <w:rPr>
+          <w:b/>
+          <w:bCs/>
+          <w:lang w:val="en-US"/>
+        </w:rPr>
+        <w:t xml:space="preserve"> BMCE / $m =====" -</w:t>
+      </w:r>
+      <w:proofErr w:type="spellStart"/>
+      <w:r>
+        <w:rPr>
+          <w:b/>
+          <w:bCs/>
+          <w:lang w:val="en-US"/>
+        </w:rPr>
+        <w:t>ForegroundColor</w:t>
+      </w:r>
+      <w:proofErr w:type="spellEnd"/>
+      <w:r>
+        <w:rPr>
+          <w:b/>
+          <w:bCs/>
+          <w:lang w:val="en-US"/>
+        </w:rPr>
+        <w:t xml:space="preserve"> Cyan</w:t>
       </w:r>
     </w:p>
     <w:p>
@@ -1512,43 +1330,43 @@
           <w:bCs/>
           <w:lang w:val="en-US"/>
         </w:rPr>
-        <w:t xml:space="preserve">        Write-Host "ECHEC sur $</w:t>
-      </w:r>
-      <w:proofErr w:type="gramStart"/>
-      <w:r>
-        <w:rPr>
-          <w:b/>
-          <w:bCs/>
-          <w:lang w:val="en-US"/>
-        </w:rPr>
-        <w:t>m :</w:t>
-      </w:r>
-      <w:proofErr w:type="gramEnd"/>
-      <w:r>
-        <w:rPr>
-          <w:b/>
-          <w:bCs/>
-          <w:lang w:val="en-US"/>
-        </w:rPr>
-        <w:t xml:space="preserve"> $($</w:t>
-      </w:r>
-      <w:proofErr w:type="gramStart"/>
-      <w:r>
-        <w:rPr>
-          <w:b/>
-          <w:bCs/>
-          <w:lang w:val="en-US"/>
-        </w:rPr>
-        <w:t>_.Exception.Message</w:t>
-      </w:r>
-      <w:proofErr w:type="gramEnd"/>
-      <w:r>
-        <w:rPr>
-          <w:b/>
-          <w:bCs/>
-          <w:lang w:val="en-US"/>
-        </w:rPr>
-        <w:t>)" -ForegroundColor Red</w:t>
+        <w:t xml:space="preserve">        Write-Host "ECHEC sur $m : $($_.</w:t>
+      </w:r>
+      <w:proofErr w:type="spellStart"/>
+      <w:r>
+        <w:rPr>
+          <w:b/>
+          <w:bCs/>
+          <w:lang w:val="en-US"/>
+        </w:rPr>
+        <w:t>Exception.Message</w:t>
+      </w:r>
+      <w:proofErr w:type="spellEnd"/>
+      <w:r>
+        <w:rPr>
+          <w:b/>
+          <w:bCs/>
+          <w:lang w:val="en-US"/>
+        </w:rPr>
+        <w:t>)" -</w:t>
+      </w:r>
+      <w:proofErr w:type="spellStart"/>
+      <w:r>
+        <w:rPr>
+          <w:b/>
+          <w:bCs/>
+          <w:lang w:val="en-US"/>
+        </w:rPr>
+        <w:t>ForegroundColor</w:t>
+      </w:r>
+      <w:proofErr w:type="spellEnd"/>
+      <w:r>
+        <w:rPr>
+          <w:b/>
+          <w:bCs/>
+          <w:lang w:val="en-US"/>
+        </w:rPr>
+        <w:t xml:space="preserve"> Red</w:t>
       </w:r>
     </w:p>
     <w:p>
@@ -1599,7 +1417,43 @@
           <w:bCs/>
           <w:lang w:val="en-US"/>
         </w:rPr>
-        <w:t>Write-Host "`n===== Tous les modules traites =====" -ForegroundColor Green</w:t>
+        <w:t xml:space="preserve">Write-Host "`n===== Tous les modules </w:t>
+      </w:r>
+      <w:proofErr w:type="spellStart"/>
+      <w:r>
+        <w:rPr>
+          <w:b/>
+          <w:bCs/>
+          <w:lang w:val="en-US"/>
+        </w:rPr>
+        <w:t>traites</w:t>
+      </w:r>
+      <w:proofErr w:type="spellEnd"/>
+      <w:r>
+        <w:rPr>
+          <w:b/>
+          <w:bCs/>
+          <w:lang w:val="en-US"/>
+        </w:rPr>
+        <w:t xml:space="preserve"> =====" -</w:t>
+      </w:r>
+      <w:proofErr w:type="spellStart"/>
+      <w:r>
+        <w:rPr>
+          <w:b/>
+          <w:bCs/>
+          <w:lang w:val="en-US"/>
+        </w:rPr>
+        <w:t>ForegroundColor</w:t>
+      </w:r>
+      <w:proofErr w:type="spellEnd"/>
+      <w:r>
+        <w:rPr>
+          <w:b/>
+          <w:bCs/>
+          <w:lang w:val="en-US"/>
+        </w:rPr>
+        <w:t xml:space="preserve"> Green</w:t>
       </w:r>
     </w:p>
     <w:p>
@@ -1668,7 +1522,6 @@
         </w:rPr>
         <w:br/>
       </w:r>
-      <w:proofErr w:type="gramStart"/>
       <w:r>
         <w:rPr>
           <w:b/>
@@ -1678,19 +1531,7 @@
           <w:color w:val="00B050"/>
           <w:lang w:val="en-US"/>
         </w:rPr>
-        <w:t>Custody :</w:t>
-      </w:r>
-      <w:proofErr w:type="gramEnd"/>
-      <w:r>
-        <w:rPr>
-          <w:b/>
-          <w:bCs/>
-          <w:i/>
-          <w:iCs/>
-          <w:color w:val="00B050"/>
-          <w:lang w:val="en-US"/>
-        </w:rPr>
-        <w:t> </w:t>
+        <w:t>Custody : </w:t>
       </w:r>
       <w:r>
         <w:rPr>
@@ -1723,7 +1564,6 @@
         </w:rPr>
         <w:t xml:space="preserve"> </w:t>
       </w:r>
-      <w:proofErr w:type="gramStart"/>
       <w:r>
         <w:rPr>
           <w:b/>
@@ -1731,17 +1571,7 @@
           <w:highlight w:val="yellow"/>
           <w:lang w:val="en-US"/>
         </w:rPr>
-        <w:t>( ok</w:t>
-      </w:r>
-      <w:proofErr w:type="gramEnd"/>
-      <w:r>
-        <w:rPr>
-          <w:b/>
-          <w:bCs/>
-          <w:highlight w:val="yellow"/>
-          <w:lang w:val="en-US"/>
-        </w:rPr>
-        <w:t xml:space="preserve"> )</w:t>
+        <w:t>( ok )</w:t>
       </w:r>
     </w:p>
     <w:p>
@@ -1798,7 +1628,6 @@
         </w:rPr>
         <w:t xml:space="preserve"> </w:t>
       </w:r>
-      <w:proofErr w:type="gramStart"/>
       <w:r>
         <w:rPr>
           <w:b/>
@@ -1817,9 +1646,8 @@
           <w:highlight w:val="yellow"/>
           <w:lang w:val="en-US"/>
         </w:rPr>
-        <w:t>(</w:t>
-      </w:r>
-      <w:proofErr w:type="gramEnd"/>
+        <w:t xml:space="preserve">( </w:t>
+      </w:r>
       <w:r>
         <w:rPr>
           <w:b/>
@@ -1827,7 +1655,7 @@
           <w:highlight w:val="yellow"/>
           <w:lang w:val="en-US"/>
         </w:rPr>
-        <w:t xml:space="preserve"> </w:t>
+        <w:t xml:space="preserve">not </w:t>
       </w:r>
       <w:r>
         <w:rPr>
@@ -1836,19 +1664,8 @@
           <w:highlight w:val="yellow"/>
           <w:lang w:val="en-US"/>
         </w:rPr>
-        <w:t xml:space="preserve">not </w:t>
-      </w:r>
-      <w:proofErr w:type="gramStart"/>
-      <w:r>
-        <w:rPr>
-          <w:b/>
-          <w:bCs/>
-          <w:highlight w:val="yellow"/>
-          <w:lang w:val="en-US"/>
-        </w:rPr>
         <w:t>ok )</w:t>
       </w:r>
-      <w:proofErr w:type="gramEnd"/>
     </w:p>
     <w:p>
       <w:pPr>
@@ -2154,7 +1971,6 @@
         <w:lastRenderedPageBreak/>
         <w:br/>
       </w:r>
-      <w:proofErr w:type="gramStart"/>
       <w:r>
         <w:rPr>
           <w:b/>
@@ -2164,10 +1980,298 @@
           <w:color w:val="EE0000"/>
           <w:lang w:val="en-US"/>
         </w:rPr>
-        <w:t>CDG :</w:t>
-      </w:r>
-      <w:proofErr w:type="gramEnd"/>
-      <w:r>
+        <w:t>CDG : </w:t>
+      </w:r>
+    </w:p>
+    <w:p>
+      <w:pPr>
+        <w:rPr>
+          <w:b/>
+          <w:bCs/>
+          <w:color w:val="00B050"/>
+          <w:lang w:val="en-US"/>
+        </w:rPr>
+      </w:pPr>
+      <w:r>
+        <w:rPr>
+          <w:b/>
+          <w:bCs/>
+          <w:color w:val="00B050"/>
+          <w:lang w:val="en-US"/>
+        </w:rPr>
+        <w:t># MegaCommon</w:t>
+      </w:r>
+    </w:p>
+    <w:p>
+      <w:pPr>
+        <w:rPr>
+          <w:b/>
+          <w:bCs/>
+          <w:lang w:val="en-US"/>
+        </w:rPr>
+      </w:pPr>
+      <w:r>
+        <w:rPr>
+          <w:b/>
+          <w:bCs/>
+          <w:lang w:val="en-US"/>
+        </w:rPr>
+        <w:t>.\scripts\launch_non_regression.ps1 -Project CDG -Module MegaCommon</w:t>
+      </w:r>
+    </w:p>
+    <w:p>
+      <w:pPr>
+        <w:rPr>
+          <w:b/>
+          <w:bCs/>
+          <w:color w:val="00B050"/>
+          <w:lang w:val="en-US"/>
+        </w:rPr>
+      </w:pPr>
+    </w:p>
+    <w:p>
+      <w:pPr>
+        <w:rPr>
+          <w:b/>
+          <w:bCs/>
+          <w:color w:val="00B050"/>
+          <w:lang w:val="en-US"/>
+        </w:rPr>
+      </w:pPr>
+      <w:r>
+        <w:rPr>
+          <w:b/>
+          <w:bCs/>
+          <w:color w:val="00B050"/>
+          <w:lang w:val="en-US"/>
+        </w:rPr>
+        <w:t># MegaCustody</w:t>
+      </w:r>
+    </w:p>
+    <w:p>
+      <w:pPr>
+        <w:rPr>
+          <w:b/>
+          <w:bCs/>
+          <w:lang w:val="en-US"/>
+        </w:rPr>
+      </w:pPr>
+      <w:r>
+        <w:rPr>
+          <w:b/>
+          <w:bCs/>
+          <w:lang w:val="en-US"/>
+        </w:rPr>
+        <w:t>.\scripts\launch_non_regression.ps1 -Project CDG -Module MegaCustody</w:t>
+      </w:r>
+    </w:p>
+    <w:p>
+      <w:pPr>
+        <w:rPr>
+          <w:b/>
+          <w:bCs/>
+          <w:color w:val="00B050"/>
+          <w:lang w:val="en-US"/>
+        </w:rPr>
+      </w:pPr>
+    </w:p>
+    <w:p>
+      <w:pPr>
+        <w:rPr>
+          <w:b/>
+          <w:bCs/>
+          <w:color w:val="00B050"/>
+          <w:lang w:val="en-US"/>
+        </w:rPr>
+      </w:pPr>
+      <w:r>
+        <w:rPr>
+          <w:b/>
+          <w:bCs/>
+          <w:color w:val="00B050"/>
+          <w:lang w:val="en-US"/>
+        </w:rPr>
+        <w:t># MegaCor</w:t>
+      </w:r>
+    </w:p>
+    <w:p>
+      <w:pPr>
+        <w:rPr>
+          <w:b/>
+          <w:bCs/>
+          <w:lang w:val="en-US"/>
+        </w:rPr>
+      </w:pPr>
+      <w:r>
+        <w:rPr>
+          <w:b/>
+          <w:bCs/>
+          <w:lang w:val="en-US"/>
+        </w:rPr>
+        <w:t>.\scripts\launch_non_regression.ps1 -Project CDG -Module MegaCor</w:t>
+      </w:r>
+    </w:p>
+    <w:p>
+      <w:pPr>
+        <w:rPr>
+          <w:b/>
+          <w:bCs/>
+          <w:color w:val="00B050"/>
+          <w:lang w:val="en-US"/>
+        </w:rPr>
+      </w:pPr>
+    </w:p>
+    <w:p>
+      <w:pPr>
+        <w:rPr>
+          <w:b/>
+          <w:bCs/>
+          <w:color w:val="00B050"/>
+          <w:lang w:val="en-US"/>
+        </w:rPr>
+      </w:pPr>
+      <w:r>
+        <w:rPr>
+          <w:b/>
+          <w:bCs/>
+          <w:color w:val="00B050"/>
+          <w:lang w:val="en-US"/>
+        </w:rPr>
+        <w:t># MegaTrade</w:t>
+      </w:r>
+    </w:p>
+    <w:p>
+      <w:pPr>
+        <w:rPr>
+          <w:b/>
+          <w:bCs/>
+          <w:lang w:val="en-US"/>
+        </w:rPr>
+      </w:pPr>
+      <w:r>
+        <w:rPr>
+          <w:b/>
+          <w:bCs/>
+          <w:lang w:val="en-US"/>
+        </w:rPr>
+        <w:t>.\scripts\launch_non_regression.ps1 -Project CDG -Module MegaTrade</w:t>
+      </w:r>
+    </w:p>
+    <w:p>
+      <w:pPr>
+        <w:rPr>
+          <w:b/>
+          <w:bCs/>
+          <w:color w:val="00B050"/>
+          <w:lang w:val="en-US"/>
+        </w:rPr>
+      </w:pPr>
+    </w:p>
+    <w:p>
+      <w:pPr>
+        <w:rPr>
+          <w:b/>
+          <w:bCs/>
+          <w:color w:val="00B050"/>
+          <w:lang w:val="en-US"/>
+        </w:rPr>
+      </w:pPr>
+      <w:r>
+        <w:rPr>
+          <w:b/>
+          <w:bCs/>
+          <w:color w:val="00B050"/>
+          <w:lang w:val="en-US"/>
+        </w:rPr>
+        <w:t># MegaCompliance</w:t>
+      </w:r>
+    </w:p>
+    <w:p>
+      <w:pPr>
+        <w:rPr>
+          <w:b/>
+          <w:bCs/>
+          <w:lang w:val="en-US"/>
+        </w:rPr>
+      </w:pPr>
+      <w:r>
+        <w:rPr>
+          <w:b/>
+          <w:bCs/>
+          <w:lang w:val="en-US"/>
+        </w:rPr>
+        <w:t>.\scripts\launch_non_regression.ps1 -Project CDG -Module MegaCompliance</w:t>
+      </w:r>
+    </w:p>
+    <w:p>
+      <w:pPr>
+        <w:rPr>
+          <w:b/>
+          <w:bCs/>
+          <w:color w:val="00B050"/>
+          <w:lang w:val="en-US"/>
+        </w:rPr>
+      </w:pPr>
+    </w:p>
+    <w:p>
+      <w:pPr>
+        <w:rPr>
+          <w:b/>
+          <w:bCs/>
+          <w:color w:val="00B050"/>
+          <w:lang w:val="en-US"/>
+        </w:rPr>
+      </w:pPr>
+      <w:r>
+        <w:rPr>
+          <w:b/>
+          <w:bCs/>
+          <w:color w:val="00B050"/>
+          <w:lang w:val="en-US"/>
+        </w:rPr>
+        <w:t xml:space="preserve"># </w:t>
+      </w:r>
+      <w:proofErr w:type="spellStart"/>
+      <w:r>
+        <w:rPr>
+          <w:b/>
+          <w:bCs/>
+          <w:color w:val="00B050"/>
+          <w:lang w:val="en-US"/>
+        </w:rPr>
+        <w:t>MegaAccounting</w:t>
+      </w:r>
+      <w:proofErr w:type="spellEnd"/>
+    </w:p>
+    <w:p>
+      <w:pPr>
+        <w:rPr>
+          <w:b/>
+          <w:bCs/>
+          <w:lang w:val="en-US"/>
+        </w:rPr>
+      </w:pPr>
+      <w:r>
+        <w:rPr>
+          <w:b/>
+          <w:bCs/>
+          <w:lang w:val="en-US"/>
+        </w:rPr>
+        <w:t xml:space="preserve">.\scripts\launch_non_regression.ps1 -Project CDG -Module </w:t>
+      </w:r>
+      <w:proofErr w:type="spellStart"/>
+      <w:r>
+        <w:rPr>
+          <w:b/>
+          <w:bCs/>
+          <w:lang w:val="en-US"/>
+        </w:rPr>
+        <w:t>MegaAccounting</w:t>
+      </w:r>
+      <w:proofErr w:type="spellEnd"/>
+    </w:p>
+    <w:p>
+      <w:pPr>
         <w:rPr>
           <w:b/>
           <w:bCs/>
@@ -2176,277 +2280,64 @@
           <w:color w:val="EE0000"/>
           <w:lang w:val="en-US"/>
         </w:rPr>
-        <w:t> </w:t>
-      </w:r>
-    </w:p>
-    <w:p>
-      <w:pPr>
-        <w:rPr>
-          <w:b/>
-          <w:bCs/>
+      </w:pPr>
+      <w:r>
+        <w:rPr>
+          <w:b/>
+          <w:bCs/>
+          <w:i/>
+          <w:iCs/>
+          <w:color w:val="EE0000"/>
+          <w:lang w:val="en-US"/>
+        </w:rPr>
+        <w:t xml:space="preserve">Saisie </w:t>
+      </w:r>
+      <w:r>
+        <w:rPr>
+          <w:b/>
+          <w:bCs/>
+          <w:i/>
+          <w:iCs/>
+          <w:color w:val="EE0000"/>
+          <w:lang w:val="en-US"/>
+        </w:rPr>
+        <w:tab/>
+        <w:t>CDG</w:t>
+      </w:r>
+      <w:r>
+        <w:rPr>
+          <w:b/>
+          <w:bCs/>
+          <w:i/>
+          <w:iCs/>
+          <w:color w:val="EE0000"/>
+          <w:lang w:val="en-US"/>
+        </w:rPr>
+        <w:t>: </w:t>
+      </w:r>
+      <w:r>
+        <w:rPr>
+          <w:b/>
+          <w:bCs/>
+          <w:i/>
+          <w:iCs/>
+          <w:color w:val="EE0000"/>
+          <w:lang w:val="en-US"/>
+        </w:rPr>
+        <w:br/>
+      </w:r>
+      <w:r>
+        <w:rPr>
+          <w:b/>
+          <w:bCs/>
+          <w:i/>
+          <w:iCs/>
           <w:color w:val="00B050"/>
           <w:lang w:val="en-US"/>
         </w:rPr>
-      </w:pPr>
-      <w:r>
-        <w:rPr>
-          <w:b/>
-          <w:bCs/>
-          <w:color w:val="00B050"/>
-          <w:lang w:val="en-US"/>
-        </w:rPr>
-        <w:t># MegaCommon</w:t>
-      </w:r>
-    </w:p>
-    <w:p>
-      <w:pPr>
-        <w:rPr>
-          <w:b/>
-          <w:bCs/>
-          <w:lang w:val="en-US"/>
-        </w:rPr>
-      </w:pPr>
-      <w:r>
-        <w:rPr>
-          <w:b/>
-          <w:bCs/>
-          <w:lang w:val="en-US"/>
-        </w:rPr>
-        <w:t>.\scripts\launch_non_regression.ps1 -Project CDG -Module MegaCommon</w:t>
-      </w:r>
-    </w:p>
-    <w:p>
-      <w:pPr>
-        <w:rPr>
-          <w:b/>
-          <w:bCs/>
-          <w:color w:val="00B050"/>
-          <w:lang w:val="en-US"/>
-        </w:rPr>
-      </w:pPr>
-    </w:p>
-    <w:p>
-      <w:pPr>
-        <w:rPr>
-          <w:b/>
-          <w:bCs/>
-          <w:color w:val="00B050"/>
-          <w:lang w:val="en-US"/>
-        </w:rPr>
-      </w:pPr>
-      <w:r>
-        <w:rPr>
-          <w:b/>
-          <w:bCs/>
-          <w:color w:val="00B050"/>
-          <w:lang w:val="en-US"/>
-        </w:rPr>
-        <w:t># MegaCustody</w:t>
-      </w:r>
-    </w:p>
-    <w:p>
-      <w:pPr>
-        <w:rPr>
-          <w:b/>
-          <w:bCs/>
-          <w:lang w:val="en-US"/>
-        </w:rPr>
-      </w:pPr>
-      <w:r>
-        <w:rPr>
-          <w:b/>
-          <w:bCs/>
-          <w:lang w:val="en-US"/>
-        </w:rPr>
-        <w:t>.\scripts\launch_non_regression.ps1 -Project CDG -Module MegaCustody</w:t>
-      </w:r>
-    </w:p>
-    <w:p>
-      <w:pPr>
-        <w:rPr>
-          <w:b/>
-          <w:bCs/>
-          <w:color w:val="00B050"/>
-          <w:lang w:val="en-US"/>
-        </w:rPr>
-      </w:pPr>
-    </w:p>
-    <w:p>
-      <w:pPr>
-        <w:rPr>
-          <w:b/>
-          <w:bCs/>
-          <w:color w:val="00B050"/>
-          <w:lang w:val="en-US"/>
-        </w:rPr>
-      </w:pPr>
-      <w:r>
-        <w:rPr>
-          <w:b/>
-          <w:bCs/>
-          <w:color w:val="00B050"/>
-          <w:lang w:val="en-US"/>
-        </w:rPr>
-        <w:t># MegaCor</w:t>
-      </w:r>
-    </w:p>
-    <w:p>
-      <w:pPr>
-        <w:rPr>
-          <w:b/>
-          <w:bCs/>
-          <w:lang w:val="en-US"/>
-        </w:rPr>
-      </w:pPr>
-      <w:r>
-        <w:rPr>
-          <w:b/>
-          <w:bCs/>
-          <w:lang w:val="en-US"/>
-        </w:rPr>
-        <w:t>.\scripts\launch_non_regression.ps1 -Project CDG -Module MegaCor</w:t>
-      </w:r>
-    </w:p>
-    <w:p>
-      <w:pPr>
-        <w:rPr>
-          <w:b/>
-          <w:bCs/>
-          <w:color w:val="00B050"/>
-          <w:lang w:val="en-US"/>
-        </w:rPr>
-      </w:pPr>
-    </w:p>
-    <w:p>
-      <w:pPr>
-        <w:rPr>
-          <w:b/>
-          <w:bCs/>
-          <w:color w:val="00B050"/>
-          <w:lang w:val="en-US"/>
-        </w:rPr>
-      </w:pPr>
-      <w:r>
-        <w:rPr>
-          <w:b/>
-          <w:bCs/>
-          <w:color w:val="00B050"/>
-          <w:lang w:val="en-US"/>
-        </w:rPr>
-        <w:t># MegaTrade</w:t>
-      </w:r>
-    </w:p>
-    <w:p>
-      <w:pPr>
-        <w:rPr>
-          <w:b/>
-          <w:bCs/>
-          <w:lang w:val="en-US"/>
-        </w:rPr>
-      </w:pPr>
-      <w:r>
-        <w:rPr>
-          <w:b/>
-          <w:bCs/>
-          <w:lang w:val="en-US"/>
-        </w:rPr>
-        <w:t>.\scripts\launch_non_regression.ps1 -Project CDG -Module MegaTrade</w:t>
-      </w:r>
-    </w:p>
-    <w:p>
-      <w:pPr>
-        <w:rPr>
-          <w:b/>
-          <w:bCs/>
-          <w:color w:val="00B050"/>
-          <w:lang w:val="en-US"/>
-        </w:rPr>
-      </w:pPr>
-    </w:p>
-    <w:p>
-      <w:pPr>
-        <w:rPr>
-          <w:b/>
-          <w:bCs/>
-          <w:color w:val="00B050"/>
-          <w:lang w:val="en-US"/>
-        </w:rPr>
-      </w:pPr>
-      <w:r>
-        <w:rPr>
-          <w:b/>
-          <w:bCs/>
-          <w:color w:val="00B050"/>
-          <w:lang w:val="en-US"/>
-        </w:rPr>
-        <w:t># MegaCompliance</w:t>
-      </w:r>
-    </w:p>
-    <w:p>
-      <w:pPr>
-        <w:rPr>
-          <w:b/>
-          <w:bCs/>
-          <w:lang w:val="en-US"/>
-        </w:rPr>
-      </w:pPr>
-      <w:r>
-        <w:rPr>
-          <w:b/>
-          <w:bCs/>
-          <w:lang w:val="en-US"/>
-        </w:rPr>
-        <w:t>.\scripts\launch_non_regression.ps1 -Project CDG -Module MegaCompliance</w:t>
-      </w:r>
-    </w:p>
-    <w:p>
-      <w:pPr>
-        <w:rPr>
-          <w:b/>
-          <w:bCs/>
-          <w:color w:val="00B050"/>
-          <w:lang w:val="en-US"/>
-        </w:rPr>
-      </w:pPr>
-    </w:p>
-    <w:p>
-      <w:pPr>
-        <w:rPr>
-          <w:b/>
-          <w:bCs/>
-          <w:color w:val="00B050"/>
-          <w:lang w:val="en-US"/>
-        </w:rPr>
-      </w:pPr>
-      <w:r>
-        <w:rPr>
-          <w:b/>
-          <w:bCs/>
-          <w:color w:val="00B050"/>
-          <w:lang w:val="en-US"/>
-        </w:rPr>
-        <w:t># MegaAccounting</w:t>
-      </w:r>
-    </w:p>
-    <w:p>
-      <w:pPr>
-        <w:rPr>
-          <w:b/>
-          <w:bCs/>
-          <w:lang w:val="en-US"/>
-        </w:rPr>
-      </w:pPr>
-      <w:r>
-        <w:rPr>
-          <w:b/>
-          <w:bCs/>
-          <w:lang w:val="en-US"/>
-        </w:rPr>
-        <w:t>.\scripts\launch_non_regression.ps1 -Project CDG -Module MegaAccounting</w:t>
-      </w:r>
-    </w:p>
-    <w:p>
-      <w:pPr>
+        <w:t>Custody : </w:t>
+      </w:r>
+      <w:r>
         <w:rPr>
           <w:b/>
           <w:bCs/>
@@ -2455,36 +2346,24 @@
           <w:color w:val="EE0000"/>
           <w:lang w:val="en-US"/>
         </w:rPr>
-      </w:pPr>
-      <w:r>
-        <w:rPr>
-          <w:b/>
-          <w:bCs/>
-          <w:i/>
-          <w:iCs/>
-          <w:color w:val="EE0000"/>
-          <w:lang w:val="en-US"/>
-        </w:rPr>
-        <w:t xml:space="preserve">Saisie </w:t>
-      </w:r>
-      <w:r>
-        <w:rPr>
-          <w:b/>
-          <w:bCs/>
-          <w:i/>
-          <w:iCs/>
-          <w:color w:val="EE0000"/>
-          <w:lang w:val="en-US"/>
-        </w:rPr>
-        <w:tab/>
-      </w:r>
-      <w:r>
-        <w:rPr>
-          <w:b/>
-          <w:bCs/>
-          <w:i/>
-          <w:iCs/>
-          <w:color w:val="EE0000"/>
+        <w:br/>
+      </w:r>
+      <w:r>
+        <w:rPr>
+          <w:b/>
+          <w:bCs/>
+          <w:i/>
+          <w:iCs/>
+          <w:lang w:val="en-US"/>
+        </w:rPr>
+        <w:t xml:space="preserve">.\scripts\launch_saisie.ps1 -Project </w:t>
+      </w:r>
+      <w:r>
+        <w:rPr>
+          <w:b/>
+          <w:bCs/>
+          <w:i/>
+          <w:iCs/>
           <w:lang w:val="en-US"/>
         </w:rPr>
         <w:t>CDG</w:t>
@@ -2495,83 +2374,6 @@
           <w:bCs/>
           <w:i/>
           <w:iCs/>
-          <w:color w:val="EE0000"/>
-          <w:lang w:val="en-US"/>
-        </w:rPr>
-        <w:t>: </w:t>
-      </w:r>
-      <w:r>
-        <w:rPr>
-          <w:b/>
-          <w:bCs/>
-          <w:i/>
-          <w:iCs/>
-          <w:color w:val="EE0000"/>
-          <w:lang w:val="en-US"/>
-        </w:rPr>
-        <w:br/>
-      </w:r>
-      <w:proofErr w:type="gramStart"/>
-      <w:r>
-        <w:rPr>
-          <w:b/>
-          <w:bCs/>
-          <w:i/>
-          <w:iCs/>
-          <w:color w:val="00B050"/>
-          <w:lang w:val="en-US"/>
-        </w:rPr>
-        <w:t>Custody :</w:t>
-      </w:r>
-      <w:proofErr w:type="gramEnd"/>
-      <w:r>
-        <w:rPr>
-          <w:b/>
-          <w:bCs/>
-          <w:i/>
-          <w:iCs/>
-          <w:color w:val="00B050"/>
-          <w:lang w:val="en-US"/>
-        </w:rPr>
-        <w:t> </w:t>
-      </w:r>
-      <w:r>
-        <w:rPr>
-          <w:b/>
-          <w:bCs/>
-          <w:i/>
-          <w:iCs/>
-          <w:color w:val="EE0000"/>
-          <w:lang w:val="en-US"/>
-        </w:rPr>
-        <w:br/>
-      </w:r>
-      <w:r>
-        <w:rPr>
-          <w:b/>
-          <w:bCs/>
-          <w:i/>
-          <w:iCs/>
-          <w:lang w:val="en-US"/>
-        </w:rPr>
-        <w:t xml:space="preserve">.\scripts\launch_saisie.ps1 -Project </w:t>
-      </w:r>
-      <w:r>
-        <w:rPr>
-          <w:b/>
-          <w:bCs/>
-          <w:i/>
-          <w:iCs/>
-          <w:lang w:val="en-US"/>
-        </w:rPr>
-        <w:t>CDG</w:t>
-      </w:r>
-      <w:r>
-        <w:rPr>
-          <w:b/>
-          <w:bCs/>
-          <w:i/>
-          <w:iCs/>
           <w:lang w:val="en-US"/>
         </w:rPr>
         <w:t xml:space="preserve"> -Module MegaCustody</w:t>
@@ -2593,19 +2395,8 @@
           <w:highlight w:val="yellow"/>
           <w:lang w:val="en-US"/>
         </w:rPr>
-        <w:t>(</w:t>
-      </w:r>
-      <w:proofErr w:type="gramStart"/>
-      <w:r>
-        <w:rPr>
-          <w:b/>
-          <w:bCs/>
-          <w:highlight w:val="yellow"/>
-          <w:lang w:val="en-US"/>
-        </w:rPr>
-        <w:t>ok )</w:t>
-      </w:r>
-      <w:proofErr w:type="gramEnd"/>
+        <w:t>(ok )</w:t>
+      </w:r>
     </w:p>
     <w:p>
       <w:pPr>
@@ -2661,7 +2452,6 @@
         </w:rPr>
         <w:t xml:space="preserve"> </w:t>
       </w:r>
-      <w:proofErr w:type="gramStart"/>
       <w:r>
         <w:rPr>
           <w:b/>
@@ -2680,9 +2470,8 @@
           <w:highlight w:val="yellow"/>
           <w:lang w:val="en-US"/>
         </w:rPr>
-        <w:t>(</w:t>
-      </w:r>
-      <w:proofErr w:type="gramEnd"/>
+        <w:t xml:space="preserve">( </w:t>
+      </w:r>
       <w:r>
         <w:rPr>
           <w:b/>
@@ -2690,53 +2479,125 @@
           <w:highlight w:val="yellow"/>
           <w:lang w:val="en-US"/>
         </w:rPr>
+        <w:t xml:space="preserve">not </w:t>
+      </w:r>
+      <w:r>
+        <w:rPr>
+          <w:b/>
+          <w:bCs/>
+          <w:highlight w:val="yellow"/>
+          <w:lang w:val="en-US"/>
+        </w:rPr>
+        <w:t>ok )</w:t>
+      </w:r>
+    </w:p>
+    <w:p>
+      <w:pPr>
+        <w:rPr>
+          <w:lang w:val="en-US"/>
+        </w:rPr>
+      </w:pPr>
+      <w:r>
+        <w:rPr>
+          <w:lang w:val="en-US"/>
+        </w:rPr>
+        <w:br/>
+      </w:r>
+      <w:r>
+        <w:rPr>
+          <w:b/>
+          <w:bCs/>
+          <w:i/>
+          <w:iCs/>
+          <w:color w:val="EE0000"/>
+          <w:lang w:val="en-US"/>
+        </w:rPr>
+        <w:t>Process RL_CDG :</w:t>
+      </w:r>
+      <w:r>
+        <w:rPr>
+          <w:color w:val="EE0000"/>
+          <w:lang w:val="en-US"/>
+        </w:rPr>
         <w:t xml:space="preserve"> </w:t>
       </w:r>
       <w:r>
         <w:rPr>
-          <w:b/>
-          <w:bCs/>
-          <w:highlight w:val="yellow"/>
-          <w:lang w:val="en-US"/>
-        </w:rPr>
-        <w:t xml:space="preserve">not </w:t>
-      </w:r>
-      <w:proofErr w:type="gramStart"/>
-      <w:r>
-        <w:rPr>
-          <w:b/>
-          <w:bCs/>
-          <w:highlight w:val="yellow"/>
-          <w:lang w:val="en-US"/>
-        </w:rPr>
-        <w:t>ok )</w:t>
-      </w:r>
-      <w:proofErr w:type="gramEnd"/>
-    </w:p>
-    <w:p>
-      <w:pPr>
-        <w:rPr>
-          <w:lang w:val="en-US"/>
-        </w:rPr>
-      </w:pPr>
-      <w:r>
-        <w:rPr>
           <w:lang w:val="en-US"/>
         </w:rPr>
         <w:br/>
-      </w:r>
-      <w:r>
+        <w:t>.\scripts\launch_saisie.ps1 -Project CDG -Module MegaCustody -</w:t>
+      </w:r>
+      <w:proofErr w:type="spellStart"/>
+      <w:r>
+        <w:rPr>
+          <w:lang w:val="en-US"/>
+        </w:rPr>
+        <w:t>RunProfile</w:t>
+      </w:r>
+      <w:proofErr w:type="spellEnd"/>
+      <w:r>
+        <w:rPr>
+          <w:lang w:val="en-US"/>
+        </w:rPr>
+        <w:t xml:space="preserve"> </w:t>
+      </w:r>
+      <w:proofErr w:type="spellStart"/>
+      <w:r>
+        <w:rPr>
+          <w:lang w:val="en-US"/>
+        </w:rPr>
+        <w:t>ProcessRL</w:t>
+      </w:r>
+      <w:proofErr w:type="spellEnd"/>
+      <w:r>
+        <w:rPr>
+          <w:lang w:val="en-US"/>
+        </w:rPr>
+        <w:t xml:space="preserve">  ( not ok ) </w:t>
+      </w:r>
+    </w:p>
+    <w:p>
+      <w:pPr>
+        <w:rPr>
+          <w:lang w:val="en-US"/>
+        </w:rPr>
+      </w:pPr>
+    </w:p>
+    <w:p>
+      <w:pPr>
+        <w:rPr>
+          <w:lang w:val="en-US"/>
+        </w:rPr>
+      </w:pPr>
+    </w:p>
+    <w:p>
+      <w:pPr>
+        <w:rPr>
+          <w:lang w:val="en-US"/>
+        </w:rPr>
+      </w:pPr>
+    </w:p>
+    <w:p>
+      <w:pPr>
+        <w:rPr>
+          <w:lang w:val="en-US"/>
+        </w:rPr>
+      </w:pPr>
+    </w:p>
+    <w:p>
+      <w:pPr>
         <w:rPr>
           <w:b/>
           <w:bCs/>
           <w:i/>
           <w:iCs/>
           <w:color w:val="EE0000"/>
-          <w:lang w:val="en-US"/>
-        </w:rPr>
-        <w:t>Process RL_</w:t>
-      </w:r>
-      <w:proofErr w:type="gramStart"/>
+          <w:u w:val="single"/>
+          <w:lang w:val="fr-CA"/>
+        </w:rPr>
+      </w:pPr>
+      <w:proofErr w:type="spellStart"/>
       <w:r>
         <w:rPr>
           <w:b/>
@@ -2744,64 +2605,2467 @@
           <w:i/>
           <w:iCs/>
           <w:color w:val="EE0000"/>
-          <w:lang w:val="en-US"/>
-        </w:rPr>
-        <w:t>CDG :</w:t>
-      </w:r>
-      <w:proofErr w:type="gramEnd"/>
-      <w:r>
-        <w:rPr>
+          <w:u w:val="single"/>
+          <w:lang w:val="fr-CA"/>
+        </w:rPr>
+        <w:lastRenderedPageBreak/>
+        <w:t>Github</w:t>
+      </w:r>
+      <w:proofErr w:type="spellEnd"/>
+      <w:r>
+        <w:rPr>
+          <w:b/>
+          <w:bCs/>
+          <w:i/>
+          <w:iCs/>
           <w:color w:val="EE0000"/>
+          <w:u w:val="single"/>
+          <w:lang w:val="fr-CA"/>
+        </w:rPr>
+        <w:t xml:space="preserve"> :  Au quotidien — workflow standard</w:t>
+      </w:r>
+    </w:p>
+    <w:p>
+      <w:pPr>
+        <w:rPr>
+          <w:b/>
+          <w:bCs/>
+          <w:i/>
+          <w:iCs/>
+          <w:lang w:val="fr-CA"/>
+        </w:rPr>
+      </w:pPr>
+      <w:r>
+        <w:rPr>
+          <w:b/>
+          <w:bCs/>
+          <w:i/>
+          <w:iCs/>
+          <w:lang w:val="fr-CA"/>
+        </w:rPr>
+        <w:t>Chaque fois que tu modifies ton code, dans Git Bash :</w:t>
+      </w:r>
+    </w:p>
+    <w:p>
+      <w:pPr>
+        <w:rPr>
+          <w:lang w:val="fr-CA"/>
+        </w:rPr>
+      </w:pPr>
+      <w:r>
+        <w:rPr>
+          <w:lang w:val="fr-CA"/>
+        </w:rPr>
+        <w:t xml:space="preserve">git </w:t>
+      </w:r>
+      <w:proofErr w:type="spellStart"/>
+      <w:r>
+        <w:rPr>
+          <w:lang w:val="fr-CA"/>
+        </w:rPr>
+        <w:t>add</w:t>
+      </w:r>
+      <w:proofErr w:type="spellEnd"/>
+      <w:r>
+        <w:rPr>
+          <w:lang w:val="fr-CA"/>
+        </w:rPr>
+        <w:t xml:space="preserve"> .</w:t>
+      </w:r>
+    </w:p>
+    <w:p>
+      <w:pPr>
+        <w:rPr>
+          <w:lang w:val="fr-CA"/>
+        </w:rPr>
+      </w:pPr>
+      <w:r>
+        <w:rPr>
+          <w:lang w:val="fr-CA"/>
+        </w:rPr>
+        <w:t>git commit -m "Description de ce que tu as changé"</w:t>
+      </w:r>
+    </w:p>
+    <w:p>
+      <w:pPr>
+        <w:rPr>
+          <w:lang w:val="en-US"/>
+        </w:rPr>
+      </w:pPr>
+      <w:r>
+        <w:rPr>
+          <w:lang w:val="en-US"/>
+        </w:rPr>
+        <w:t>git push</w:t>
+      </w:r>
+    </w:p>
+    <w:p>
+      <w:pPr>
+        <w:rPr>
+          <w:lang w:val="en-US"/>
+        </w:rPr>
+      </w:pPr>
+    </w:p>
+    <w:p>
+      <w:pPr>
+        <w:rPr>
+          <w:lang w:val="en-US"/>
+        </w:rPr>
+      </w:pPr>
+    </w:p>
+    <w:p>
+      <w:pPr>
+        <w:rPr>
+          <w:lang w:val="fr-CA"/>
+        </w:rPr>
+      </w:pPr>
+      <w:r>
+        <w:rPr>
+          <w:lang w:val="fr-CA"/>
+        </w:rPr>
+        <w:t xml:space="preserve">Backend : </w:t>
+      </w:r>
+      <w:r>
+        <w:rPr>
+          <w:lang w:val="fr-CA"/>
+        </w:rPr>
+        <w:br/>
+      </w:r>
+      <w:r>
+        <w:rPr>
+          <w:b/>
+          <w:bCs/>
+          <w:lang w:val="fr-CA"/>
+        </w:rPr>
+        <w:t>Explication de chaque outil :</w:t>
+      </w:r>
+    </w:p>
+    <w:p>
+      <w:pPr>
+        <w:numPr>
+          <w:ilvl w:val="0"/>
+          <w:numId w:val="1"/>
+        </w:numPr>
+        <w:rPr>
+          <w:lang w:val="fr-CA"/>
+        </w:rPr>
+      </w:pPr>
+      <w:proofErr w:type="spellStart"/>
+      <w:r>
+        <w:rPr>
+          <w:lang w:val="fr-CA"/>
+        </w:rPr>
+        <w:t>fastapi</w:t>
+      </w:r>
+      <w:proofErr w:type="spellEnd"/>
+      <w:r>
+        <w:rPr>
+          <w:lang w:val="fr-CA"/>
+        </w:rPr>
+        <w:t xml:space="preserve"> — le </w:t>
+      </w:r>
+      <w:proofErr w:type="spellStart"/>
+      <w:r>
+        <w:rPr>
+          <w:lang w:val="fr-CA"/>
+        </w:rPr>
+        <w:t>framework</w:t>
+      </w:r>
+      <w:proofErr w:type="spellEnd"/>
+      <w:r>
+        <w:rPr>
+          <w:lang w:val="fr-CA"/>
+        </w:rPr>
+        <w:t xml:space="preserve"> qui crée notre serveur web</w:t>
+      </w:r>
+    </w:p>
+    <w:p>
+      <w:pPr>
+        <w:numPr>
+          <w:ilvl w:val="0"/>
+          <w:numId w:val="1"/>
+        </w:numPr>
+        <w:rPr>
+          <w:lang w:val="fr-CA"/>
+        </w:rPr>
+      </w:pPr>
+      <w:proofErr w:type="spellStart"/>
+      <w:r>
+        <w:rPr>
+          <w:lang w:val="fr-CA"/>
+        </w:rPr>
+        <w:t>uvicorn</w:t>
+      </w:r>
+      <w:proofErr w:type="spellEnd"/>
+      <w:r>
+        <w:rPr>
+          <w:lang w:val="fr-CA"/>
+        </w:rPr>
+        <w:t xml:space="preserve"> — le moteur qui fait tourner </w:t>
+      </w:r>
+      <w:proofErr w:type="spellStart"/>
+      <w:r>
+        <w:rPr>
+          <w:lang w:val="fr-CA"/>
+        </w:rPr>
+        <w:t>FastAPI</w:t>
+      </w:r>
+      <w:proofErr w:type="spellEnd"/>
+      <w:r>
+        <w:rPr>
+          <w:lang w:val="fr-CA"/>
+        </w:rPr>
+        <w:t xml:space="preserve"> (comme un moteur de voiture)</w:t>
+      </w:r>
+    </w:p>
+    <w:p>
+      <w:pPr>
+        <w:numPr>
+          <w:ilvl w:val="0"/>
+          <w:numId w:val="1"/>
+        </w:numPr>
+        <w:rPr>
+          <w:lang w:val="fr-CA"/>
+        </w:rPr>
+      </w:pPr>
+      <w:proofErr w:type="spellStart"/>
+      <w:r>
+        <w:rPr>
+          <w:lang w:val="fr-CA"/>
+        </w:rPr>
+        <w:t>sqlalchemy</w:t>
+      </w:r>
+      <w:proofErr w:type="spellEnd"/>
+      <w:r>
+        <w:rPr>
+          <w:lang w:val="fr-CA"/>
+        </w:rPr>
+        <w:t> — l'outil pour parler à notre base de données SQLite</w:t>
+      </w:r>
+    </w:p>
+    <w:p>
+      <w:pPr>
+        <w:numPr>
+          <w:ilvl w:val="0"/>
+          <w:numId w:val="1"/>
+        </w:numPr>
+        <w:rPr>
+          <w:lang w:val="fr-CA"/>
+        </w:rPr>
+      </w:pPr>
+      <w:proofErr w:type="spellStart"/>
+      <w:r>
+        <w:rPr>
+          <w:lang w:val="fr-CA"/>
+        </w:rPr>
+        <w:t>websockets</w:t>
+      </w:r>
+      <w:proofErr w:type="spellEnd"/>
+      <w:r>
+        <w:rPr>
+          <w:lang w:val="fr-CA"/>
+        </w:rPr>
+        <w:t> — pour envoyer les logs en temps réel au navigateur</w:t>
+      </w:r>
+    </w:p>
+    <w:p>
+      <w:pPr>
+        <w:numPr>
+          <w:ilvl w:val="0"/>
+          <w:numId w:val="1"/>
+        </w:numPr>
+        <w:rPr>
+          <w:lang w:val="fr-CA"/>
+        </w:rPr>
+      </w:pPr>
+      <w:proofErr w:type="spellStart"/>
+      <w:r>
+        <w:rPr>
+          <w:lang w:val="fr-CA"/>
+        </w:rPr>
+        <w:t>aiofiles</w:t>
+      </w:r>
+      <w:proofErr w:type="spellEnd"/>
+      <w:r>
+        <w:rPr>
+          <w:lang w:val="fr-CA"/>
+        </w:rPr>
+        <w:t> — pour lire/écrire des fichiers sans bloquer le serveur</w:t>
+      </w:r>
+    </w:p>
+    <w:p>
+      <w:pPr>
+        <w:rPr>
+          <w:b/>
+          <w:bCs/>
+          <w:lang w:val="fr-CA"/>
+        </w:rPr>
+      </w:pPr>
+      <w:r>
+        <w:rPr>
+          <w:lang w:val="fr-CA"/>
+        </w:rPr>
+        <w:br/>
+      </w:r>
+      <w:r>
+        <w:rPr>
+          <w:b/>
+          <w:bCs/>
+          <w:lang w:val="fr-CA"/>
+        </w:rPr>
+        <w:t>Étape 3 — La base de données database.py</w:t>
+      </w:r>
+    </w:p>
+    <w:p>
+      <w:pPr>
+        <w:rPr>
+          <w:lang w:val="fr-CA"/>
+        </w:rPr>
+      </w:pPr>
+      <w:r>
+        <w:rPr>
+          <w:b/>
+          <w:bCs/>
+          <w:lang w:val="fr-CA"/>
+        </w:rPr>
+        <w:t>C'est quoi une base de données ?</w:t>
+      </w:r>
+      <w:r>
+        <w:rPr>
+          <w:lang w:val="fr-CA"/>
+        </w:rPr>
+        <w:t xml:space="preserve"> C'est un fichier sur ton disque dur qui stocke des informations de manière organisée. On utilise SQLite — c'est juste </w:t>
+      </w:r>
+      <w:r>
+        <w:rPr>
+          <w:b/>
+          <w:bCs/>
+          <w:lang w:val="fr-CA"/>
+        </w:rPr>
+        <w:t>un seul fichier</w:t>
+      </w:r>
+      <w:r>
+        <w:rPr>
+          <w:lang w:val="fr-CA"/>
+        </w:rPr>
+        <w:t xml:space="preserve"> appelé </w:t>
+      </w:r>
+      <w:proofErr w:type="spellStart"/>
+      <w:r>
+        <w:rPr>
+          <w:lang w:val="fr-CA"/>
+        </w:rPr>
+        <w:t>megara.db</w:t>
+      </w:r>
+      <w:proofErr w:type="spellEnd"/>
+      <w:r>
+        <w:rPr>
+          <w:lang w:val="fr-CA"/>
+        </w:rPr>
+        <w:t xml:space="preserve"> qui sera créé automatiquement.</w:t>
+      </w:r>
+    </w:p>
+    <w:p>
+      <w:pPr>
+        <w:rPr>
+          <w:b/>
+          <w:bCs/>
+          <w:lang w:val="fr-CA"/>
+        </w:rPr>
+      </w:pPr>
+      <w:r>
+        <w:rPr>
+          <w:b/>
+          <w:bCs/>
+          <w:lang w:val="fr-CA"/>
+        </w:rPr>
+        <w:t>Étape 4 — Les modèles models.py</w:t>
+      </w:r>
+    </w:p>
+    <w:p>
+      <w:pPr>
+        <w:rPr>
+          <w:lang w:val="fr-CA"/>
+        </w:rPr>
+      </w:pPr>
+      <w:r>
+        <w:rPr>
+          <w:b/>
+          <w:bCs/>
+          <w:lang w:val="fr-CA"/>
+        </w:rPr>
+        <w:t>C'est quoi un modèle ?</w:t>
+      </w:r>
+      <w:r>
+        <w:rPr>
+          <w:lang w:val="fr-CA"/>
+        </w:rPr>
+        <w:t xml:space="preserve"> C'est la définition des "tableaux" dans notre base de données. Exactement comme un tableau Excel — on définit les colonnes.</w:t>
+      </w:r>
+    </w:p>
+    <w:p>
+      <w:pPr>
+        <w:rPr>
+          <w:lang w:val="fr-CA"/>
+        </w:rPr>
+      </w:pPr>
+      <w:r>
+        <w:rPr>
+          <w:lang w:val="fr-CA"/>
+        </w:rPr>
+        <w:t>On va créer 2 tables pour commencer :</w:t>
+      </w:r>
+    </w:p>
+    <w:p>
+      <w:pPr>
+        <w:numPr>
+          <w:ilvl w:val="0"/>
+          <w:numId w:val="2"/>
+        </w:numPr>
+        <w:rPr>
+          <w:lang w:val="fr-CA"/>
+        </w:rPr>
+      </w:pPr>
+      <w:proofErr w:type="spellStart"/>
+      <w:r>
+        <w:rPr>
+          <w:lang w:val="fr-CA"/>
+        </w:rPr>
+        <w:t>executions</w:t>
+      </w:r>
+      <w:proofErr w:type="spellEnd"/>
+      <w:r>
+        <w:rPr>
+          <w:lang w:val="fr-CA"/>
+        </w:rPr>
+        <w:t> — une ligne par exécution lancée</w:t>
+      </w:r>
+    </w:p>
+    <w:p>
+      <w:pPr>
+        <w:numPr>
+          <w:ilvl w:val="0"/>
+          <w:numId w:val="2"/>
+        </w:numPr>
+        <w:rPr>
+          <w:lang w:val="fr-CA"/>
+        </w:rPr>
+      </w:pPr>
+      <w:proofErr w:type="spellStart"/>
+      <w:r>
+        <w:rPr>
+          <w:lang w:val="fr-CA"/>
+        </w:rPr>
+        <w:t>execution_logs</w:t>
+      </w:r>
+      <w:proofErr w:type="spellEnd"/>
+      <w:r>
+        <w:rPr>
+          <w:lang w:val="fr-CA"/>
+        </w:rPr>
+        <w:t> — une ligne par message de log</w:t>
+      </w:r>
+    </w:p>
+    <w:p>
+      <w:pPr>
+        <w:pStyle w:val="Paragraphedeliste"/>
+        <w:numPr>
+          <w:ilvl w:val="0"/>
+          <w:numId w:val="2"/>
+        </w:numPr>
+        <w:shd w:val="clear" w:color="auto" w:fill="121314"/>
+        <w:spacing w:before="100" w:beforeAutospacing="1" w:after="100" w:afterAutospacing="1" w:line="240" w:lineRule="auto"/>
+        <w:outlineLvl w:val="1"/>
+        <w:rPr>
+          <w:rFonts w:ascii="Segoe UI" w:eastAsia="Times New Roman" w:hAnsi="Segoe UI" w:cs="Segoe UI"/>
+          <w:b/>
+          <w:bCs/>
+          <w:color w:val="BFBFBF"/>
+          <w:kern w:val="0"/>
+          <w:sz w:val="36"/>
+          <w:szCs w:val="36"/>
+          <w:lang w:val="fr-CA"/>
+          <w14:ligatures w14:val="none"/>
+        </w:rPr>
+      </w:pPr>
+      <w:r>
+        <w:rPr>
+          <w:rFonts w:ascii="Segoe UI" w:eastAsia="Times New Roman" w:hAnsi="Segoe UI" w:cs="Segoe UI"/>
+          <w:b/>
+          <w:bCs/>
+          <w:color w:val="BFBFBF"/>
+          <w:kern w:val="0"/>
+          <w:sz w:val="36"/>
+          <w:szCs w:val="36"/>
+          <w:lang w:val="fr-CA"/>
+          <w14:ligatures w14:val="none"/>
+        </w:rPr>
+        <w:t>Résumé de ce qu'on vient de construire</w:t>
+      </w:r>
+    </w:p>
+    <w:p>
+      <w:pPr>
+        <w:pStyle w:val="Paragraphedeliste"/>
+        <w:numPr>
+          <w:ilvl w:val="0"/>
+          <w:numId w:val="2"/>
+        </w:numPr>
+        <w:shd w:val="clear" w:color="auto" w:fill="121314"/>
+        <w:tabs>
+          <w:tab w:val="left" w:pos="916"/>
+          <w:tab w:val="left" w:pos="1832"/>
+          <w:tab w:val="left" w:pos="2748"/>
+          <w:tab w:val="left" w:pos="3664"/>
+          <w:tab w:val="left" w:pos="4580"/>
+          <w:tab w:val="left" w:pos="5496"/>
+          <w:tab w:val="left" w:pos="6412"/>
+          <w:tab w:val="left" w:pos="7328"/>
+          <w:tab w:val="left" w:pos="8244"/>
+          <w:tab w:val="left" w:pos="9160"/>
+          <w:tab w:val="left" w:pos="10076"/>
+          <w:tab w:val="left" w:pos="10992"/>
+          <w:tab w:val="left" w:pos="11908"/>
+          <w:tab w:val="left" w:pos="12824"/>
+          <w:tab w:val="left" w:pos="13740"/>
+          <w:tab w:val="left" w:pos="14656"/>
+        </w:tabs>
+        <w:spacing w:after="0" w:line="240" w:lineRule="auto"/>
+        <w:rPr>
+          <w:rFonts w:ascii="Courier New" w:eastAsia="Times New Roman" w:hAnsi="Courier New" w:cs="Courier New"/>
+          <w:color w:val="8C8C8C"/>
+          <w:kern w:val="0"/>
+          <w:sz w:val="18"/>
+          <w:szCs w:val="18"/>
+          <w:shd w:val="clear" w:color="auto" w:fill="262626"/>
+          <w:lang w:val="en-US"/>
+          <w14:ligatures w14:val="none"/>
+        </w:rPr>
+      </w:pPr>
+      <w:r>
+        <w:rPr>
+          <w:rFonts w:ascii="Courier New" w:eastAsia="Times New Roman" w:hAnsi="Courier New" w:cs="Courier New"/>
+          <w:color w:val="8C8C8C"/>
+          <w:kern w:val="0"/>
+          <w:sz w:val="18"/>
+          <w:szCs w:val="18"/>
+          <w:shd w:val="clear" w:color="auto" w:fill="262626"/>
+          <w:lang w:val="en-US"/>
+          <w14:ligatures w14:val="none"/>
+        </w:rPr>
+        <w:t>backend/</w:t>
+      </w:r>
+    </w:p>
+    <w:p>
+      <w:pPr>
+        <w:pStyle w:val="Paragraphedeliste"/>
+        <w:numPr>
+          <w:ilvl w:val="0"/>
+          <w:numId w:val="2"/>
+        </w:numPr>
+        <w:shd w:val="clear" w:color="auto" w:fill="121314"/>
+        <w:tabs>
+          <w:tab w:val="left" w:pos="916"/>
+          <w:tab w:val="left" w:pos="1832"/>
+          <w:tab w:val="left" w:pos="2748"/>
+          <w:tab w:val="left" w:pos="3664"/>
+          <w:tab w:val="left" w:pos="4580"/>
+          <w:tab w:val="left" w:pos="5496"/>
+          <w:tab w:val="left" w:pos="6412"/>
+          <w:tab w:val="left" w:pos="7328"/>
+          <w:tab w:val="left" w:pos="8244"/>
+          <w:tab w:val="left" w:pos="9160"/>
+          <w:tab w:val="left" w:pos="10076"/>
+          <w:tab w:val="left" w:pos="10992"/>
+          <w:tab w:val="left" w:pos="11908"/>
+          <w:tab w:val="left" w:pos="12824"/>
+          <w:tab w:val="left" w:pos="13740"/>
+          <w:tab w:val="left" w:pos="14656"/>
+        </w:tabs>
+        <w:spacing w:after="0" w:line="240" w:lineRule="auto"/>
+        <w:rPr>
+          <w:rFonts w:ascii="Courier New" w:eastAsia="Times New Roman" w:hAnsi="Courier New" w:cs="Courier New"/>
+          <w:color w:val="8C8C8C"/>
+          <w:kern w:val="0"/>
+          <w:sz w:val="18"/>
+          <w:szCs w:val="18"/>
+          <w:shd w:val="clear" w:color="auto" w:fill="262626"/>
+          <w:lang w:val="fr-CA"/>
+          <w14:ligatures w14:val="none"/>
+        </w:rPr>
+      </w:pPr>
+      <w:r>
+        <w:rPr>
+          <w:rFonts w:ascii="Courier New" w:eastAsia="Times New Roman" w:hAnsi="Courier New" w:cs="Courier New"/>
+          <w:color w:val="8C8C8C"/>
+          <w:kern w:val="0"/>
+          <w:sz w:val="18"/>
+          <w:szCs w:val="18"/>
+          <w:shd w:val="clear" w:color="auto" w:fill="262626"/>
+          <w:lang w:val="fr-CA"/>
+          <w14:ligatures w14:val="none"/>
+        </w:rPr>
+        <w:t>├── requirements.txt   [OK] liste des outils installés</w:t>
+      </w:r>
+    </w:p>
+    <w:p>
+      <w:pPr>
+        <w:pStyle w:val="Paragraphedeliste"/>
+        <w:numPr>
+          <w:ilvl w:val="0"/>
+          <w:numId w:val="2"/>
+        </w:numPr>
+        <w:shd w:val="clear" w:color="auto" w:fill="121314"/>
+        <w:tabs>
+          <w:tab w:val="left" w:pos="916"/>
+          <w:tab w:val="left" w:pos="1832"/>
+          <w:tab w:val="left" w:pos="2748"/>
+          <w:tab w:val="left" w:pos="3664"/>
+          <w:tab w:val="left" w:pos="4580"/>
+          <w:tab w:val="left" w:pos="5496"/>
+          <w:tab w:val="left" w:pos="6412"/>
+          <w:tab w:val="left" w:pos="7328"/>
+          <w:tab w:val="left" w:pos="8244"/>
+          <w:tab w:val="left" w:pos="9160"/>
+          <w:tab w:val="left" w:pos="10076"/>
+          <w:tab w:val="left" w:pos="10992"/>
+          <w:tab w:val="left" w:pos="11908"/>
+          <w:tab w:val="left" w:pos="12824"/>
+          <w:tab w:val="left" w:pos="13740"/>
+          <w:tab w:val="left" w:pos="14656"/>
+        </w:tabs>
+        <w:spacing w:after="0" w:line="240" w:lineRule="auto"/>
+        <w:rPr>
+          <w:rFonts w:ascii="Courier New" w:eastAsia="Times New Roman" w:hAnsi="Courier New" w:cs="Courier New"/>
+          <w:color w:val="8C8C8C"/>
+          <w:kern w:val="0"/>
+          <w:sz w:val="18"/>
+          <w:szCs w:val="18"/>
+          <w:shd w:val="clear" w:color="auto" w:fill="262626"/>
+          <w:lang w:val="fr-CA"/>
+          <w14:ligatures w14:val="none"/>
+        </w:rPr>
+      </w:pPr>
+      <w:r>
+        <w:rPr>
+          <w:rFonts w:ascii="Courier New" w:eastAsia="Times New Roman" w:hAnsi="Courier New" w:cs="Courier New"/>
+          <w:color w:val="8C8C8C"/>
+          <w:kern w:val="0"/>
+          <w:sz w:val="18"/>
+          <w:szCs w:val="18"/>
+          <w:shd w:val="clear" w:color="auto" w:fill="262626"/>
+          <w:lang w:val="fr-CA"/>
+          <w14:ligatures w14:val="none"/>
+        </w:rPr>
+        <w:t xml:space="preserve">├── database.py        [OK] connexion à </w:t>
+      </w:r>
+      <w:proofErr w:type="spellStart"/>
+      <w:r>
+        <w:rPr>
+          <w:rFonts w:ascii="Courier New" w:eastAsia="Times New Roman" w:hAnsi="Courier New" w:cs="Courier New"/>
+          <w:color w:val="8C8C8C"/>
+          <w:kern w:val="0"/>
+          <w:sz w:val="18"/>
+          <w:szCs w:val="18"/>
+          <w:shd w:val="clear" w:color="auto" w:fill="262626"/>
+          <w:lang w:val="fr-CA"/>
+          <w14:ligatures w14:val="none"/>
+        </w:rPr>
+        <w:t>megara.db</w:t>
+      </w:r>
+      <w:proofErr w:type="spellEnd"/>
+      <w:r>
+        <w:rPr>
+          <w:rFonts w:ascii="Courier New" w:eastAsia="Times New Roman" w:hAnsi="Courier New" w:cs="Courier New"/>
+          <w:color w:val="8C8C8C"/>
+          <w:kern w:val="0"/>
+          <w:sz w:val="18"/>
+          <w:szCs w:val="18"/>
+          <w:shd w:val="clear" w:color="auto" w:fill="262626"/>
+          <w:lang w:val="fr-CA"/>
+          <w14:ligatures w14:val="none"/>
+        </w:rPr>
+        <w:t xml:space="preserve"> (SQLite)</w:t>
+      </w:r>
+    </w:p>
+    <w:p>
+      <w:pPr>
+        <w:pStyle w:val="Paragraphedeliste"/>
+        <w:numPr>
+          <w:ilvl w:val="0"/>
+          <w:numId w:val="2"/>
+        </w:numPr>
+        <w:shd w:val="clear" w:color="auto" w:fill="121314"/>
+        <w:tabs>
+          <w:tab w:val="left" w:pos="916"/>
+          <w:tab w:val="left" w:pos="1832"/>
+          <w:tab w:val="left" w:pos="2748"/>
+          <w:tab w:val="left" w:pos="3664"/>
+          <w:tab w:val="left" w:pos="4580"/>
+          <w:tab w:val="left" w:pos="5496"/>
+          <w:tab w:val="left" w:pos="6412"/>
+          <w:tab w:val="left" w:pos="7328"/>
+          <w:tab w:val="left" w:pos="8244"/>
+          <w:tab w:val="left" w:pos="9160"/>
+          <w:tab w:val="left" w:pos="10076"/>
+          <w:tab w:val="left" w:pos="10992"/>
+          <w:tab w:val="left" w:pos="11908"/>
+          <w:tab w:val="left" w:pos="12824"/>
+          <w:tab w:val="left" w:pos="13740"/>
+          <w:tab w:val="left" w:pos="14656"/>
+        </w:tabs>
+        <w:spacing w:after="0" w:line="240" w:lineRule="auto"/>
+        <w:rPr>
+          <w:rFonts w:ascii="Courier New" w:eastAsia="Times New Roman" w:hAnsi="Courier New" w:cs="Courier New"/>
+          <w:color w:val="8C8C8C"/>
+          <w:kern w:val="0"/>
+          <w:sz w:val="18"/>
+          <w:szCs w:val="18"/>
+          <w:shd w:val="clear" w:color="auto" w:fill="262626"/>
+          <w:lang w:val="en-US"/>
+          <w14:ligatures w14:val="none"/>
+        </w:rPr>
+      </w:pPr>
+      <w:r>
+        <w:rPr>
+          <w:rFonts w:ascii="Courier New" w:eastAsia="Times New Roman" w:hAnsi="Courier New" w:cs="Courier New"/>
+          <w:color w:val="8C8C8C"/>
+          <w:kern w:val="0"/>
+          <w:sz w:val="18"/>
+          <w:szCs w:val="18"/>
+          <w:shd w:val="clear" w:color="auto" w:fill="262626"/>
+          <w:lang w:val="en-US"/>
+          <w14:ligatures w14:val="none"/>
+        </w:rPr>
+        <w:t xml:space="preserve">├── models.py          [OK] tables : executions + </w:t>
+      </w:r>
+      <w:proofErr w:type="spellStart"/>
+      <w:r>
+        <w:rPr>
+          <w:rFonts w:ascii="Courier New" w:eastAsia="Times New Roman" w:hAnsi="Courier New" w:cs="Courier New"/>
+          <w:color w:val="8C8C8C"/>
+          <w:kern w:val="0"/>
+          <w:sz w:val="18"/>
+          <w:szCs w:val="18"/>
+          <w:shd w:val="clear" w:color="auto" w:fill="262626"/>
+          <w:lang w:val="en-US"/>
+          <w14:ligatures w14:val="none"/>
+        </w:rPr>
+        <w:t>execution_logs</w:t>
+      </w:r>
+      <w:proofErr w:type="spellEnd"/>
+    </w:p>
+    <w:p>
+      <w:pPr>
+        <w:pStyle w:val="Paragraphedeliste"/>
+        <w:numPr>
+          <w:ilvl w:val="0"/>
+          <w:numId w:val="2"/>
+        </w:numPr>
+        <w:shd w:val="clear" w:color="auto" w:fill="121314"/>
+        <w:tabs>
+          <w:tab w:val="left" w:pos="916"/>
+          <w:tab w:val="left" w:pos="1832"/>
+          <w:tab w:val="left" w:pos="2748"/>
+          <w:tab w:val="left" w:pos="3664"/>
+          <w:tab w:val="left" w:pos="4580"/>
+          <w:tab w:val="left" w:pos="5496"/>
+          <w:tab w:val="left" w:pos="6412"/>
+          <w:tab w:val="left" w:pos="7328"/>
+          <w:tab w:val="left" w:pos="8244"/>
+          <w:tab w:val="left" w:pos="9160"/>
+          <w:tab w:val="left" w:pos="10076"/>
+          <w:tab w:val="left" w:pos="10992"/>
+          <w:tab w:val="left" w:pos="11908"/>
+          <w:tab w:val="left" w:pos="12824"/>
+          <w:tab w:val="left" w:pos="13740"/>
+          <w:tab w:val="left" w:pos="14656"/>
+        </w:tabs>
+        <w:spacing w:after="0" w:line="240" w:lineRule="auto"/>
+        <w:rPr>
+          <w:rFonts w:ascii="Courier New" w:eastAsia="Times New Roman" w:hAnsi="Courier New" w:cs="Courier New"/>
+          <w:color w:val="8C8C8C"/>
+          <w:kern w:val="0"/>
+          <w:sz w:val="18"/>
+          <w:szCs w:val="18"/>
+          <w:shd w:val="clear" w:color="auto" w:fill="262626"/>
+          <w:lang w:val="fr-CA"/>
+          <w14:ligatures w14:val="none"/>
+        </w:rPr>
+      </w:pPr>
+      <w:r>
+        <w:rPr>
+          <w:rFonts w:ascii="Courier New" w:eastAsia="Times New Roman" w:hAnsi="Courier New" w:cs="Courier New"/>
+          <w:color w:val="8C8C8C"/>
+          <w:kern w:val="0"/>
+          <w:sz w:val="18"/>
+          <w:szCs w:val="18"/>
+          <w:shd w:val="clear" w:color="auto" w:fill="262626"/>
+          <w:lang w:val="fr-CA"/>
+          <w14:ligatures w14:val="none"/>
+        </w:rPr>
+        <w:t xml:space="preserve">├── main.py            [OK] serveur </w:t>
+      </w:r>
+      <w:proofErr w:type="spellStart"/>
+      <w:r>
+        <w:rPr>
+          <w:rFonts w:ascii="Courier New" w:eastAsia="Times New Roman" w:hAnsi="Courier New" w:cs="Courier New"/>
+          <w:color w:val="8C8C8C"/>
+          <w:kern w:val="0"/>
+          <w:sz w:val="18"/>
+          <w:szCs w:val="18"/>
+          <w:shd w:val="clear" w:color="auto" w:fill="262626"/>
+          <w:lang w:val="fr-CA"/>
+          <w14:ligatures w14:val="none"/>
+        </w:rPr>
+        <w:t>FastAPI</w:t>
+      </w:r>
+      <w:proofErr w:type="spellEnd"/>
+      <w:r>
+        <w:rPr>
+          <w:rFonts w:ascii="Courier New" w:eastAsia="Times New Roman" w:hAnsi="Courier New" w:cs="Courier New"/>
+          <w:color w:val="8C8C8C"/>
+          <w:kern w:val="0"/>
+          <w:sz w:val="18"/>
+          <w:szCs w:val="18"/>
+          <w:shd w:val="clear" w:color="auto" w:fill="262626"/>
+          <w:lang w:val="fr-CA"/>
+          <w14:ligatures w14:val="none"/>
+        </w:rPr>
+        <w:t xml:space="preserve"> sur port 8000</w:t>
+      </w:r>
+    </w:p>
+    <w:p>
+      <w:pPr>
+        <w:pStyle w:val="Paragraphedeliste"/>
+        <w:numPr>
+          <w:ilvl w:val="0"/>
+          <w:numId w:val="2"/>
+        </w:numPr>
+        <w:shd w:val="clear" w:color="auto" w:fill="121314"/>
+        <w:tabs>
+          <w:tab w:val="left" w:pos="916"/>
+          <w:tab w:val="left" w:pos="1832"/>
+          <w:tab w:val="left" w:pos="2748"/>
+          <w:tab w:val="left" w:pos="3664"/>
+          <w:tab w:val="left" w:pos="4580"/>
+          <w:tab w:val="left" w:pos="5496"/>
+          <w:tab w:val="left" w:pos="6412"/>
+          <w:tab w:val="left" w:pos="7328"/>
+          <w:tab w:val="left" w:pos="8244"/>
+          <w:tab w:val="left" w:pos="9160"/>
+          <w:tab w:val="left" w:pos="10076"/>
+          <w:tab w:val="left" w:pos="10992"/>
+          <w:tab w:val="left" w:pos="11908"/>
+          <w:tab w:val="left" w:pos="12824"/>
+          <w:tab w:val="left" w:pos="13740"/>
+          <w:tab w:val="left" w:pos="14656"/>
+        </w:tabs>
+        <w:spacing w:after="0" w:line="240" w:lineRule="auto"/>
+        <w:rPr>
+          <w:rFonts w:ascii="Courier New" w:eastAsia="Times New Roman" w:hAnsi="Courier New" w:cs="Courier New"/>
+          <w:color w:val="8C8C8C"/>
+          <w:kern w:val="0"/>
+          <w:sz w:val="18"/>
+          <w:szCs w:val="18"/>
+          <w:shd w:val="clear" w:color="auto" w:fill="262626"/>
+          <w:lang w:val="en-US"/>
+          <w14:ligatures w14:val="none"/>
+        </w:rPr>
+      </w:pPr>
+      <w:r>
+        <w:rPr>
+          <w:rFonts w:ascii="Courier New" w:eastAsia="Times New Roman" w:hAnsi="Courier New" w:cs="Courier New"/>
+          <w:color w:val="8C8C8C"/>
+          <w:kern w:val="0"/>
+          <w:sz w:val="18"/>
+          <w:szCs w:val="18"/>
+          <w:shd w:val="clear" w:color="auto" w:fill="262626"/>
+          <w:lang w:val="en-US"/>
+          <w14:ligatures w14:val="none"/>
+        </w:rPr>
+        <w:t xml:space="preserve">└── </w:t>
+      </w:r>
+      <w:proofErr w:type="spellStart"/>
+      <w:r>
+        <w:rPr>
+          <w:rFonts w:ascii="Courier New" w:eastAsia="Times New Roman" w:hAnsi="Courier New" w:cs="Courier New"/>
+          <w:color w:val="8C8C8C"/>
+          <w:kern w:val="0"/>
+          <w:sz w:val="18"/>
+          <w:szCs w:val="18"/>
+          <w:shd w:val="clear" w:color="auto" w:fill="262626"/>
+          <w:lang w:val="en-US"/>
+          <w14:ligatures w14:val="none"/>
+        </w:rPr>
+        <w:t>api</w:t>
+      </w:r>
+      <w:proofErr w:type="spellEnd"/>
+      <w:r>
+        <w:rPr>
+          <w:rFonts w:ascii="Courier New" w:eastAsia="Times New Roman" w:hAnsi="Courier New" w:cs="Courier New"/>
+          <w:color w:val="8C8C8C"/>
+          <w:kern w:val="0"/>
+          <w:sz w:val="18"/>
+          <w:szCs w:val="18"/>
+          <w:shd w:val="clear" w:color="auto" w:fill="262626"/>
+          <w:lang w:val="en-US"/>
+          <w14:ligatures w14:val="none"/>
+        </w:rPr>
+        <w:t>/</w:t>
+      </w:r>
+    </w:p>
+    <w:p>
+      <w:pPr>
+        <w:pStyle w:val="Paragraphedeliste"/>
+        <w:numPr>
+          <w:ilvl w:val="0"/>
+          <w:numId w:val="2"/>
+        </w:numPr>
+        <w:shd w:val="clear" w:color="auto" w:fill="121314"/>
+        <w:tabs>
+          <w:tab w:val="left" w:pos="916"/>
+          <w:tab w:val="left" w:pos="1832"/>
+          <w:tab w:val="left" w:pos="2748"/>
+          <w:tab w:val="left" w:pos="3664"/>
+          <w:tab w:val="left" w:pos="4580"/>
+          <w:tab w:val="left" w:pos="5496"/>
+          <w:tab w:val="left" w:pos="6412"/>
+          <w:tab w:val="left" w:pos="7328"/>
+          <w:tab w:val="left" w:pos="8244"/>
+          <w:tab w:val="left" w:pos="9160"/>
+          <w:tab w:val="left" w:pos="10076"/>
+          <w:tab w:val="left" w:pos="10992"/>
+          <w:tab w:val="left" w:pos="11908"/>
+          <w:tab w:val="left" w:pos="12824"/>
+          <w:tab w:val="left" w:pos="13740"/>
+          <w:tab w:val="left" w:pos="14656"/>
+        </w:tabs>
+        <w:spacing w:after="0" w:line="240" w:lineRule="auto"/>
+        <w:rPr>
+          <w:rFonts w:ascii="Courier New" w:eastAsia="Times New Roman" w:hAnsi="Courier New" w:cs="Courier New"/>
+          <w:color w:val="8C8C8C"/>
+          <w:kern w:val="0"/>
+          <w:sz w:val="18"/>
+          <w:szCs w:val="18"/>
+          <w:shd w:val="clear" w:color="auto" w:fill="262626"/>
+          <w:lang w:val="en-US"/>
+          <w14:ligatures w14:val="none"/>
+        </w:rPr>
+      </w:pPr>
+      <w:r>
+        <w:rPr>
+          <w:rFonts w:ascii="Courier New" w:eastAsia="Times New Roman" w:hAnsi="Courier New" w:cs="Courier New"/>
+          <w:color w:val="8C8C8C"/>
+          <w:kern w:val="0"/>
+          <w:sz w:val="18"/>
+          <w:szCs w:val="18"/>
+          <w:shd w:val="clear" w:color="auto" w:fill="262626"/>
+          <w:lang w:val="en-US"/>
+          <w14:ligatures w14:val="none"/>
+        </w:rPr>
+        <w:t xml:space="preserve">    ├── __init__.py    [OK]</w:t>
+      </w:r>
+    </w:p>
+    <w:p>
+      <w:pPr>
+        <w:pStyle w:val="Paragraphedeliste"/>
+        <w:numPr>
+          <w:ilvl w:val="0"/>
+          <w:numId w:val="2"/>
+        </w:numPr>
+        <w:shd w:val="clear" w:color="auto" w:fill="121314"/>
+        <w:tabs>
+          <w:tab w:val="left" w:pos="916"/>
+          <w:tab w:val="left" w:pos="1832"/>
+          <w:tab w:val="left" w:pos="2748"/>
+          <w:tab w:val="left" w:pos="3664"/>
+          <w:tab w:val="left" w:pos="4580"/>
+          <w:tab w:val="left" w:pos="5496"/>
+          <w:tab w:val="left" w:pos="6412"/>
+          <w:tab w:val="left" w:pos="7328"/>
+          <w:tab w:val="left" w:pos="8244"/>
+          <w:tab w:val="left" w:pos="9160"/>
+          <w:tab w:val="left" w:pos="10076"/>
+          <w:tab w:val="left" w:pos="10992"/>
+          <w:tab w:val="left" w:pos="11908"/>
+          <w:tab w:val="left" w:pos="12824"/>
+          <w:tab w:val="left" w:pos="13740"/>
+          <w:tab w:val="left" w:pos="14656"/>
+        </w:tabs>
+        <w:spacing w:after="0" w:line="240" w:lineRule="auto"/>
+        <w:rPr>
+          <w:rFonts w:ascii="Courier New" w:eastAsia="Times New Roman" w:hAnsi="Courier New" w:cs="Courier New"/>
+          <w:color w:val="8C8C8C"/>
+          <w:kern w:val="0"/>
+          <w:sz w:val="18"/>
+          <w:szCs w:val="18"/>
+          <w:shd w:val="clear" w:color="auto" w:fill="262626"/>
+          <w:lang w:val="en-US"/>
+          <w14:ligatures w14:val="none"/>
+        </w:rPr>
+      </w:pPr>
+      <w:r>
+        <w:rPr>
+          <w:rFonts w:ascii="Courier New" w:eastAsia="Times New Roman" w:hAnsi="Courier New" w:cs="Courier New"/>
+          <w:color w:val="8C8C8C"/>
+          <w:kern w:val="0"/>
+          <w:sz w:val="18"/>
+          <w:szCs w:val="18"/>
+          <w:shd w:val="clear" w:color="auto" w:fill="262626"/>
+          <w:lang w:val="en-US"/>
+          <w14:ligatures w14:val="none"/>
+        </w:rPr>
+        <w:t xml:space="preserve">    ├── clients.py     [OK] endpoints : AWB / BMCE / CDG / modules</w:t>
+      </w:r>
+    </w:p>
+    <w:p>
+      <w:pPr>
+        <w:pStyle w:val="Paragraphedeliste"/>
+        <w:numPr>
+          <w:ilvl w:val="0"/>
+          <w:numId w:val="2"/>
+        </w:numPr>
+        <w:shd w:val="clear" w:color="auto" w:fill="121314"/>
+        <w:tabs>
+          <w:tab w:val="left" w:pos="916"/>
+          <w:tab w:val="left" w:pos="1832"/>
+          <w:tab w:val="left" w:pos="2748"/>
+          <w:tab w:val="left" w:pos="3664"/>
+          <w:tab w:val="left" w:pos="4580"/>
+          <w:tab w:val="left" w:pos="5496"/>
+          <w:tab w:val="left" w:pos="6412"/>
+          <w:tab w:val="left" w:pos="7328"/>
+          <w:tab w:val="left" w:pos="8244"/>
+          <w:tab w:val="left" w:pos="9160"/>
+          <w:tab w:val="left" w:pos="10076"/>
+          <w:tab w:val="left" w:pos="10992"/>
+          <w:tab w:val="left" w:pos="11908"/>
+          <w:tab w:val="left" w:pos="12824"/>
+          <w:tab w:val="left" w:pos="13740"/>
+          <w:tab w:val="left" w:pos="14656"/>
+        </w:tabs>
+        <w:spacing w:after="0" w:line="240" w:lineRule="auto"/>
+        <w:rPr>
+          <w:rFonts w:ascii="Courier New" w:eastAsia="Times New Roman" w:hAnsi="Courier New" w:cs="Courier New"/>
+          <w:color w:val="BFBFBF"/>
+          <w:kern w:val="0"/>
+          <w:sz w:val="20"/>
+          <w:szCs w:val="20"/>
+          <w:lang w:val="fr-CA"/>
+          <w14:ligatures w14:val="none"/>
+        </w:rPr>
+      </w:pPr>
+      <w:r>
+        <w:rPr>
+          <w:rFonts w:ascii="Courier New" w:eastAsia="Times New Roman" w:hAnsi="Courier New" w:cs="Courier New"/>
+          <w:color w:val="8C8C8C"/>
+          <w:kern w:val="0"/>
+          <w:sz w:val="18"/>
+          <w:szCs w:val="18"/>
+          <w:shd w:val="clear" w:color="auto" w:fill="262626"/>
+          <w:lang w:val="en-US"/>
+          <w14:ligatures w14:val="none"/>
+        </w:rPr>
+        <w:lastRenderedPageBreak/>
+        <w:t xml:space="preserve">    </w:t>
+      </w:r>
+      <w:r>
+        <w:rPr>
+          <w:rFonts w:ascii="Courier New" w:eastAsia="Times New Roman" w:hAnsi="Courier New" w:cs="Courier New"/>
+          <w:color w:val="8C8C8C"/>
+          <w:kern w:val="0"/>
+          <w:sz w:val="18"/>
+          <w:szCs w:val="18"/>
+          <w:shd w:val="clear" w:color="auto" w:fill="262626"/>
+          <w:lang w:val="fr-CA"/>
+          <w14:ligatures w14:val="none"/>
+        </w:rPr>
+        <w:t xml:space="preserve">└── executions.py  [OK] </w:t>
+      </w:r>
+      <w:proofErr w:type="spellStart"/>
+      <w:r>
+        <w:rPr>
+          <w:rFonts w:ascii="Courier New" w:eastAsia="Times New Roman" w:hAnsi="Courier New" w:cs="Courier New"/>
+          <w:color w:val="8C8C8C"/>
+          <w:kern w:val="0"/>
+          <w:sz w:val="18"/>
+          <w:szCs w:val="18"/>
+          <w:shd w:val="clear" w:color="auto" w:fill="262626"/>
+          <w:lang w:val="fr-CA"/>
+          <w14:ligatures w14:val="none"/>
+        </w:rPr>
+        <w:t>endpoints</w:t>
+      </w:r>
+      <w:proofErr w:type="spellEnd"/>
+      <w:r>
+        <w:rPr>
+          <w:rFonts w:ascii="Courier New" w:eastAsia="Times New Roman" w:hAnsi="Courier New" w:cs="Courier New"/>
+          <w:color w:val="8C8C8C"/>
+          <w:kern w:val="0"/>
+          <w:sz w:val="18"/>
+          <w:szCs w:val="18"/>
+          <w:shd w:val="clear" w:color="auto" w:fill="262626"/>
+          <w:lang w:val="fr-CA"/>
+          <w14:ligatures w14:val="none"/>
+        </w:rPr>
+        <w:t xml:space="preserve"> : lancer / suivre / historique</w:t>
+      </w:r>
+    </w:p>
+    <w:p>
+      <w:pPr>
+        <w:rPr>
+          <w:lang w:val="fr-CA"/>
+        </w:rPr>
+      </w:pPr>
+    </w:p>
+    <w:p>
+      <w:pPr>
+        <w:rPr>
+          <w:lang w:val="fr-CA"/>
+        </w:rPr>
+      </w:pPr>
+    </w:p>
+    <w:p>
+      <w:pPr>
+        <w:rPr>
+          <w:b/>
+          <w:bCs/>
+          <w:lang w:val="fr-CA"/>
+        </w:rPr>
+      </w:pPr>
+      <w:proofErr w:type="spellStart"/>
+      <w:r>
+        <w:rPr>
+          <w:lang w:val="fr-CA"/>
+        </w:rPr>
+        <w:t>Frontent</w:t>
+      </w:r>
+      <w:proofErr w:type="spellEnd"/>
+      <w:r>
+        <w:rPr>
+          <w:lang w:val="fr-CA"/>
+        </w:rPr>
+        <w:t xml:space="preserve"> : </w:t>
+      </w:r>
+      <w:r>
+        <w:rPr>
+          <w:lang w:val="fr-CA"/>
+        </w:rPr>
+        <w:br/>
+      </w:r>
+      <w:r>
+        <w:rPr>
+          <w:b/>
+          <w:bCs/>
+          <w:lang w:val="fr-CA"/>
+        </w:rPr>
+        <w:t xml:space="preserve">Étape 2 — Créer le projet </w:t>
+      </w:r>
+      <w:proofErr w:type="spellStart"/>
+      <w:r>
+        <w:rPr>
+          <w:b/>
+          <w:bCs/>
+          <w:lang w:val="fr-CA"/>
+        </w:rPr>
+        <w:t>React</w:t>
+      </w:r>
+      <w:proofErr w:type="spellEnd"/>
+    </w:p>
+    <w:p>
+      <w:pPr>
+        <w:rPr>
+          <w:lang w:val="fr-CA"/>
+        </w:rPr>
+      </w:pPr>
+      <w:r>
+        <w:rPr>
+          <w:b/>
+          <w:bCs/>
+          <w:lang w:val="fr-CA"/>
+        </w:rPr>
+        <w:t>Qu'est-ce que Vite ?</w:t>
+      </w:r>
+      <w:r>
+        <w:rPr>
+          <w:lang w:val="fr-CA"/>
+        </w:rPr>
+        <w:t xml:space="preserve"> C'est l'outil qui crée et construit notre projet </w:t>
+      </w:r>
+      <w:proofErr w:type="spellStart"/>
+      <w:r>
+        <w:rPr>
+          <w:lang w:val="fr-CA"/>
+        </w:rPr>
+        <w:t>React</w:t>
+      </w:r>
+      <w:proofErr w:type="spellEnd"/>
+      <w:r>
+        <w:rPr>
+          <w:lang w:val="fr-CA"/>
+        </w:rPr>
+        <w:t>. Il génère toute la structure de fichiers automatiquement.</w:t>
+      </w:r>
+    </w:p>
+    <w:p>
+      <w:pPr>
+        <w:rPr>
+          <w:b/>
+          <w:bCs/>
+          <w:lang w:val="fr-CA"/>
+        </w:rPr>
+      </w:pPr>
+      <w:r>
+        <w:rPr>
+          <w:b/>
+          <w:bCs/>
+          <w:lang w:val="fr-CA"/>
+        </w:rPr>
+        <w:t>Explication de chaque étape et son utilité</w:t>
+      </w:r>
+    </w:p>
+    <w:p>
+      <w:pPr>
+        <w:rPr>
+          <w:b/>
+          <w:bCs/>
+          <w:lang w:val="fr-CA"/>
+        </w:rPr>
+      </w:pPr>
+      <w:r>
+        <w:rPr>
+          <w:b/>
+          <w:bCs/>
+          <w:lang w:val="fr-CA"/>
+        </w:rPr>
+        <w:t>Node.js — pourquoi on en a besoin ?</w:t>
+      </w:r>
+    </w:p>
+    <w:p>
+      <w:pPr>
+        <w:rPr>
+          <w:lang w:val="fr-CA"/>
+        </w:rPr>
+      </w:pPr>
+      <w:r>
+        <w:rPr>
+          <w:lang w:val="fr-CA"/>
+        </w:rPr>
+        <w:t xml:space="preserve">Python fait tourner le backend. Mais le frontend </w:t>
+      </w:r>
+      <w:proofErr w:type="spellStart"/>
+      <w:r>
+        <w:rPr>
+          <w:lang w:val="fr-CA"/>
+        </w:rPr>
+        <w:t>React</w:t>
+      </w:r>
+      <w:proofErr w:type="spellEnd"/>
+      <w:r>
+        <w:rPr>
+          <w:lang w:val="fr-CA"/>
+        </w:rPr>
+        <w:t xml:space="preserve"> est du </w:t>
+      </w:r>
+      <w:r>
+        <w:rPr>
+          <w:b/>
+          <w:bCs/>
+          <w:lang w:val="fr-CA"/>
+        </w:rPr>
+        <w:t>JavaScript</w:t>
+      </w:r>
+      <w:r>
+        <w:rPr>
+          <w:lang w:val="fr-CA"/>
+        </w:rPr>
+        <w:t xml:space="preserve">. Node.js est le moteur qui fait tourner JavaScript sur ton ordinateur (pas dans le navigateur). Sans Node.js, impossible d'installer ni de compiler </w:t>
+      </w:r>
+      <w:proofErr w:type="spellStart"/>
+      <w:r>
+        <w:rPr>
+          <w:lang w:val="fr-CA"/>
+        </w:rPr>
+        <w:t>React</w:t>
+      </w:r>
+      <w:proofErr w:type="spellEnd"/>
+      <w:r>
+        <w:rPr>
+          <w:lang w:val="fr-CA"/>
+        </w:rPr>
+        <w:t>.</w:t>
+      </w:r>
+    </w:p>
+    <w:p>
+      <w:pPr>
+        <w:rPr>
+          <w:b/>
+          <w:bCs/>
+          <w:lang w:val="fr-CA"/>
+        </w:rPr>
+      </w:pPr>
+      <w:r>
+        <w:rPr>
+          <w:b/>
+          <w:bCs/>
+          <w:lang w:val="fr-CA"/>
+        </w:rPr>
+        <w:t>Vite — à quoi ça sert ?</w:t>
+      </w:r>
+    </w:p>
+    <w:p>
+      <w:pPr>
+        <w:rPr>
+          <w:lang w:val="en-US"/>
+        </w:rPr>
+      </w:pPr>
+      <w:r>
+        <w:rPr>
+          <w:lang w:val="en-US"/>
+        </w:rPr>
+        <w:t xml:space="preserve">Vite est </w:t>
+      </w:r>
+      <w:proofErr w:type="spellStart"/>
+      <w:r>
+        <w:rPr>
+          <w:lang w:val="en-US"/>
+        </w:rPr>
+        <w:t>l'outil</w:t>
+      </w:r>
+      <w:proofErr w:type="spellEnd"/>
+      <w:r>
+        <w:rPr>
+          <w:lang w:val="en-US"/>
+        </w:rPr>
+        <w:t xml:space="preserve"> qui :</w:t>
+      </w:r>
+    </w:p>
+    <w:p>
+      <w:pPr>
+        <w:numPr>
+          <w:ilvl w:val="0"/>
+          <w:numId w:val="3"/>
+        </w:numPr>
+        <w:rPr>
+          <w:lang w:val="fr-CA"/>
+        </w:rPr>
+      </w:pPr>
+      <w:r>
+        <w:rPr>
+          <w:b/>
+          <w:bCs/>
+          <w:lang w:val="fr-CA"/>
+        </w:rPr>
+        <w:t>Crée</w:t>
+      </w:r>
+      <w:r>
+        <w:rPr>
+          <w:lang w:val="fr-CA"/>
+        </w:rPr>
+        <w:t xml:space="preserve"> la structure du projet </w:t>
+      </w:r>
+      <w:proofErr w:type="spellStart"/>
+      <w:r>
+        <w:rPr>
+          <w:lang w:val="fr-CA"/>
+        </w:rPr>
+        <w:t>React</w:t>
+      </w:r>
+      <w:proofErr w:type="spellEnd"/>
+      <w:r>
+        <w:rPr>
+          <w:lang w:val="fr-CA"/>
+        </w:rPr>
+        <w:t xml:space="preserve"> (tous les fichiers de départ)</w:t>
+      </w:r>
+    </w:p>
+    <w:p>
+      <w:pPr>
+        <w:numPr>
+          <w:ilvl w:val="0"/>
+          <w:numId w:val="3"/>
+        </w:numPr>
+        <w:rPr>
+          <w:lang w:val="fr-CA"/>
+        </w:rPr>
+      </w:pPr>
+      <w:r>
+        <w:rPr>
+          <w:b/>
+          <w:bCs/>
+          <w:lang w:val="fr-CA"/>
+        </w:rPr>
+        <w:t>Lance</w:t>
+      </w:r>
+      <w:r>
+        <w:rPr>
+          <w:lang w:val="fr-CA"/>
+        </w:rPr>
+        <w:t> un serveur local pendant le développement (</w:t>
+      </w:r>
+      <w:proofErr w:type="spellStart"/>
+      <w:r>
+        <w:rPr>
+          <w:lang w:val="fr-CA"/>
+        </w:rPr>
+        <w:t>npm</w:t>
+      </w:r>
+      <w:proofErr w:type="spellEnd"/>
+      <w:r>
+        <w:rPr>
+          <w:lang w:val="fr-CA"/>
+        </w:rPr>
+        <w:t xml:space="preserve"> run dev)</w:t>
+      </w:r>
+    </w:p>
+    <w:p>
+      <w:pPr>
+        <w:numPr>
+          <w:ilvl w:val="0"/>
+          <w:numId w:val="3"/>
+        </w:numPr>
+        <w:rPr>
+          <w:lang w:val="fr-CA"/>
+        </w:rPr>
+      </w:pPr>
+      <w:r>
+        <w:rPr>
+          <w:b/>
+          <w:bCs/>
+          <w:lang w:val="fr-CA"/>
+        </w:rPr>
+        <w:t>Compile</w:t>
+      </w:r>
+      <w:r>
+        <w:rPr>
+          <w:lang w:val="fr-CA"/>
+        </w:rPr>
+        <w:t> ton code en fichiers prêts pour la production (</w:t>
+      </w:r>
+      <w:proofErr w:type="spellStart"/>
+      <w:r>
+        <w:rPr>
+          <w:lang w:val="fr-CA"/>
+        </w:rPr>
+        <w:t>npm</w:t>
+      </w:r>
+      <w:proofErr w:type="spellEnd"/>
+      <w:r>
+        <w:rPr>
+          <w:lang w:val="fr-CA"/>
+        </w:rPr>
+        <w:t xml:space="preserve"> run </w:t>
+      </w:r>
+      <w:proofErr w:type="spellStart"/>
+      <w:r>
+        <w:rPr>
+          <w:lang w:val="fr-CA"/>
+        </w:rPr>
+        <w:t>build</w:t>
+      </w:r>
+      <w:proofErr w:type="spellEnd"/>
+      <w:r>
+        <w:rPr>
+          <w:lang w:val="fr-CA"/>
+        </w:rPr>
+        <w:t>)</w:t>
+      </w:r>
+    </w:p>
+    <w:p>
+      <w:pPr>
+        <w:rPr>
+          <w:lang w:val="fr-CA"/>
+        </w:rPr>
+      </w:pPr>
+      <w:r>
+        <w:rPr>
+          <w:lang w:val="fr-CA"/>
+        </w:rPr>
+        <w:t>Sans Vite, tu devrais configurer tout ça manuellement — des centaines de lignes de config.</w:t>
+      </w:r>
+    </w:p>
+    <w:p>
+      <w:pPr>
+        <w:rPr>
+          <w:b/>
+          <w:bCs/>
+          <w:lang w:val="fr-CA"/>
+        </w:rPr>
+      </w:pPr>
+      <w:proofErr w:type="spellStart"/>
+      <w:r>
+        <w:rPr>
+          <w:b/>
+          <w:bCs/>
+          <w:lang w:val="fr-CA"/>
+        </w:rPr>
+        <w:t>TailwindCSS</w:t>
+      </w:r>
+      <w:proofErr w:type="spellEnd"/>
+      <w:r>
+        <w:rPr>
+          <w:b/>
+          <w:bCs/>
+          <w:lang w:val="fr-CA"/>
+        </w:rPr>
+        <w:t xml:space="preserve"> — pourquoi pas du CSS normal ?</w:t>
+      </w:r>
+    </w:p>
+    <w:p>
+      <w:pPr>
+        <w:rPr>
+          <w:lang w:val="fr-CA"/>
+        </w:rPr>
+      </w:pPr>
+      <w:r>
+        <w:rPr>
+          <w:lang w:val="fr-CA"/>
+        </w:rPr>
+        <w:t>Avec du CSS classique tu écris des fichiers .</w:t>
+      </w:r>
+      <w:proofErr w:type="spellStart"/>
+      <w:r>
+        <w:rPr>
+          <w:lang w:val="fr-CA"/>
+        </w:rPr>
+        <w:t>css</w:t>
+      </w:r>
+      <w:proofErr w:type="spellEnd"/>
+      <w:r>
+        <w:rPr>
+          <w:lang w:val="fr-CA"/>
+        </w:rPr>
+        <w:t xml:space="preserve"> séparés avec des noms de classes inventés. </w:t>
+      </w:r>
+      <w:proofErr w:type="spellStart"/>
+      <w:r>
+        <w:rPr>
+          <w:lang w:val="fr-CA"/>
+        </w:rPr>
+        <w:t>Tailwind</w:t>
+      </w:r>
+      <w:proofErr w:type="spellEnd"/>
+      <w:r>
+        <w:rPr>
+          <w:lang w:val="fr-CA"/>
+        </w:rPr>
+        <w:t xml:space="preserve"> t'évite ça — tu mets les styles </w:t>
+      </w:r>
+      <w:r>
+        <w:rPr>
+          <w:b/>
+          <w:bCs/>
+          <w:lang w:val="fr-CA"/>
+        </w:rPr>
+        <w:t>directement dans le HTML</w:t>
+      </w:r>
+      <w:r>
+        <w:rPr>
+          <w:lang w:val="fr-CA"/>
+        </w:rPr>
+        <w:t xml:space="preserve"> avec des classes courtes :</w:t>
+      </w:r>
+    </w:p>
+    <w:p>
+      <w:pPr>
+        <w:rPr>
+          <w:lang w:val="fr-CA"/>
+        </w:rPr>
+      </w:pPr>
+      <w:r>
+        <w:rPr>
+          <w:lang w:val="fr-CA"/>
+        </w:rPr>
+        <w:t xml:space="preserve">&lt;!-- Sans </w:t>
+      </w:r>
+      <w:proofErr w:type="spellStart"/>
+      <w:r>
+        <w:rPr>
+          <w:lang w:val="fr-CA"/>
+        </w:rPr>
+        <w:t>Tailwind</w:t>
+      </w:r>
+      <w:proofErr w:type="spellEnd"/>
+      <w:r>
+        <w:rPr>
+          <w:lang w:val="fr-CA"/>
+        </w:rPr>
+        <w:t xml:space="preserve"> --&gt;</w:t>
+      </w:r>
+    </w:p>
+    <w:p>
+      <w:pPr>
+        <w:rPr>
+          <w:lang w:val="fr-CA"/>
+        </w:rPr>
+      </w:pPr>
+      <w:r>
+        <w:rPr>
+          <w:lang w:val="fr-CA"/>
+        </w:rPr>
+        <w:t>&lt;div class="ma-carte"&gt;...&lt;/div&gt;   ← puis tu cherches le .</w:t>
+      </w:r>
+      <w:proofErr w:type="spellStart"/>
+      <w:r>
+        <w:rPr>
+          <w:lang w:val="fr-CA"/>
+        </w:rPr>
+        <w:t>css</w:t>
+      </w:r>
+      <w:proofErr w:type="spellEnd"/>
+    </w:p>
+    <w:p>
+      <w:pPr>
+        <w:rPr>
+          <w:lang w:val="fr-CA"/>
+        </w:rPr>
+      </w:pPr>
+    </w:p>
+    <w:p>
+      <w:pPr>
+        <w:rPr>
+          <w:lang w:val="en-US"/>
+        </w:rPr>
+      </w:pPr>
+      <w:r>
+        <w:rPr>
+          <w:lang w:val="en-US"/>
+        </w:rPr>
+        <w:t>&lt;!-- Avec Tailwind --&gt;</w:t>
+      </w:r>
+    </w:p>
+    <w:p>
+      <w:pPr>
+        <w:rPr>
+          <w:lang w:val="en-US"/>
+        </w:rPr>
+      </w:pPr>
+      <w:r>
+        <w:rPr>
+          <w:lang w:val="en-US"/>
+        </w:rPr>
+        <w:t>&lt;div class="</w:t>
+      </w:r>
+      <w:proofErr w:type="spellStart"/>
+      <w:r>
+        <w:rPr>
+          <w:lang w:val="en-US"/>
+        </w:rPr>
+        <w:t>bg</w:t>
+      </w:r>
+      <w:proofErr w:type="spellEnd"/>
+      <w:r>
+        <w:rPr>
+          <w:lang w:val="en-US"/>
+        </w:rPr>
+        <w:t>-[#1a1d27] border border-[#2d3148] rounded-xl p-5"&gt;</w:t>
+      </w:r>
+    </w:p>
+    <w:p>
+      <w:pPr>
+        <w:rPr>
+          <w:lang w:val="fr-CA"/>
+        </w:rPr>
+      </w:pPr>
+      <w:r>
+        <w:rPr>
+          <w:lang w:val="fr-CA"/>
+        </w:rPr>
+        <w:t>C'est plus rapide, tout est au même endroit, et il n'y a pas de fichiers CSS à gérer.</w:t>
+      </w:r>
+    </w:p>
+    <w:p>
+      <w:pPr>
+        <w:rPr>
+          <w:b/>
+          <w:bCs/>
+          <w:lang w:val="fr-CA"/>
+        </w:rPr>
+      </w:pPr>
+      <w:proofErr w:type="spellStart"/>
+      <w:r>
+        <w:rPr>
+          <w:b/>
+          <w:bCs/>
+          <w:lang w:val="fr-CA"/>
+        </w:rPr>
+        <w:t>React</w:t>
+      </w:r>
+      <w:proofErr w:type="spellEnd"/>
+      <w:r>
+        <w:rPr>
+          <w:b/>
+          <w:bCs/>
+          <w:lang w:val="fr-CA"/>
+        </w:rPr>
+        <w:t xml:space="preserve"> Router — la navigation entre pages</w:t>
+      </w:r>
+    </w:p>
+    <w:p>
+      <w:pPr>
+        <w:rPr>
+          <w:lang w:val="fr-CA"/>
+        </w:rPr>
+      </w:pPr>
+      <w:r>
+        <w:rPr>
+          <w:lang w:val="fr-CA"/>
+        </w:rPr>
+        <w:t xml:space="preserve">Sans </w:t>
+      </w:r>
+      <w:proofErr w:type="spellStart"/>
+      <w:r>
+        <w:rPr>
+          <w:lang w:val="fr-CA"/>
+        </w:rPr>
+        <w:t>React</w:t>
+      </w:r>
+      <w:proofErr w:type="spellEnd"/>
+      <w:r>
+        <w:rPr>
+          <w:lang w:val="fr-CA"/>
+        </w:rPr>
+        <w:t xml:space="preserve"> Router, ton app n'aurait qu'une seule "page". Quand tu cliques sur "Historique", l'URL change (/history) et </w:t>
+      </w:r>
+      <w:proofErr w:type="spellStart"/>
+      <w:r>
+        <w:rPr>
+          <w:lang w:val="fr-CA"/>
+        </w:rPr>
+        <w:t>React</w:t>
+      </w:r>
+      <w:proofErr w:type="spellEnd"/>
+      <w:r>
+        <w:rPr>
+          <w:lang w:val="fr-CA"/>
+        </w:rPr>
+        <w:t xml:space="preserve"> affiche le bon composant — sans recharger la page. C'est ce qu'on appelle une </w:t>
+      </w:r>
+      <w:r>
+        <w:rPr>
+          <w:b/>
+          <w:bCs/>
+          <w:lang w:val="fr-CA"/>
+        </w:rPr>
+        <w:t>SPA</w:t>
+      </w:r>
+      <w:r>
+        <w:rPr>
+          <w:lang w:val="fr-CA"/>
+        </w:rPr>
+        <w:t xml:space="preserve"> (Single Page Application).</w:t>
+      </w:r>
+    </w:p>
+    <w:p>
+      <w:pPr>
+        <w:rPr>
+          <w:b/>
+          <w:bCs/>
+          <w:lang w:val="fr-CA"/>
+        </w:rPr>
+      </w:pPr>
+      <w:proofErr w:type="spellStart"/>
+      <w:r>
+        <w:rPr>
+          <w:b/>
+          <w:bCs/>
+          <w:lang w:val="fr-CA"/>
+        </w:rPr>
+        <w:lastRenderedPageBreak/>
+        <w:t>TanStack</w:t>
+      </w:r>
+      <w:proofErr w:type="spellEnd"/>
+      <w:r>
+        <w:rPr>
+          <w:b/>
+          <w:bCs/>
+          <w:lang w:val="fr-CA"/>
+        </w:rPr>
+        <w:t xml:space="preserve"> Query — les appels API intelligents</w:t>
+      </w:r>
+    </w:p>
+    <w:p>
+      <w:pPr>
+        <w:rPr>
+          <w:lang w:val="fr-CA"/>
+        </w:rPr>
+      </w:pPr>
+      <w:r>
+        <w:rPr>
+          <w:lang w:val="fr-CA"/>
+        </w:rPr>
+        <w:t xml:space="preserve">Au lieu d'écrire </w:t>
+      </w:r>
+      <w:proofErr w:type="spellStart"/>
+      <w:r>
+        <w:rPr>
+          <w:lang w:val="fr-CA"/>
+        </w:rPr>
+        <w:t>fetch</w:t>
+      </w:r>
+      <w:proofErr w:type="spellEnd"/>
+      <w:r>
+        <w:rPr>
+          <w:lang w:val="fr-CA"/>
+        </w:rPr>
+        <w:t xml:space="preserve">(...) partout, </w:t>
+      </w:r>
+      <w:proofErr w:type="spellStart"/>
+      <w:r>
+        <w:rPr>
+          <w:lang w:val="fr-CA"/>
+        </w:rPr>
+        <w:t>TanStack</w:t>
+      </w:r>
+      <w:proofErr w:type="spellEnd"/>
+      <w:r>
+        <w:rPr>
+          <w:lang w:val="fr-CA"/>
+        </w:rPr>
+        <w:t xml:space="preserve"> Query gère automatiquement :</w:t>
+      </w:r>
+    </w:p>
+    <w:p>
+      <w:pPr>
+        <w:numPr>
+          <w:ilvl w:val="0"/>
+          <w:numId w:val="4"/>
+        </w:numPr>
+        <w:rPr>
+          <w:lang w:val="fr-CA"/>
+        </w:rPr>
+      </w:pPr>
+      <w:r>
+        <w:rPr>
+          <w:b/>
+          <w:bCs/>
+          <w:lang w:val="fr-CA"/>
+        </w:rPr>
+        <w:t>Le chargement</w:t>
+      </w:r>
+      <w:r>
+        <w:rPr>
+          <w:lang w:val="fr-CA"/>
+        </w:rPr>
+        <w:t> : pendant que les données arrivent, </w:t>
+      </w:r>
+      <w:proofErr w:type="spellStart"/>
+      <w:r>
+        <w:rPr>
+          <w:lang w:val="fr-CA"/>
+        </w:rPr>
+        <w:t>isLoading</w:t>
+      </w:r>
+      <w:proofErr w:type="spellEnd"/>
+      <w:r>
+        <w:rPr>
+          <w:lang w:val="fr-CA"/>
+        </w:rPr>
+        <w:t xml:space="preserve"> = true</w:t>
+      </w:r>
+    </w:p>
+    <w:p>
+      <w:pPr>
+        <w:numPr>
+          <w:ilvl w:val="0"/>
+          <w:numId w:val="4"/>
+        </w:numPr>
+        <w:rPr>
+          <w:lang w:val="fr-CA"/>
+        </w:rPr>
+      </w:pPr>
+      <w:r>
+        <w:rPr>
+          <w:b/>
+          <w:bCs/>
+          <w:lang w:val="fr-CA"/>
+        </w:rPr>
+        <w:t>Le cache</w:t>
+      </w:r>
+      <w:r>
+        <w:rPr>
+          <w:lang w:val="fr-CA"/>
+        </w:rPr>
+        <w:t> : si tu reviens sur la page, les données sont déjà là (pas besoin de recharger)</w:t>
+      </w:r>
+    </w:p>
+    <w:p>
+      <w:pPr>
+        <w:numPr>
+          <w:ilvl w:val="0"/>
+          <w:numId w:val="4"/>
+        </w:numPr>
+        <w:rPr>
+          <w:lang w:val="fr-CA"/>
+        </w:rPr>
+      </w:pPr>
+      <w:r>
+        <w:rPr>
+          <w:b/>
+          <w:bCs/>
+          <w:lang w:val="fr-CA"/>
+        </w:rPr>
+        <w:t>Le rafraîchissement automatique</w:t>
+      </w:r>
+      <w:r>
+        <w:rPr>
+          <w:lang w:val="fr-CA"/>
+        </w:rPr>
+        <w:t> : on rafraîchit toutes les 10 secondes</w:t>
+      </w:r>
+    </w:p>
+    <w:p>
+      <w:pPr>
+        <w:numPr>
+          <w:ilvl w:val="0"/>
+          <w:numId w:val="4"/>
+        </w:numPr>
+        <w:rPr>
+          <w:lang w:val="fr-CA"/>
+        </w:rPr>
+      </w:pPr>
+      <w:r>
+        <w:rPr>
+          <w:b/>
+          <w:bCs/>
+          <w:lang w:val="fr-CA"/>
+        </w:rPr>
+        <w:t>Les erreurs</w:t>
+      </w:r>
+      <w:r>
+        <w:rPr>
+          <w:lang w:val="fr-CA"/>
+        </w:rPr>
+        <w:t> : si le backend est en panne, il gère les retries</w:t>
+      </w:r>
+    </w:p>
+    <w:p>
+      <w:pPr>
+        <w:rPr>
+          <w:b/>
+          <w:bCs/>
+          <w:lang w:val="fr-CA"/>
+        </w:rPr>
+      </w:pPr>
+      <w:proofErr w:type="spellStart"/>
+      <w:r>
+        <w:rPr>
+          <w:b/>
+          <w:bCs/>
+          <w:lang w:val="fr-CA"/>
+        </w:rPr>
+        <w:t>WebSocket</w:t>
+      </w:r>
+      <w:proofErr w:type="spellEnd"/>
+      <w:r>
+        <w:rPr>
+          <w:b/>
+          <w:bCs/>
+          <w:lang w:val="fr-CA"/>
+        </w:rPr>
+        <w:t xml:space="preserve"> dans Monitor — logs en temps réel</w:t>
+      </w:r>
+    </w:p>
+    <w:p>
+      <w:pPr>
+        <w:rPr>
+          <w:lang w:val="fr-CA"/>
+        </w:rPr>
+      </w:pPr>
+      <w:r>
+        <w:rPr>
+          <w:lang w:val="fr-CA"/>
+        </w:rPr>
+        <w:t xml:space="preserve">HTTP classique = le navigateur </w:t>
+      </w:r>
+      <w:r>
+        <w:rPr>
+          <w:b/>
+          <w:bCs/>
+          <w:lang w:val="fr-CA"/>
+        </w:rPr>
+        <w:t>demande</w:t>
+      </w:r>
+      <w:r>
+        <w:rPr>
+          <w:lang w:val="fr-CA"/>
+        </w:rPr>
+        <w:t xml:space="preserve">, le serveur </w:t>
+      </w:r>
+      <w:r>
+        <w:rPr>
+          <w:b/>
+          <w:bCs/>
+          <w:lang w:val="fr-CA"/>
+        </w:rPr>
+        <w:t>répond</w:t>
+      </w:r>
+      <w:r>
+        <w:rPr>
+          <w:lang w:val="fr-CA"/>
+        </w:rPr>
+        <w:t>. Impossible d'envoyer quelque chose sans qu'on le demande.</w:t>
+      </w:r>
+    </w:p>
+    <w:p>
+      <w:pPr>
+        <w:rPr>
+          <w:lang w:val="fr-CA"/>
+        </w:rPr>
+      </w:pPr>
+      <w:proofErr w:type="spellStart"/>
+      <w:r>
+        <w:rPr>
+          <w:lang w:val="fr-CA"/>
+        </w:rPr>
+        <w:t>WebSocket</w:t>
+      </w:r>
+      <w:proofErr w:type="spellEnd"/>
+      <w:r>
+        <w:rPr>
+          <w:lang w:val="fr-CA"/>
+        </w:rPr>
+        <w:t xml:space="preserve"> = </w:t>
+      </w:r>
+      <w:r>
+        <w:rPr>
+          <w:b/>
+          <w:bCs/>
+          <w:lang w:val="fr-CA"/>
+        </w:rPr>
+        <w:t>connexion ouverte en permanence</w:t>
+      </w:r>
+      <w:r>
+        <w:rPr>
+          <w:lang w:val="fr-CA"/>
+        </w:rPr>
+        <w:t>. Le serveur peut envoyer des données à tout moment. C'est pour ça que les logs apparaissent ligne par ligne au fur et à mesure — exactement comme dans ton terminal.</w:t>
+      </w:r>
+    </w:p>
+    <w:p>
+      <w:pPr>
+        <w:rPr>
+          <w:lang w:val="fr-CA"/>
+        </w:rPr>
+      </w:pPr>
+    </w:p>
+    <w:p>
+      <w:pPr>
+        <w:rPr>
+          <w:lang w:val="fr-CA"/>
+        </w:rPr>
+      </w:pPr>
+    </w:p>
+    <w:p>
+      <w:pPr>
+        <w:rPr>
+          <w:lang w:val="fr-CA"/>
+        </w:rPr>
+      </w:pPr>
+    </w:p>
+    <w:p>
+      <w:pPr>
+        <w:rPr>
+          <w:lang w:val="fr-CA"/>
+        </w:rPr>
+      </w:pPr>
+    </w:p>
+    <w:p>
+      <w:pPr>
+        <w:rPr>
+          <w:i/>
+          <w:iCs/>
+          <w:lang w:val="fr-CA"/>
+        </w:rPr>
+      </w:pPr>
+    </w:p>
+    <w:p>
+      <w:pPr>
+        <w:rPr>
+          <w:i/>
+          <w:iCs/>
+          <w:lang w:val="fr-CA"/>
+        </w:rPr>
+      </w:pPr>
+    </w:p>
+    <w:p>
+      <w:pPr>
+        <w:rPr>
+          <w:i/>
+          <w:iCs/>
+          <w:lang w:val="fr-CA"/>
+        </w:rPr>
+      </w:pPr>
+    </w:p>
+    <w:p>
+      <w:pPr>
+        <w:rPr>
+          <w:i/>
+          <w:iCs/>
+          <w:lang w:val="fr-CA"/>
+        </w:rPr>
+      </w:pPr>
+    </w:p>
+    <w:p>
+      <w:pPr>
+        <w:rPr>
+          <w:i/>
+          <w:iCs/>
+          <w:lang w:val="fr-CA"/>
+        </w:rPr>
+      </w:pPr>
+    </w:p>
+    <w:p>
+      <w:pPr>
+        <w:rPr>
+          <w:i/>
+          <w:iCs/>
+          <w:lang w:val="fr-CA"/>
+        </w:rPr>
+      </w:pPr>
+    </w:p>
+    <w:p>
+      <w:pPr>
+        <w:rPr>
+          <w:i/>
+          <w:iCs/>
+          <w:lang w:val="fr-CA"/>
+        </w:rPr>
+      </w:pPr>
+    </w:p>
+    <w:p>
+      <w:pPr>
+        <w:rPr>
+          <w:i/>
+          <w:iCs/>
+          <w:lang w:val="fr-CA"/>
+        </w:rPr>
+      </w:pPr>
+    </w:p>
+    <w:p>
+      <w:pPr>
+        <w:rPr>
+          <w:i/>
+          <w:iCs/>
+          <w:lang w:val="fr-CA"/>
+        </w:rPr>
+      </w:pPr>
+    </w:p>
+    <w:p>
+      <w:pPr>
+        <w:rPr>
+          <w:b/>
+          <w:bCs/>
+          <w:i/>
+          <w:iCs/>
+          <w:lang w:val="fr-CA"/>
+        </w:rPr>
+      </w:pPr>
+      <w:r>
+        <w:rPr>
+          <w:b/>
+          <w:bCs/>
+          <w:i/>
+          <w:iCs/>
+          <w:lang w:val="fr-CA"/>
+        </w:rPr>
+        <w:t>Si tu veux relancer plus tard</w:t>
+      </w:r>
+    </w:p>
+    <w:p>
+      <w:pPr>
+        <w:rPr>
+          <w:b/>
+          <w:bCs/>
+          <w:i/>
+          <w:iCs/>
+          <w:lang w:val="fr-CA"/>
+        </w:rPr>
+      </w:pPr>
+      <w:r>
+        <w:rPr>
+          <w:b/>
+          <w:bCs/>
+          <w:i/>
+          <w:iCs/>
+          <w:lang w:val="fr-CA"/>
+        </w:rPr>
+        <w:t>Ouvre deux terminaux dans VS Code (Terminal → Nouveau terminal) et tape :</w:t>
+      </w:r>
+    </w:p>
+    <w:p>
+      <w:pPr>
+        <w:rPr>
+          <w:b/>
+          <w:bCs/>
+          <w:i/>
+          <w:iCs/>
+          <w:lang w:val="en-US"/>
+        </w:rPr>
+      </w:pPr>
+      <w:r>
+        <w:rPr>
+          <w:b/>
+          <w:bCs/>
+          <w:i/>
+          <w:iCs/>
+          <w:lang w:val="en-US"/>
+        </w:rPr>
+        <w:t>Terminal 1 :</w:t>
+      </w:r>
+    </w:p>
+    <w:p>
+      <w:pPr>
+        <w:rPr>
+          <w:b/>
+          <w:bCs/>
+          <w:i/>
+          <w:iCs/>
+          <w:lang w:val="en-US"/>
+        </w:rPr>
+      </w:pPr>
+      <w:r>
+        <w:rPr>
+          <w:b/>
+          <w:bCs/>
+          <w:i/>
+          <w:iCs/>
+          <w:lang w:val="en-US"/>
+        </w:rPr>
+        <w:t>cd c:\Users\aabdelhedi_ct\Desktop\Megara\TNR_Process_Manuels\Scrapping\backend</w:t>
+      </w:r>
+    </w:p>
+    <w:p>
+      <w:pPr>
+        <w:rPr>
+          <w:b/>
+          <w:bCs/>
+          <w:i/>
+          <w:iCs/>
+          <w:lang w:val="en-US"/>
+        </w:rPr>
+      </w:pPr>
+      <w:r>
+        <w:rPr>
+          <w:b/>
+          <w:bCs/>
+          <w:i/>
+          <w:iCs/>
+          <w:lang w:val="en-US"/>
+        </w:rPr>
+        <w:t xml:space="preserve">python -m </w:t>
+      </w:r>
+      <w:proofErr w:type="spellStart"/>
+      <w:r>
+        <w:rPr>
+          <w:b/>
+          <w:bCs/>
+          <w:i/>
+          <w:iCs/>
+          <w:lang w:val="en-US"/>
+        </w:rPr>
+        <w:t>uvicorn</w:t>
+      </w:r>
+      <w:proofErr w:type="spellEnd"/>
+      <w:r>
+        <w:rPr>
+          <w:b/>
+          <w:bCs/>
+          <w:i/>
+          <w:iCs/>
           <w:lang w:val="en-US"/>
         </w:rPr>
         <w:t xml:space="preserve"> </w:t>
       </w:r>
-      <w:r>
-        <w:rPr>
-          <w:lang w:val="en-US"/>
-        </w:rPr>
-        <w:br/>
-        <w:t xml:space="preserve">.\scripts\launch_saisie.ps1 -Project CDG -Module MegaCustody -RunProfile </w:t>
-      </w:r>
-      <w:proofErr w:type="gramStart"/>
-      <w:r>
-        <w:rPr>
-          <w:lang w:val="en-US"/>
-        </w:rPr>
-        <w:t>ProcessRL</w:t>
-      </w:r>
-      <w:r>
-        <w:rPr>
-          <w:lang w:val="en-US"/>
-        </w:rPr>
-        <w:t xml:space="preserve">  (</w:t>
-      </w:r>
-      <w:proofErr w:type="gramEnd"/>
-      <w:r>
-        <w:rPr>
-          <w:lang w:val="en-US"/>
-        </w:rPr>
-        <w:t xml:space="preserve"> not </w:t>
-      </w:r>
-      <w:proofErr w:type="gramStart"/>
-      <w:r>
-        <w:rPr>
-          <w:lang w:val="en-US"/>
-        </w:rPr>
-        <w:t>ok )</w:t>
-      </w:r>
-      <w:proofErr w:type="gramEnd"/>
-      <w:r>
-        <w:rPr>
-          <w:lang w:val="en-US"/>
-        </w:rPr>
-        <w:t xml:space="preserve"> </w:t>
-      </w:r>
-    </w:p>
-    <w:p>
-      <w:pPr>
-        <w:rPr>
-          <w:lang w:val="en-US"/>
+      <w:proofErr w:type="spellStart"/>
+      <w:r>
+        <w:rPr>
+          <w:b/>
+          <w:bCs/>
+          <w:i/>
+          <w:iCs/>
+          <w:lang w:val="en-US"/>
+        </w:rPr>
+        <w:t>main:app</w:t>
+      </w:r>
+      <w:proofErr w:type="spellEnd"/>
+      <w:r>
+        <w:rPr>
+          <w:b/>
+          <w:bCs/>
+          <w:i/>
+          <w:iCs/>
+          <w:lang w:val="en-US"/>
+        </w:rPr>
+        <w:t xml:space="preserve"> --reload --port 8000</w:t>
+      </w:r>
+    </w:p>
+    <w:p>
+      <w:pPr>
+        <w:rPr>
+          <w:b/>
+          <w:bCs/>
+          <w:i/>
+          <w:iCs/>
+          <w:lang w:val="en-US"/>
+        </w:rPr>
+      </w:pPr>
+      <w:r>
+        <w:rPr>
+          <w:b/>
+          <w:bCs/>
+          <w:i/>
+          <w:iCs/>
+          <w:lang w:val="en-US"/>
+        </w:rPr>
+        <w:lastRenderedPageBreak/>
+        <w:t>Terminal 2 :</w:t>
+      </w:r>
+    </w:p>
+    <w:p>
+      <w:pPr>
+        <w:rPr>
+          <w:b/>
+          <w:bCs/>
+          <w:i/>
+          <w:iCs/>
+          <w:lang w:val="en-US"/>
+        </w:rPr>
+      </w:pPr>
+      <w:r>
+        <w:rPr>
+          <w:b/>
+          <w:bCs/>
+          <w:i/>
+          <w:iCs/>
+          <w:lang w:val="en-US"/>
+        </w:rPr>
+        <w:t>cd c:\Users\aabdelhedi_ct\Desktop\Megara\TNR_Process_Manuels\Scrapping\frontend</w:t>
+      </w:r>
+    </w:p>
+    <w:p>
+      <w:pPr>
+        <w:rPr>
+          <w:b/>
+          <w:bCs/>
+          <w:i/>
+          <w:iCs/>
+          <w:lang w:val="en-US"/>
+        </w:rPr>
+      </w:pPr>
+      <w:r>
+        <w:rPr>
+          <w:b/>
+          <w:bCs/>
+          <w:i/>
+          <w:iCs/>
+          <w:lang w:val="en-US"/>
+        </w:rPr>
+        <w:t>$</w:t>
+      </w:r>
+      <w:proofErr w:type="spellStart"/>
+      <w:r>
+        <w:rPr>
+          <w:b/>
+          <w:bCs/>
+          <w:i/>
+          <w:iCs/>
+          <w:lang w:val="en-US"/>
+        </w:rPr>
+        <w:t>env:PATH</w:t>
+      </w:r>
+      <w:proofErr w:type="spellEnd"/>
+      <w:r>
+        <w:rPr>
+          <w:b/>
+          <w:bCs/>
+          <w:i/>
+          <w:iCs/>
+          <w:lang w:val="en-US"/>
+        </w:rPr>
+        <w:t xml:space="preserve"> = "C:\tools\node-v22.13.0-win-x64;$env:PATH"</w:t>
+      </w:r>
+    </w:p>
+    <w:p>
+      <w:pPr>
+        <w:rPr>
+          <w:b/>
+          <w:bCs/>
+          <w:i/>
+          <w:iCs/>
+          <w:lang w:val="fr-CA"/>
+        </w:rPr>
+      </w:pPr>
+      <w:proofErr w:type="spellStart"/>
+      <w:r>
+        <w:rPr>
+          <w:b/>
+          <w:bCs/>
+          <w:i/>
+          <w:iCs/>
+          <w:lang w:val="fr-CA"/>
+        </w:rPr>
+        <w:t>npm</w:t>
+      </w:r>
+      <w:proofErr w:type="spellEnd"/>
+      <w:r>
+        <w:rPr>
+          <w:b/>
+          <w:bCs/>
+          <w:i/>
+          <w:iCs/>
+          <w:lang w:val="fr-CA"/>
+        </w:rPr>
+        <w:t xml:space="preserve"> run dev</w:t>
+      </w:r>
+    </w:p>
+    <w:p>
+      <w:pPr>
+        <w:rPr>
+          <w:i/>
+          <w:iCs/>
+          <w:lang w:val="fr-CA"/>
+        </w:rPr>
+      </w:pPr>
+      <w:r>
+        <w:rPr>
+          <w:b/>
+          <w:bCs/>
+          <w:i/>
+          <w:iCs/>
+          <w:lang w:val="fr-CA"/>
+        </w:rPr>
+        <w:t xml:space="preserve">Puis ouvre </w:t>
+      </w:r>
+      <w:hyperlink r:id="rId5" w:tgtFrame="_blank" w:history="1">
+        <w:r>
+          <w:rPr>
+            <w:rStyle w:val="Lienhypertexte"/>
+            <w:b/>
+            <w:bCs/>
+            <w:i/>
+            <w:iCs/>
+            <w:lang w:val="fr-CA"/>
+          </w:rPr>
+          <w:t>http://localhost:5173</w:t>
+        </w:r>
+      </w:hyperlink>
+    </w:p>
+    <w:p>
+      <w:pPr>
+        <w:rPr>
+          <w:i/>
+          <w:iCs/>
+          <w:lang w:val="fr-CA"/>
+        </w:rPr>
+      </w:pPr>
+    </w:p>
+    <w:p>
+      <w:pPr>
+        <w:rPr>
+          <w:i/>
+          <w:iCs/>
+          <w:lang w:val="fr-CA"/>
         </w:rPr>
       </w:pPr>
     </w:p>
@@ -2813,6 +5077,583 @@
     </w:sectPr>
   </w:body>
 </w:document>
+</file>
+
+<file path=word/numbering.xml><?xml version="1.0" encoding="utf-8"?>
+<w:numbering xmlns:wpc="http://schemas.microsoft.com/office/word/2010/wordprocessingCanvas" xmlns:cx="http://schemas.microsoft.com/office/drawing/2014/chartex" xmlns:cx1="http://schemas.microsoft.com/office/drawing/2015/9/8/chartex" xmlns:cx2="http://schemas.microsoft.com/office/drawing/2015/10/21/chartex" xmlns:cx3="http://schemas.microsoft.com/office/drawing/2016/5/9/chartex" xmlns:cx4="http://schemas.microsoft.com/office/drawing/2016/5/10/chartex" xmlns:cx5="http://schemas.microsoft.com/office/drawing/2016/5/11/chartex" xmlns:cx6="http://schemas.microsoft.com/office/drawing/2016/5/12/chartex" xmlns:cx7="http://schemas.microsoft.com/office/drawing/2016/5/13/chartex" xmlns:cx8="http://schemas.microsoft.com/office/drawing/2016/5/14/chartex" xmlns:mc="http://schemas.openxmlformats.org/markup-compatibility/2006" xmlns:aink="http://schemas.microsoft.com/office/drawing/2016/ink" xmlns:am3d="http://schemas.microsoft.com/office/drawing/2017/model3d" xmlns:o="urn:schemas-microsoft-com:office:office" xmlns:oel="http://schemas.microsoft.com/office/2019/extlst" xmlns:r="http://schemas.openxmlformats.org/officeDocument/2006/relationships" xmlns:m="http://schemas.openxmlformats.org/officeDocument/2006/math" xmlns:v="urn:schemas-microsoft-com:vml" xmlns:wp14="http://schemas.microsoft.com/office/word/2010/wordprocessingDrawing" xmlns:wp="http://schemas.openxmlformats.org/drawingml/2006/wordprocessingDrawing" xmlns:w10="urn:schemas-microsoft-com:office:word" xmlns:w="http://schemas.openxmlformats.org/wordprocessingml/2006/main" xmlns:w14="http://schemas.microsoft.com/office/word/2010/wordml" xmlns:w15="http://schemas.microsoft.com/office/word/2012/wordml" xmlns:w16cex="http://schemas.microsoft.com/office/word/2018/wordml/cex" xmlns:w16cid="http://schemas.microsoft.com/office/word/2016/wordml/cid" xmlns:w16="http://schemas.microsoft.com/office/word/2018/wordml" xmlns:w16du="http://schemas.microsoft.com/office/word/2023/wordml/word16du" xmlns:w16sdtdh="http://schemas.microsoft.com/office/word/2020/wordml/sdtdatahash" xmlns:w16sdtfl="http://schemas.microsoft.com/office/word/2024/wordml/sdtformatlock" xmlns:w16se="http://schemas.microsoft.com/office/word/2015/wordml/symex" xmlns:wpg="http://schemas.microsoft.com/office/word/2010/wordprocessingGroup" xmlns:wpi="http://schemas.microsoft.com/office/word/2010/wordprocessingInk" xmlns:wne="http://schemas.microsoft.com/office/word/2006/wordml" xmlns:wps="http://schemas.microsoft.com/office/word/2010/wordprocessingShape" mc:Ignorable="w14 w15 w16se w16cid w16 w16cex w16sdtdh w16sdtfl w16du wp14">
+  <w:abstractNum w:abstractNumId="0" w15:restartNumberingAfterBreak="0">
+    <w:nsid w:val="1A7542E4"/>
+    <w:multiLevelType w:val="multilevel"/>
+    <w:tmpl w:val="E74CEEBA"/>
+    <w:lvl w:ilvl="0">
+      <w:start w:val="1"/>
+      <w:numFmt w:val="bullet"/>
+      <w:lvlText w:val=""/>
+      <w:lvlJc w:val="left"/>
+      <w:pPr>
+        <w:tabs>
+          <w:tab w:val="num" w:pos="720"/>
+        </w:tabs>
+        <w:ind w:left="720" w:hanging="360"/>
+      </w:pPr>
+      <w:rPr>
+        <w:rFonts w:ascii="Symbol" w:hAnsi="Symbol" w:hint="default"/>
+        <w:sz w:val="20"/>
+      </w:rPr>
+    </w:lvl>
+    <w:lvl w:ilvl="1" w:tentative="1">
+      <w:start w:val="1"/>
+      <w:numFmt w:val="bullet"/>
+      <w:lvlText w:val="o"/>
+      <w:lvlJc w:val="left"/>
+      <w:pPr>
+        <w:tabs>
+          <w:tab w:val="num" w:pos="1440"/>
+        </w:tabs>
+        <w:ind w:left="1440" w:hanging="360"/>
+      </w:pPr>
+      <w:rPr>
+        <w:rFonts w:ascii="Courier New" w:hAnsi="Courier New" w:hint="default"/>
+        <w:sz w:val="20"/>
+      </w:rPr>
+    </w:lvl>
+    <w:lvl w:ilvl="2" w:tentative="1">
+      <w:start w:val="1"/>
+      <w:numFmt w:val="bullet"/>
+      <w:lvlText w:val=""/>
+      <w:lvlJc w:val="left"/>
+      <w:pPr>
+        <w:tabs>
+          <w:tab w:val="num" w:pos="2160"/>
+        </w:tabs>
+        <w:ind w:left="2160" w:hanging="360"/>
+      </w:pPr>
+      <w:rPr>
+        <w:rFonts w:ascii="Wingdings" w:hAnsi="Wingdings" w:hint="default"/>
+        <w:sz w:val="20"/>
+      </w:rPr>
+    </w:lvl>
+    <w:lvl w:ilvl="3" w:tentative="1">
+      <w:start w:val="1"/>
+      <w:numFmt w:val="bullet"/>
+      <w:lvlText w:val=""/>
+      <w:lvlJc w:val="left"/>
+      <w:pPr>
+        <w:tabs>
+          <w:tab w:val="num" w:pos="2880"/>
+        </w:tabs>
+        <w:ind w:left="2880" w:hanging="360"/>
+      </w:pPr>
+      <w:rPr>
+        <w:rFonts w:ascii="Wingdings" w:hAnsi="Wingdings" w:hint="default"/>
+        <w:sz w:val="20"/>
+      </w:rPr>
+    </w:lvl>
+    <w:lvl w:ilvl="4" w:tentative="1">
+      <w:start w:val="1"/>
+      <w:numFmt w:val="bullet"/>
+      <w:lvlText w:val=""/>
+      <w:lvlJc w:val="left"/>
+      <w:pPr>
+        <w:tabs>
+          <w:tab w:val="num" w:pos="3600"/>
+        </w:tabs>
+        <w:ind w:left="3600" w:hanging="360"/>
+      </w:pPr>
+      <w:rPr>
+        <w:rFonts w:ascii="Wingdings" w:hAnsi="Wingdings" w:hint="default"/>
+        <w:sz w:val="20"/>
+      </w:rPr>
+    </w:lvl>
+    <w:lvl w:ilvl="5" w:tentative="1">
+      <w:start w:val="1"/>
+      <w:numFmt w:val="bullet"/>
+      <w:lvlText w:val=""/>
+      <w:lvlJc w:val="left"/>
+      <w:pPr>
+        <w:tabs>
+          <w:tab w:val="num" w:pos="4320"/>
+        </w:tabs>
+        <w:ind w:left="4320" w:hanging="360"/>
+      </w:pPr>
+      <w:rPr>
+        <w:rFonts w:ascii="Wingdings" w:hAnsi="Wingdings" w:hint="default"/>
+        <w:sz w:val="20"/>
+      </w:rPr>
+    </w:lvl>
+    <w:lvl w:ilvl="6" w:tentative="1">
+      <w:start w:val="1"/>
+      <w:numFmt w:val="bullet"/>
+      <w:lvlText w:val=""/>
+      <w:lvlJc w:val="left"/>
+      <w:pPr>
+        <w:tabs>
+          <w:tab w:val="num" w:pos="5040"/>
+        </w:tabs>
+        <w:ind w:left="5040" w:hanging="360"/>
+      </w:pPr>
+      <w:rPr>
+        <w:rFonts w:ascii="Wingdings" w:hAnsi="Wingdings" w:hint="default"/>
+        <w:sz w:val="20"/>
+      </w:rPr>
+    </w:lvl>
+    <w:lvl w:ilvl="7" w:tentative="1">
+      <w:start w:val="1"/>
+      <w:numFmt w:val="bullet"/>
+      <w:lvlText w:val=""/>
+      <w:lvlJc w:val="left"/>
+      <w:pPr>
+        <w:tabs>
+          <w:tab w:val="num" w:pos="5760"/>
+        </w:tabs>
+        <w:ind w:left="5760" w:hanging="360"/>
+      </w:pPr>
+      <w:rPr>
+        <w:rFonts w:ascii="Wingdings" w:hAnsi="Wingdings" w:hint="default"/>
+        <w:sz w:val="20"/>
+      </w:rPr>
+    </w:lvl>
+    <w:lvl w:ilvl="8" w:tentative="1">
+      <w:start w:val="1"/>
+      <w:numFmt w:val="bullet"/>
+      <w:lvlText w:val=""/>
+      <w:lvlJc w:val="left"/>
+      <w:pPr>
+        <w:tabs>
+          <w:tab w:val="num" w:pos="6480"/>
+        </w:tabs>
+        <w:ind w:left="6480" w:hanging="360"/>
+      </w:pPr>
+      <w:rPr>
+        <w:rFonts w:ascii="Wingdings" w:hAnsi="Wingdings" w:hint="default"/>
+        <w:sz w:val="20"/>
+      </w:rPr>
+    </w:lvl>
+  </w:abstractNum>
+  <w:abstractNum w:abstractNumId="1" w15:restartNumberingAfterBreak="0">
+    <w:nsid w:val="4B8438F1"/>
+    <w:multiLevelType w:val="multilevel"/>
+    <w:tmpl w:val="8654CAAA"/>
+    <w:lvl w:ilvl="0">
+      <w:start w:val="1"/>
+      <w:numFmt w:val="bullet"/>
+      <w:lvlText w:val=""/>
+      <w:lvlJc w:val="left"/>
+      <w:pPr>
+        <w:tabs>
+          <w:tab w:val="num" w:pos="720"/>
+        </w:tabs>
+        <w:ind w:left="720" w:hanging="360"/>
+      </w:pPr>
+      <w:rPr>
+        <w:rFonts w:ascii="Symbol" w:hAnsi="Symbol" w:hint="default"/>
+        <w:sz w:val="20"/>
+      </w:rPr>
+    </w:lvl>
+    <w:lvl w:ilvl="1" w:tentative="1">
+      <w:start w:val="1"/>
+      <w:numFmt w:val="bullet"/>
+      <w:lvlText w:val="o"/>
+      <w:lvlJc w:val="left"/>
+      <w:pPr>
+        <w:tabs>
+          <w:tab w:val="num" w:pos="1440"/>
+        </w:tabs>
+        <w:ind w:left="1440" w:hanging="360"/>
+      </w:pPr>
+      <w:rPr>
+        <w:rFonts w:ascii="Courier New" w:hAnsi="Courier New" w:hint="default"/>
+        <w:sz w:val="20"/>
+      </w:rPr>
+    </w:lvl>
+    <w:lvl w:ilvl="2" w:tentative="1">
+      <w:start w:val="1"/>
+      <w:numFmt w:val="bullet"/>
+      <w:lvlText w:val=""/>
+      <w:lvlJc w:val="left"/>
+      <w:pPr>
+        <w:tabs>
+          <w:tab w:val="num" w:pos="2160"/>
+        </w:tabs>
+        <w:ind w:left="2160" w:hanging="360"/>
+      </w:pPr>
+      <w:rPr>
+        <w:rFonts w:ascii="Wingdings" w:hAnsi="Wingdings" w:hint="default"/>
+        <w:sz w:val="20"/>
+      </w:rPr>
+    </w:lvl>
+    <w:lvl w:ilvl="3" w:tentative="1">
+      <w:start w:val="1"/>
+      <w:numFmt w:val="bullet"/>
+      <w:lvlText w:val=""/>
+      <w:lvlJc w:val="left"/>
+      <w:pPr>
+        <w:tabs>
+          <w:tab w:val="num" w:pos="2880"/>
+        </w:tabs>
+        <w:ind w:left="2880" w:hanging="360"/>
+      </w:pPr>
+      <w:rPr>
+        <w:rFonts w:ascii="Wingdings" w:hAnsi="Wingdings" w:hint="default"/>
+        <w:sz w:val="20"/>
+      </w:rPr>
+    </w:lvl>
+    <w:lvl w:ilvl="4" w:tentative="1">
+      <w:start w:val="1"/>
+      <w:numFmt w:val="bullet"/>
+      <w:lvlText w:val=""/>
+      <w:lvlJc w:val="left"/>
+      <w:pPr>
+        <w:tabs>
+          <w:tab w:val="num" w:pos="3600"/>
+        </w:tabs>
+        <w:ind w:left="3600" w:hanging="360"/>
+      </w:pPr>
+      <w:rPr>
+        <w:rFonts w:ascii="Wingdings" w:hAnsi="Wingdings" w:hint="default"/>
+        <w:sz w:val="20"/>
+      </w:rPr>
+    </w:lvl>
+    <w:lvl w:ilvl="5" w:tentative="1">
+      <w:start w:val="1"/>
+      <w:numFmt w:val="bullet"/>
+      <w:lvlText w:val=""/>
+      <w:lvlJc w:val="left"/>
+      <w:pPr>
+        <w:tabs>
+          <w:tab w:val="num" w:pos="4320"/>
+        </w:tabs>
+        <w:ind w:left="4320" w:hanging="360"/>
+      </w:pPr>
+      <w:rPr>
+        <w:rFonts w:ascii="Wingdings" w:hAnsi="Wingdings" w:hint="default"/>
+        <w:sz w:val="20"/>
+      </w:rPr>
+    </w:lvl>
+    <w:lvl w:ilvl="6" w:tentative="1">
+      <w:start w:val="1"/>
+      <w:numFmt w:val="bullet"/>
+      <w:lvlText w:val=""/>
+      <w:lvlJc w:val="left"/>
+      <w:pPr>
+        <w:tabs>
+          <w:tab w:val="num" w:pos="5040"/>
+        </w:tabs>
+        <w:ind w:left="5040" w:hanging="360"/>
+      </w:pPr>
+      <w:rPr>
+        <w:rFonts w:ascii="Wingdings" w:hAnsi="Wingdings" w:hint="default"/>
+        <w:sz w:val="20"/>
+      </w:rPr>
+    </w:lvl>
+    <w:lvl w:ilvl="7" w:tentative="1">
+      <w:start w:val="1"/>
+      <w:numFmt w:val="bullet"/>
+      <w:lvlText w:val=""/>
+      <w:lvlJc w:val="left"/>
+      <w:pPr>
+        <w:tabs>
+          <w:tab w:val="num" w:pos="5760"/>
+        </w:tabs>
+        <w:ind w:left="5760" w:hanging="360"/>
+      </w:pPr>
+      <w:rPr>
+        <w:rFonts w:ascii="Wingdings" w:hAnsi="Wingdings" w:hint="default"/>
+        <w:sz w:val="20"/>
+      </w:rPr>
+    </w:lvl>
+    <w:lvl w:ilvl="8" w:tentative="1">
+      <w:start w:val="1"/>
+      <w:numFmt w:val="bullet"/>
+      <w:lvlText w:val=""/>
+      <w:lvlJc w:val="left"/>
+      <w:pPr>
+        <w:tabs>
+          <w:tab w:val="num" w:pos="6480"/>
+        </w:tabs>
+        <w:ind w:left="6480" w:hanging="360"/>
+      </w:pPr>
+      <w:rPr>
+        <w:rFonts w:ascii="Wingdings" w:hAnsi="Wingdings" w:hint="default"/>
+        <w:sz w:val="20"/>
+      </w:rPr>
+    </w:lvl>
+  </w:abstractNum>
+  <w:abstractNum w:abstractNumId="2" w15:restartNumberingAfterBreak="0">
+    <w:nsid w:val="59195369"/>
+    <w:multiLevelType w:val="multilevel"/>
+    <w:tmpl w:val="3F90C324"/>
+    <w:lvl w:ilvl="0">
+      <w:start w:val="1"/>
+      <w:numFmt w:val="decimal"/>
+      <w:lvlText w:val="%1."/>
+      <w:lvlJc w:val="left"/>
+      <w:pPr>
+        <w:tabs>
+          <w:tab w:val="num" w:pos="720"/>
+        </w:tabs>
+        <w:ind w:left="720" w:hanging="360"/>
+      </w:pPr>
+    </w:lvl>
+    <w:lvl w:ilvl="1" w:tentative="1">
+      <w:start w:val="1"/>
+      <w:numFmt w:val="decimal"/>
+      <w:lvlText w:val="%2."/>
+      <w:lvlJc w:val="left"/>
+      <w:pPr>
+        <w:tabs>
+          <w:tab w:val="num" w:pos="1440"/>
+        </w:tabs>
+        <w:ind w:left="1440" w:hanging="360"/>
+      </w:pPr>
+    </w:lvl>
+    <w:lvl w:ilvl="2" w:tentative="1">
+      <w:start w:val="1"/>
+      <w:numFmt w:val="decimal"/>
+      <w:lvlText w:val="%3."/>
+      <w:lvlJc w:val="left"/>
+      <w:pPr>
+        <w:tabs>
+          <w:tab w:val="num" w:pos="2160"/>
+        </w:tabs>
+        <w:ind w:left="2160" w:hanging="360"/>
+      </w:pPr>
+    </w:lvl>
+    <w:lvl w:ilvl="3" w:tentative="1">
+      <w:start w:val="1"/>
+      <w:numFmt w:val="decimal"/>
+      <w:lvlText w:val="%4."/>
+      <w:lvlJc w:val="left"/>
+      <w:pPr>
+        <w:tabs>
+          <w:tab w:val="num" w:pos="2880"/>
+        </w:tabs>
+        <w:ind w:left="2880" w:hanging="360"/>
+      </w:pPr>
+    </w:lvl>
+    <w:lvl w:ilvl="4" w:tentative="1">
+      <w:start w:val="1"/>
+      <w:numFmt w:val="decimal"/>
+      <w:lvlText w:val="%5."/>
+      <w:lvlJc w:val="left"/>
+      <w:pPr>
+        <w:tabs>
+          <w:tab w:val="num" w:pos="3600"/>
+        </w:tabs>
+        <w:ind w:left="3600" w:hanging="360"/>
+      </w:pPr>
+    </w:lvl>
+    <w:lvl w:ilvl="5" w:tentative="1">
+      <w:start w:val="1"/>
+      <w:numFmt w:val="decimal"/>
+      <w:lvlText w:val="%6."/>
+      <w:lvlJc w:val="left"/>
+      <w:pPr>
+        <w:tabs>
+          <w:tab w:val="num" w:pos="4320"/>
+        </w:tabs>
+        <w:ind w:left="4320" w:hanging="360"/>
+      </w:pPr>
+    </w:lvl>
+    <w:lvl w:ilvl="6" w:tentative="1">
+      <w:start w:val="1"/>
+      <w:numFmt w:val="decimal"/>
+      <w:lvlText w:val="%7."/>
+      <w:lvlJc w:val="left"/>
+      <w:pPr>
+        <w:tabs>
+          <w:tab w:val="num" w:pos="5040"/>
+        </w:tabs>
+        <w:ind w:left="5040" w:hanging="360"/>
+      </w:pPr>
+    </w:lvl>
+    <w:lvl w:ilvl="7" w:tentative="1">
+      <w:start w:val="1"/>
+      <w:numFmt w:val="decimal"/>
+      <w:lvlText w:val="%8."/>
+      <w:lvlJc w:val="left"/>
+      <w:pPr>
+        <w:tabs>
+          <w:tab w:val="num" w:pos="5760"/>
+        </w:tabs>
+        <w:ind w:left="5760" w:hanging="360"/>
+      </w:pPr>
+    </w:lvl>
+    <w:lvl w:ilvl="8" w:tentative="1">
+      <w:start w:val="1"/>
+      <w:numFmt w:val="decimal"/>
+      <w:lvlText w:val="%9."/>
+      <w:lvlJc w:val="left"/>
+      <w:pPr>
+        <w:tabs>
+          <w:tab w:val="num" w:pos="6480"/>
+        </w:tabs>
+        <w:ind w:left="6480" w:hanging="360"/>
+      </w:pPr>
+    </w:lvl>
+  </w:abstractNum>
+  <w:abstractNum w:abstractNumId="3" w15:restartNumberingAfterBreak="0">
+    <w:nsid w:val="5BF80FBD"/>
+    <w:multiLevelType w:val="multilevel"/>
+    <w:tmpl w:val="0B3069E8"/>
+    <w:lvl w:ilvl="0">
+      <w:start w:val="1"/>
+      <w:numFmt w:val="bullet"/>
+      <w:lvlText w:val=""/>
+      <w:lvlJc w:val="left"/>
+      <w:pPr>
+        <w:tabs>
+          <w:tab w:val="num" w:pos="720"/>
+        </w:tabs>
+        <w:ind w:left="720" w:hanging="360"/>
+      </w:pPr>
+      <w:rPr>
+        <w:rFonts w:ascii="Symbol" w:hAnsi="Symbol" w:hint="default"/>
+        <w:sz w:val="20"/>
+      </w:rPr>
+    </w:lvl>
+    <w:lvl w:ilvl="1" w:tentative="1">
+      <w:start w:val="1"/>
+      <w:numFmt w:val="bullet"/>
+      <w:lvlText w:val="o"/>
+      <w:lvlJc w:val="left"/>
+      <w:pPr>
+        <w:tabs>
+          <w:tab w:val="num" w:pos="1440"/>
+        </w:tabs>
+        <w:ind w:left="1440" w:hanging="360"/>
+      </w:pPr>
+      <w:rPr>
+        <w:rFonts w:ascii="Courier New" w:hAnsi="Courier New" w:hint="default"/>
+        <w:sz w:val="20"/>
+      </w:rPr>
+    </w:lvl>
+    <w:lvl w:ilvl="2" w:tentative="1">
+      <w:start w:val="1"/>
+      <w:numFmt w:val="bullet"/>
+      <w:lvlText w:val=""/>
+      <w:lvlJc w:val="left"/>
+      <w:pPr>
+        <w:tabs>
+          <w:tab w:val="num" w:pos="2160"/>
+        </w:tabs>
+        <w:ind w:left="2160" w:hanging="360"/>
+      </w:pPr>
+      <w:rPr>
+        <w:rFonts w:ascii="Wingdings" w:hAnsi="Wingdings" w:hint="default"/>
+        <w:sz w:val="20"/>
+      </w:rPr>
+    </w:lvl>
+    <w:lvl w:ilvl="3" w:tentative="1">
+      <w:start w:val="1"/>
+      <w:numFmt w:val="bullet"/>
+      <w:lvlText w:val=""/>
+      <w:lvlJc w:val="left"/>
+      <w:pPr>
+        <w:tabs>
+          <w:tab w:val="num" w:pos="2880"/>
+        </w:tabs>
+        <w:ind w:left="2880" w:hanging="360"/>
+      </w:pPr>
+      <w:rPr>
+        <w:rFonts w:ascii="Wingdings" w:hAnsi="Wingdings" w:hint="default"/>
+        <w:sz w:val="20"/>
+      </w:rPr>
+    </w:lvl>
+    <w:lvl w:ilvl="4" w:tentative="1">
+      <w:start w:val="1"/>
+      <w:numFmt w:val="bullet"/>
+      <w:lvlText w:val=""/>
+      <w:lvlJc w:val="left"/>
+      <w:pPr>
+        <w:tabs>
+          <w:tab w:val="num" w:pos="3600"/>
+        </w:tabs>
+        <w:ind w:left="3600" w:hanging="360"/>
+      </w:pPr>
+      <w:rPr>
+        <w:rFonts w:ascii="Wingdings" w:hAnsi="Wingdings" w:hint="default"/>
+        <w:sz w:val="20"/>
+      </w:rPr>
+    </w:lvl>
+    <w:lvl w:ilvl="5" w:tentative="1">
+      <w:start w:val="1"/>
+      <w:numFmt w:val="bullet"/>
+      <w:lvlText w:val=""/>
+      <w:lvlJc w:val="left"/>
+      <w:pPr>
+        <w:tabs>
+          <w:tab w:val="num" w:pos="4320"/>
+        </w:tabs>
+        <w:ind w:left="4320" w:hanging="360"/>
+      </w:pPr>
+      <w:rPr>
+        <w:rFonts w:ascii="Wingdings" w:hAnsi="Wingdings" w:hint="default"/>
+        <w:sz w:val="20"/>
+      </w:rPr>
+    </w:lvl>
+    <w:lvl w:ilvl="6" w:tentative="1">
+      <w:start w:val="1"/>
+      <w:numFmt w:val="bullet"/>
+      <w:lvlText w:val=""/>
+      <w:lvlJc w:val="left"/>
+      <w:pPr>
+        <w:tabs>
+          <w:tab w:val="num" w:pos="5040"/>
+        </w:tabs>
+        <w:ind w:left="5040" w:hanging="360"/>
+      </w:pPr>
+      <w:rPr>
+        <w:rFonts w:ascii="Wingdings" w:hAnsi="Wingdings" w:hint="default"/>
+        <w:sz w:val="20"/>
+      </w:rPr>
+    </w:lvl>
+    <w:lvl w:ilvl="7" w:tentative="1">
+      <w:start w:val="1"/>
+      <w:numFmt w:val="bullet"/>
+      <w:lvlText w:val=""/>
+      <w:lvlJc w:val="left"/>
+      <w:pPr>
+        <w:tabs>
+          <w:tab w:val="num" w:pos="5760"/>
+        </w:tabs>
+        <w:ind w:left="5760" w:hanging="360"/>
+      </w:pPr>
+      <w:rPr>
+        <w:rFonts w:ascii="Wingdings" w:hAnsi="Wingdings" w:hint="default"/>
+        <w:sz w:val="20"/>
+      </w:rPr>
+    </w:lvl>
+    <w:lvl w:ilvl="8" w:tentative="1">
+      <w:start w:val="1"/>
+      <w:numFmt w:val="bullet"/>
+      <w:lvlText w:val=""/>
+      <w:lvlJc w:val="left"/>
+      <w:pPr>
+        <w:tabs>
+          <w:tab w:val="num" w:pos="6480"/>
+        </w:tabs>
+        <w:ind w:left="6480" w:hanging="360"/>
+      </w:pPr>
+      <w:rPr>
+        <w:rFonts w:ascii="Wingdings" w:hAnsi="Wingdings" w:hint="default"/>
+        <w:sz w:val="20"/>
+      </w:rPr>
+    </w:lvl>
+  </w:abstractNum>
+  <w:num w:numId="1" w16cid:durableId="706837230">
+    <w:abstractNumId w:val="3"/>
+  </w:num>
+  <w:num w:numId="2" w16cid:durableId="1967660716">
+    <w:abstractNumId w:val="0"/>
+  </w:num>
+  <w:num w:numId="3" w16cid:durableId="1692292667">
+    <w:abstractNumId w:val="2"/>
+  </w:num>
+  <w:num w:numId="4" w16cid:durableId="731391956">
+    <w:abstractNumId w:val="1"/>
+  </w:num>
+</w:numbering>
 </file>
 
 <file path=word/styles.xml><?xml version="1.0" encoding="utf-8"?>
@@ -3247,7 +6088,6 @@
     <w:next w:val="Normal"/>
     <w:link w:val="Titre2Car"/>
     <w:uiPriority w:val="9"/>
-    <w:semiHidden/>
     <w:unhideWhenUsed/>
     <w:qFormat/>
     <w:rsid w:val="00D103F5"/>
@@ -3421,7 +6261,6 @@
   <w:style w:type="character" w:default="1" w:styleId="Policepardfaut">
     <w:name w:val="Default Paragraph Font"/>
     <w:uiPriority w:val="1"/>
-    <w:semiHidden/>
     <w:unhideWhenUsed/>
   </w:style>
   <w:style w:type="table" w:default="1" w:styleId="TableauNormal">
@@ -3464,7 +6303,6 @@
     <w:basedOn w:val="Policepardfaut"/>
     <w:link w:val="Titre2"/>
     <w:uiPriority w:val="9"/>
-    <w:semiHidden/>
     <w:rsid w:val="00D103F5"/>
     <w:rPr>
       <w:rFonts w:asciiTheme="majorHAnsi" w:eastAsiaTheme="majorEastAsia" w:hAnsiTheme="majorHAnsi" w:cstheme="majorBidi"/>
@@ -3812,6 +6650,19 @@
       <w:lang w:val="fr-FR"/>
     </w:rPr>
   </w:style>
+  <w:style w:type="character" w:styleId="CodeHTML">
+    <w:name w:val="HTML Code"/>
+    <w:basedOn w:val="Policepardfaut"/>
+    <w:uiPriority w:val="99"/>
+    <w:semiHidden/>
+    <w:unhideWhenUsed/>
+    <w:rsid w:val="009E376B"/>
+    <w:rPr>
+      <w:rFonts w:ascii="Courier New" w:eastAsia="Times New Roman" w:hAnsi="Courier New" w:cs="Courier New"/>
+      <w:sz w:val="20"/>
+      <w:szCs w:val="20"/>
+    </w:rPr>
+  </w:style>
 </w:styles>
 </file>
 

--- a/Descriptif_commandes.docx
+++ b/Descriptif_commandes.docx
@@ -15,6 +15,7 @@
           <w:lang w:val="en-US"/>
         </w:rPr>
       </w:pPr>
+      <w:proofErr w:type="gramStart"/>
       <w:r>
         <w:rPr>
           <w:b/>
@@ -28,6 +29,7 @@
         </w:rPr>
         <w:t>AWB :</w:t>
       </w:r>
+      <w:proofErr w:type="gramEnd"/>
       <w:r>
         <w:rPr>
           <w:b/>
@@ -53,7 +55,35 @@
           <w:lang w:val="en-US"/>
         </w:rPr>
         <w:br/>
-        <w:t xml:space="preserve">Non Reg : </w:t>
+        <w:t xml:space="preserve">Non </w:t>
+      </w:r>
+      <w:proofErr w:type="gramStart"/>
+      <w:r>
+        <w:rPr>
+          <w:b/>
+          <w:bCs/>
+          <w:i/>
+          <w:iCs/>
+          <w:color w:val="EE0000"/>
+          <w:sz w:val="28"/>
+          <w:szCs w:val="28"/>
+          <w:lang w:val="en-US"/>
+        </w:rPr>
+        <w:t>Reg :</w:t>
+      </w:r>
+      <w:proofErr w:type="gramEnd"/>
+      <w:r>
+        <w:rPr>
+          <w:b/>
+          <w:bCs/>
+          <w:i/>
+          <w:iCs/>
+          <w:color w:val="EE0000"/>
+          <w:sz w:val="28"/>
+          <w:szCs w:val="28"/>
+          <w:lang w:val="en-US"/>
+        </w:rPr>
+        <w:t xml:space="preserve"> </w:t>
       </w:r>
     </w:p>
     <w:p>
@@ -82,6 +112,7 @@
         <w:br/>
         <w:t>.\scripts\launch_non_regression.ps1 -Project AWB -Module MegaCommon</w:t>
       </w:r>
+      <w:proofErr w:type="gramStart"/>
       <w:r>
         <w:rPr>
           <w:b/>
@@ -97,8 +128,29 @@
           <w:highlight w:val="yellow"/>
           <w:lang w:val="en-US"/>
         </w:rPr>
-        <w:t>( ok )</w:t>
-      </w:r>
+        <w:t>(</w:t>
+      </w:r>
+      <w:proofErr w:type="gramEnd"/>
+      <w:r>
+        <w:rPr>
+          <w:b/>
+          <w:bCs/>
+          <w:highlight w:val="yellow"/>
+          <w:lang w:val="en-US"/>
+        </w:rPr>
+        <w:t xml:space="preserve"> </w:t>
+      </w:r>
+      <w:proofErr w:type="gramStart"/>
+      <w:r>
+        <w:rPr>
+          <w:b/>
+          <w:bCs/>
+          <w:highlight w:val="yellow"/>
+          <w:lang w:val="en-US"/>
+        </w:rPr>
+        <w:t>ok )</w:t>
+      </w:r>
+      <w:proofErr w:type="gramEnd"/>
       <w:r>
         <w:rPr>
           <w:b/>
@@ -158,6 +210,7 @@
         </w:rPr>
         <w:t xml:space="preserve"> </w:t>
       </w:r>
+      <w:proofErr w:type="gramStart"/>
       <w:r>
         <w:rPr>
           <w:b/>
@@ -165,7 +218,17 @@
           <w:highlight w:val="yellow"/>
           <w:lang w:val="en-US"/>
         </w:rPr>
-        <w:t>( ok )</w:t>
+        <w:t>( ok</w:t>
+      </w:r>
+      <w:proofErr w:type="gramEnd"/>
+      <w:r>
+        <w:rPr>
+          <w:b/>
+          <w:bCs/>
+          <w:highlight w:val="yellow"/>
+          <w:lang w:val="en-US"/>
+        </w:rPr>
+        <w:t xml:space="preserve"> )</w:t>
       </w:r>
     </w:p>
     <w:p>
@@ -203,6 +266,7 @@
         <w:br/>
         <w:t>.\scripts\launch_non_regression.ps1 -Project AWB -Module MegaCor</w:t>
       </w:r>
+      <w:proofErr w:type="gramStart"/>
       <w:r>
         <w:rPr>
           <w:b/>
@@ -218,8 +282,29 @@
           <w:highlight w:val="yellow"/>
           <w:lang w:val="en-US"/>
         </w:rPr>
-        <w:t>( ok )</w:t>
-      </w:r>
+        <w:t>(</w:t>
+      </w:r>
+      <w:proofErr w:type="gramEnd"/>
+      <w:r>
+        <w:rPr>
+          <w:b/>
+          <w:bCs/>
+          <w:highlight w:val="yellow"/>
+          <w:lang w:val="en-US"/>
+        </w:rPr>
+        <w:t xml:space="preserve"> </w:t>
+      </w:r>
+      <w:proofErr w:type="gramStart"/>
+      <w:r>
+        <w:rPr>
+          <w:b/>
+          <w:bCs/>
+          <w:highlight w:val="yellow"/>
+          <w:lang w:val="en-US"/>
+        </w:rPr>
+        <w:t>ok )</w:t>
+      </w:r>
+      <w:proofErr w:type="gramEnd"/>
     </w:p>
     <w:p>
       <w:pPr>
@@ -257,6 +342,7 @@
         <w:t xml:space="preserve">.\scripts\launch_non_regression.ps1 -Project AWB -Module </w:t>
       </w:r>
       <w:proofErr w:type="spellStart"/>
+      <w:proofErr w:type="gramStart"/>
       <w:r>
         <w:rPr>
           <w:b/>
@@ -281,8 +367,29 @@
           <w:highlight w:val="yellow"/>
           <w:lang w:val="en-US"/>
         </w:rPr>
-        <w:t>( ok )</w:t>
-      </w:r>
+        <w:t>(</w:t>
+      </w:r>
+      <w:proofErr w:type="gramEnd"/>
+      <w:r>
+        <w:rPr>
+          <w:b/>
+          <w:bCs/>
+          <w:highlight w:val="yellow"/>
+          <w:lang w:val="en-US"/>
+        </w:rPr>
+        <w:t xml:space="preserve"> </w:t>
+      </w:r>
+      <w:proofErr w:type="gramStart"/>
+      <w:r>
+        <w:rPr>
+          <w:b/>
+          <w:bCs/>
+          <w:highlight w:val="yellow"/>
+          <w:lang w:val="en-US"/>
+        </w:rPr>
+        <w:t>ok )</w:t>
+      </w:r>
+      <w:proofErr w:type="gramEnd"/>
     </w:p>
     <w:p>
       <w:pPr>
@@ -309,7 +416,16 @@
           <w:lang w:val="en-US"/>
         </w:rPr>
         <w:br/>
-        <w:t>.\scripts\launch_non_regression.ps1 -Project AWB -Module MegaTrade</w:t>
+        <w:t xml:space="preserve">.\scripts\launch_non_regression.ps1 -Project AWB -Module </w:t>
+      </w:r>
+      <w:proofErr w:type="gramStart"/>
+      <w:r>
+        <w:rPr>
+          <w:b/>
+          <w:bCs/>
+          <w:lang w:val="en-US"/>
+        </w:rPr>
+        <w:t>MegaTrade</w:t>
       </w:r>
       <w:r>
         <w:rPr>
@@ -326,8 +442,29 @@
           <w:highlight w:val="yellow"/>
           <w:lang w:val="en-US"/>
         </w:rPr>
-        <w:t>( ok )</w:t>
-      </w:r>
+        <w:t>(</w:t>
+      </w:r>
+      <w:proofErr w:type="gramEnd"/>
+      <w:r>
+        <w:rPr>
+          <w:b/>
+          <w:bCs/>
+          <w:highlight w:val="yellow"/>
+          <w:lang w:val="en-US"/>
+        </w:rPr>
+        <w:t xml:space="preserve"> </w:t>
+      </w:r>
+      <w:proofErr w:type="gramStart"/>
+      <w:r>
+        <w:rPr>
+          <w:b/>
+          <w:bCs/>
+          <w:highlight w:val="yellow"/>
+          <w:lang w:val="en-US"/>
+        </w:rPr>
+        <w:t>ok )</w:t>
+      </w:r>
+      <w:proofErr w:type="gramEnd"/>
     </w:p>
     <w:p>
       <w:pPr>
@@ -374,6 +511,7 @@
         </w:rPr>
         <w:br/>
       </w:r>
+      <w:proofErr w:type="gramStart"/>
       <w:r>
         <w:rPr>
           <w:b/>
@@ -383,7 +521,19 @@
           <w:color w:val="00B050"/>
           <w:lang w:val="en-US"/>
         </w:rPr>
-        <w:t>Custody : </w:t>
+        <w:t>Custody :</w:t>
+      </w:r>
+      <w:proofErr w:type="gramEnd"/>
+      <w:r>
+        <w:rPr>
+          <w:b/>
+          <w:bCs/>
+          <w:i/>
+          <w:iCs/>
+          <w:color w:val="00B050"/>
+          <w:lang w:val="en-US"/>
+        </w:rPr>
+        <w:t> </w:t>
       </w:r>
       <w:r>
         <w:rPr>
@@ -415,8 +565,9 @@
           <w:color w:val="0E2841" w:themeColor="text2"/>
           <w:lang w:val="en-US"/>
         </w:rPr>
-        <w:t xml:space="preserve">MegaCustody    </w:t>
-      </w:r>
+        <w:t xml:space="preserve">MegaCustody   </w:t>
+      </w:r>
+      <w:proofErr w:type="gramStart"/>
       <w:r>
         <w:rPr>
           <w:b/>
@@ -426,6 +577,17 @@
           <w:color w:val="0E2841" w:themeColor="text2"/>
           <w:lang w:val="en-US"/>
         </w:rPr>
+        <w:t xml:space="preserve"> </w:t>
+      </w:r>
+      <w:r>
+        <w:rPr>
+          <w:b/>
+          <w:bCs/>
+          <w:i/>
+          <w:iCs/>
+          <w:color w:val="0E2841" w:themeColor="text2"/>
+          <w:lang w:val="en-US"/>
+        </w:rPr>
         <w:t xml:space="preserve">  </w:t>
       </w:r>
       <w:r>
@@ -435,8 +597,29 @@
           <w:highlight w:val="yellow"/>
           <w:lang w:val="en-US"/>
         </w:rPr>
-        <w:t>( ok )</w:t>
-      </w:r>
+        <w:t>(</w:t>
+      </w:r>
+      <w:proofErr w:type="gramEnd"/>
+      <w:r>
+        <w:rPr>
+          <w:b/>
+          <w:bCs/>
+          <w:highlight w:val="yellow"/>
+          <w:lang w:val="en-US"/>
+        </w:rPr>
+        <w:t xml:space="preserve"> </w:t>
+      </w:r>
+      <w:proofErr w:type="gramStart"/>
+      <w:r>
+        <w:rPr>
+          <w:b/>
+          <w:bCs/>
+          <w:highlight w:val="yellow"/>
+          <w:lang w:val="en-US"/>
+        </w:rPr>
+        <w:t>ok )</w:t>
+      </w:r>
+      <w:proofErr w:type="gramEnd"/>
     </w:p>
     <w:p>
       <w:pPr>
@@ -492,6 +675,7 @@
         </w:rPr>
         <w:t xml:space="preserve"> </w:t>
       </w:r>
+      <w:proofErr w:type="gramStart"/>
       <w:r>
         <w:rPr>
           <w:b/>
@@ -510,8 +694,29 @@
           <w:highlight w:val="yellow"/>
           <w:lang w:val="en-US"/>
         </w:rPr>
-        <w:t>( ok )</w:t>
-      </w:r>
+        <w:t>(</w:t>
+      </w:r>
+      <w:proofErr w:type="gramEnd"/>
+      <w:r>
+        <w:rPr>
+          <w:b/>
+          <w:bCs/>
+          <w:highlight w:val="yellow"/>
+          <w:lang w:val="en-US"/>
+        </w:rPr>
+        <w:t xml:space="preserve"> </w:t>
+      </w:r>
+      <w:proofErr w:type="gramStart"/>
+      <w:r>
+        <w:rPr>
+          <w:b/>
+          <w:bCs/>
+          <w:highlight w:val="yellow"/>
+          <w:lang w:val="en-US"/>
+        </w:rPr>
+        <w:t>ok )</w:t>
+      </w:r>
+      <w:proofErr w:type="gramEnd"/>
     </w:p>
     <w:p>
       <w:pPr>
@@ -592,6 +797,7 @@
         <w:t xml:space="preserve"> </w:t>
       </w:r>
       <w:proofErr w:type="spellStart"/>
+      <w:proofErr w:type="gramStart"/>
       <w:r>
         <w:rPr>
           <w:b/>
@@ -624,16 +830,37 @@
           <w:highlight w:val="yellow"/>
           <w:lang w:val="en-US"/>
         </w:rPr>
-        <w:t>( ok )</w:t>
-      </w:r>
-      <w:r>
-        <w:rPr>
-          <w:b/>
-          <w:bCs/>
+        <w:t>(</w:t>
+      </w:r>
+      <w:proofErr w:type="gramEnd"/>
+      <w:r>
+        <w:rPr>
+          <w:b/>
+          <w:bCs/>
+          <w:highlight w:val="yellow"/>
           <w:lang w:val="en-US"/>
         </w:rPr>
         <w:t xml:space="preserve"> </w:t>
       </w:r>
+      <w:proofErr w:type="gramStart"/>
+      <w:r>
+        <w:rPr>
+          <w:b/>
+          <w:bCs/>
+          <w:highlight w:val="yellow"/>
+          <w:lang w:val="en-US"/>
+        </w:rPr>
+        <w:t>ok )</w:t>
+      </w:r>
+      <w:proofErr w:type="gramEnd"/>
+      <w:r>
+        <w:rPr>
+          <w:b/>
+          <w:bCs/>
+          <w:lang w:val="en-US"/>
+        </w:rPr>
+        <w:t xml:space="preserve"> </w:t>
+      </w:r>
     </w:p>
     <w:p>
       <w:pPr>
@@ -694,6 +921,7 @@
         </w:rPr>
         <w:t xml:space="preserve"> </w:t>
       </w:r>
+      <w:proofErr w:type="gramStart"/>
       <w:r>
         <w:rPr>
           <w:b/>
@@ -701,7 +929,17 @@
           <w:highlight w:val="yellow"/>
           <w:lang w:val="en-US"/>
         </w:rPr>
-        <w:t>( ok )</w:t>
+        <w:t>( ok</w:t>
+      </w:r>
+      <w:proofErr w:type="gramEnd"/>
+      <w:r>
+        <w:rPr>
+          <w:b/>
+          <w:bCs/>
+          <w:highlight w:val="yellow"/>
+          <w:lang w:val="en-US"/>
+        </w:rPr>
+        <w:t xml:space="preserve"> )</w:t>
       </w:r>
       <w:r>
         <w:rPr>
@@ -742,7 +980,16 @@
           <w:bCs/>
           <w:lang w:val="en-US"/>
         </w:rPr>
-        <w:t>python ost_awb.py "Paiement de dividendes en espèce"</w:t>
+        <w:t>python ost_awb.py "Paiement de dividendes en espèce</w:t>
+      </w:r>
+      <w:proofErr w:type="gramStart"/>
+      <w:r>
+        <w:rPr>
+          <w:b/>
+          <w:bCs/>
+          <w:lang w:val="en-US"/>
+        </w:rPr>
+        <w:t>"</w:t>
       </w:r>
       <w:r>
         <w:rPr>
@@ -759,8 +1006,29 @@
           <w:highlight w:val="yellow"/>
           <w:lang w:val="en-US"/>
         </w:rPr>
-        <w:t>( ok )</w:t>
-      </w:r>
+        <w:t>(</w:t>
+      </w:r>
+      <w:proofErr w:type="gramEnd"/>
+      <w:r>
+        <w:rPr>
+          <w:b/>
+          <w:bCs/>
+          <w:highlight w:val="yellow"/>
+          <w:lang w:val="en-US"/>
+        </w:rPr>
+        <w:t xml:space="preserve"> </w:t>
+      </w:r>
+      <w:proofErr w:type="gramStart"/>
+      <w:r>
+        <w:rPr>
+          <w:b/>
+          <w:bCs/>
+          <w:highlight w:val="yellow"/>
+          <w:lang w:val="en-US"/>
+        </w:rPr>
+        <w:t>ok )</w:t>
+      </w:r>
+      <w:proofErr w:type="gramEnd"/>
     </w:p>
     <w:p>
       <w:pPr>
@@ -850,6 +1118,7 @@
           <w:lang w:val="en-US"/>
         </w:rPr>
       </w:pPr>
+      <w:proofErr w:type="gramStart"/>
       <w:r>
         <w:rPr>
           <w:b/>
@@ -857,8 +1126,9 @@
           <w:color w:val="00B050"/>
           <w:lang w:val="en-US"/>
         </w:rPr>
-        <w:t>MegaCommon : </w:t>
-      </w:r>
+        <w:t>MegaCommon :</w:t>
+      </w:r>
+      <w:proofErr w:type="gramEnd"/>
       <w:r>
         <w:rPr>
           <w:b/>
@@ -866,6 +1136,15 @@
           <w:color w:val="00B050"/>
           <w:lang w:val="en-US"/>
         </w:rPr>
+        <w:t> </w:t>
+      </w:r>
+      <w:r>
+        <w:rPr>
+          <w:b/>
+          <w:bCs/>
+          <w:color w:val="00B050"/>
+          <w:lang w:val="en-US"/>
+        </w:rPr>
         <w:br/>
       </w:r>
       <w:r>
@@ -885,6 +1164,7 @@
           <w:lang w:val="en-US"/>
         </w:rPr>
       </w:pPr>
+      <w:proofErr w:type="gramStart"/>
       <w:r>
         <w:rPr>
           <w:b/>
@@ -892,7 +1172,17 @@
           <w:color w:val="00B050"/>
           <w:lang w:val="en-US"/>
         </w:rPr>
-        <w:t xml:space="preserve">Megacor : </w:t>
+        <w:t>Megacor :</w:t>
+      </w:r>
+      <w:proofErr w:type="gramEnd"/>
+      <w:r>
+        <w:rPr>
+          <w:b/>
+          <w:bCs/>
+          <w:color w:val="00B050"/>
+          <w:lang w:val="en-US"/>
+        </w:rPr>
+        <w:t xml:space="preserve"> </w:t>
       </w:r>
       <w:r>
         <w:rPr>
@@ -1209,8 +1499,18 @@
           <w:bCs/>
           <w:lang w:val="en-US"/>
         </w:rPr>
-        <w:t>foreach ($m in $modules) {</w:t>
-      </w:r>
+        <w:t>foreach ($m in $</w:t>
+      </w:r>
+      <w:proofErr w:type="gramStart"/>
+      <w:r>
+        <w:rPr>
+          <w:b/>
+          <w:bCs/>
+          <w:lang w:val="en-US"/>
+        </w:rPr>
+        <w:t>modules) {</w:t>
+      </w:r>
+      <w:proofErr w:type="gramEnd"/>
     </w:p>
     <w:p>
       <w:pPr>
@@ -1330,7 +1630,34 @@
           <w:bCs/>
           <w:lang w:val="en-US"/>
         </w:rPr>
-        <w:t xml:space="preserve">        Write-Host "ECHEC sur $m : $($_.</w:t>
+        <w:t xml:space="preserve">        Write-Host "ECHEC sur $</w:t>
+      </w:r>
+      <w:proofErr w:type="gramStart"/>
+      <w:r>
+        <w:rPr>
+          <w:b/>
+          <w:bCs/>
+          <w:lang w:val="en-US"/>
+        </w:rPr>
+        <w:t>m :</w:t>
+      </w:r>
+      <w:proofErr w:type="gramEnd"/>
+      <w:r>
+        <w:rPr>
+          <w:b/>
+          <w:bCs/>
+          <w:lang w:val="en-US"/>
+        </w:rPr>
+        <w:t xml:space="preserve"> $($</w:t>
+      </w:r>
+      <w:proofErr w:type="gramStart"/>
+      <w:r>
+        <w:rPr>
+          <w:b/>
+          <w:bCs/>
+          <w:lang w:val="en-US"/>
+        </w:rPr>
+        <w:t>_.</w:t>
       </w:r>
       <w:proofErr w:type="spellStart"/>
       <w:r>
@@ -1342,6 +1669,7 @@
         <w:t>Exception.Message</w:t>
       </w:r>
       <w:proofErr w:type="spellEnd"/>
+      <w:proofErr w:type="gramEnd"/>
       <w:r>
         <w:rPr>
           <w:b/>
@@ -1522,6 +1850,7 @@
         </w:rPr>
         <w:br/>
       </w:r>
+      <w:proofErr w:type="gramStart"/>
       <w:r>
         <w:rPr>
           <w:b/>
@@ -1531,7 +1860,19 @@
           <w:color w:val="00B050"/>
           <w:lang w:val="en-US"/>
         </w:rPr>
-        <w:t>Custody : </w:t>
+        <w:t>Custody :</w:t>
+      </w:r>
+      <w:proofErr w:type="gramEnd"/>
+      <w:r>
+        <w:rPr>
+          <w:b/>
+          <w:bCs/>
+          <w:i/>
+          <w:iCs/>
+          <w:color w:val="00B050"/>
+          <w:lang w:val="en-US"/>
+        </w:rPr>
+        <w:t> </w:t>
       </w:r>
       <w:r>
         <w:rPr>
@@ -1564,6 +1905,7 @@
         </w:rPr>
         <w:t xml:space="preserve"> </w:t>
       </w:r>
+      <w:proofErr w:type="gramStart"/>
       <w:r>
         <w:rPr>
           <w:b/>
@@ -1571,7 +1913,17 @@
           <w:highlight w:val="yellow"/>
           <w:lang w:val="en-US"/>
         </w:rPr>
-        <w:t>( ok )</w:t>
+        <w:t>( ok</w:t>
+      </w:r>
+      <w:proofErr w:type="gramEnd"/>
+      <w:r>
+        <w:rPr>
+          <w:b/>
+          <w:bCs/>
+          <w:highlight w:val="yellow"/>
+          <w:lang w:val="en-US"/>
+        </w:rPr>
+        <w:t xml:space="preserve"> )</w:t>
       </w:r>
     </w:p>
     <w:p>
@@ -1628,6 +1980,7 @@
         </w:rPr>
         <w:t xml:space="preserve"> </w:t>
       </w:r>
+      <w:proofErr w:type="gramStart"/>
       <w:r>
         <w:rPr>
           <w:b/>
@@ -1646,8 +1999,9 @@
           <w:highlight w:val="yellow"/>
           <w:lang w:val="en-US"/>
         </w:rPr>
-        <w:t xml:space="preserve">( </w:t>
-      </w:r>
+        <w:t>(</w:t>
+      </w:r>
+      <w:proofErr w:type="gramEnd"/>
       <w:r>
         <w:rPr>
           <w:b/>
@@ -1655,8 +2009,18 @@
           <w:highlight w:val="yellow"/>
           <w:lang w:val="en-US"/>
         </w:rPr>
+        <w:t xml:space="preserve"> </w:t>
+      </w:r>
+      <w:r>
+        <w:rPr>
+          <w:b/>
+          <w:bCs/>
+          <w:highlight w:val="yellow"/>
+          <w:lang w:val="en-US"/>
+        </w:rPr>
         <w:t xml:space="preserve">not </w:t>
       </w:r>
+      <w:proofErr w:type="gramStart"/>
       <w:r>
         <w:rPr>
           <w:b/>
@@ -1666,6 +2030,7 @@
         </w:rPr>
         <w:t>ok )</w:t>
       </w:r>
+      <w:proofErr w:type="gramEnd"/>
     </w:p>
     <w:p>
       <w:pPr>
@@ -1971,6 +2336,7 @@
         <w:lastRenderedPageBreak/>
         <w:br/>
       </w:r>
+      <w:proofErr w:type="gramStart"/>
       <w:r>
         <w:rPr>
           <w:b/>
@@ -1980,7 +2346,19 @@
           <w:color w:val="EE0000"/>
           <w:lang w:val="en-US"/>
         </w:rPr>
-        <w:t>CDG : </w:t>
+        <w:t>CDG :</w:t>
+      </w:r>
+      <w:proofErr w:type="gramEnd"/>
+      <w:r>
+        <w:rPr>
+          <w:b/>
+          <w:bCs/>
+          <w:i/>
+          <w:iCs/>
+          <w:color w:val="EE0000"/>
+          <w:lang w:val="en-US"/>
+        </w:rPr>
+        <w:t> </w:t>
       </w:r>
     </w:p>
     <w:p>
@@ -2326,6 +2704,7 @@
         </w:rPr>
         <w:br/>
       </w:r>
+      <w:proofErr w:type="gramStart"/>
       <w:r>
         <w:rPr>
           <w:b/>
@@ -2335,7 +2714,19 @@
           <w:color w:val="00B050"/>
           <w:lang w:val="en-US"/>
         </w:rPr>
-        <w:t>Custody : </w:t>
+        <w:t>Custody :</w:t>
+      </w:r>
+      <w:proofErr w:type="gramEnd"/>
+      <w:r>
+        <w:rPr>
+          <w:b/>
+          <w:bCs/>
+          <w:i/>
+          <w:iCs/>
+          <w:color w:val="00B050"/>
+          <w:lang w:val="en-US"/>
+        </w:rPr>
+        <w:t> </w:t>
       </w:r>
       <w:r>
         <w:rPr>
@@ -2395,8 +2786,19 @@
           <w:highlight w:val="yellow"/>
           <w:lang w:val="en-US"/>
         </w:rPr>
-        <w:t>(ok )</w:t>
-      </w:r>
+        <w:t>(</w:t>
+      </w:r>
+      <w:proofErr w:type="gramStart"/>
+      <w:r>
+        <w:rPr>
+          <w:b/>
+          <w:bCs/>
+          <w:highlight w:val="yellow"/>
+          <w:lang w:val="en-US"/>
+        </w:rPr>
+        <w:t>ok )</w:t>
+      </w:r>
+      <w:proofErr w:type="gramEnd"/>
     </w:p>
     <w:p>
       <w:pPr>
@@ -2452,6 +2854,7 @@
         </w:rPr>
         <w:t xml:space="preserve"> </w:t>
       </w:r>
+      <w:proofErr w:type="gramStart"/>
       <w:r>
         <w:rPr>
           <w:b/>
@@ -2470,8 +2873,9 @@
           <w:highlight w:val="yellow"/>
           <w:lang w:val="en-US"/>
         </w:rPr>
-        <w:t xml:space="preserve">( </w:t>
-      </w:r>
+        <w:t>(</w:t>
+      </w:r>
+      <w:proofErr w:type="gramEnd"/>
       <w:r>
         <w:rPr>
           <w:b/>
@@ -2479,8 +2883,18 @@
           <w:highlight w:val="yellow"/>
           <w:lang w:val="en-US"/>
         </w:rPr>
+        <w:t xml:space="preserve"> </w:t>
+      </w:r>
+      <w:r>
+        <w:rPr>
+          <w:b/>
+          <w:bCs/>
+          <w:highlight w:val="yellow"/>
+          <w:lang w:val="en-US"/>
+        </w:rPr>
         <w:t xml:space="preserve">not </w:t>
       </w:r>
+      <w:proofErr w:type="gramStart"/>
       <w:r>
         <w:rPr>
           <w:b/>
@@ -2490,6 +2904,7 @@
         </w:rPr>
         <w:t>ok )</w:t>
       </w:r>
+      <w:proofErr w:type="gramEnd"/>
     </w:p>
     <w:p>
       <w:pPr>
@@ -2512,8 +2927,21 @@
           <w:color w:val="EE0000"/>
           <w:lang w:val="en-US"/>
         </w:rPr>
-        <w:t>Process RL_CDG :</w:t>
-      </w:r>
+        <w:t>Process RL_</w:t>
+      </w:r>
+      <w:proofErr w:type="gramStart"/>
+      <w:r>
+        <w:rPr>
+          <w:b/>
+          <w:bCs/>
+          <w:i/>
+          <w:iCs/>
+          <w:color w:val="EE0000"/>
+          <w:lang w:val="en-US"/>
+        </w:rPr>
+        <w:t>CDG :</w:t>
+      </w:r>
+      <w:proofErr w:type="gramEnd"/>
       <w:r>
         <w:rPr>
           <w:color w:val="EE0000"/>
@@ -2543,6 +2971,7 @@
         <w:t xml:space="preserve"> </w:t>
       </w:r>
       <w:proofErr w:type="spellStart"/>
+      <w:proofErr w:type="gramStart"/>
       <w:r>
         <w:rPr>
           <w:lang w:val="en-US"/>
@@ -2554,7 +2983,28 @@
         <w:rPr>
           <w:lang w:val="en-US"/>
         </w:rPr>
-        <w:t xml:space="preserve">  ( not ok ) </w:t>
+        <w:t xml:space="preserve">  (</w:t>
+      </w:r>
+      <w:proofErr w:type="gramEnd"/>
+      <w:r>
+        <w:rPr>
+          <w:lang w:val="en-US"/>
+        </w:rPr>
+        <w:t xml:space="preserve"> not </w:t>
+      </w:r>
+      <w:proofErr w:type="gramStart"/>
+      <w:r>
+        <w:rPr>
+          <w:lang w:val="en-US"/>
+        </w:rPr>
+        <w:t>ok )</w:t>
+      </w:r>
+      <w:proofErr w:type="gramEnd"/>
+      <w:r>
+        <w:rPr>
+          <w:lang w:val="en-US"/>
+        </w:rPr>
+        <w:t xml:space="preserve"> </w:t>
       </w:r>
     </w:p>
     <w:p>
@@ -2645,22 +3095,95 @@
         </w:rPr>
         <w:t>Chaque fois que tu modifies ton code, dans Git Bash :</w:t>
       </w:r>
-    </w:p>
-    <w:p>
-      <w:pPr>
-        <w:rPr>
-          <w:lang w:val="fr-CA"/>
-        </w:rPr>
-      </w:pPr>
-      <w:r>
-        <w:rPr>
-          <w:lang w:val="fr-CA"/>
-        </w:rPr>
-        <w:t xml:space="preserve">git </w:t>
+      <w:r>
+        <w:rPr>
+          <w:b/>
+          <w:bCs/>
+          <w:i/>
+          <w:iCs/>
+          <w:lang w:val="fr-CA"/>
+        </w:rPr>
+        <w:br/>
+      </w:r>
+      <w:r>
+        <w:rPr>
+          <w:b/>
+          <w:bCs/>
+          <w:i/>
+          <w:iCs/>
+          <w:lang w:val="fr-CA"/>
+        </w:rPr>
+        <w:br/>
+      </w:r>
+      <w:r>
+        <w:rPr>
+          <w:i/>
+          <w:iCs/>
+          <w:lang w:val="fr-CA"/>
+        </w:rPr>
+        <w:t>cd "Desktop/Megara/</w:t>
       </w:r>
       <w:proofErr w:type="spellStart"/>
       <w:r>
         <w:rPr>
+          <w:i/>
+          <w:iCs/>
+          <w:lang w:val="fr-CA"/>
+        </w:rPr>
+        <w:t>TNR_Process_Manuels</w:t>
+      </w:r>
+      <w:proofErr w:type="spellEnd"/>
+      <w:r>
+        <w:rPr>
+          <w:i/>
+          <w:iCs/>
+          <w:lang w:val="fr-CA"/>
+        </w:rPr>
+        <w:t>/</w:t>
+      </w:r>
+      <w:proofErr w:type="spellStart"/>
+      <w:r>
+        <w:rPr>
+          <w:i/>
+          <w:iCs/>
+          <w:lang w:val="fr-CA"/>
+        </w:rPr>
+        <w:t>Scrapping</w:t>
+      </w:r>
+      <w:proofErr w:type="spellEnd"/>
+      <w:r>
+        <w:rPr>
+          <w:i/>
+          <w:iCs/>
+          <w:lang w:val="fr-CA"/>
+        </w:rPr>
+        <w:t>"</w:t>
+      </w:r>
+    </w:p>
+    <w:p>
+      <w:pPr>
+        <w:rPr>
+          <w:lang w:val="fr-CA"/>
+        </w:rPr>
+      </w:pPr>
+      <w:proofErr w:type="gramStart"/>
+      <w:r>
+        <w:rPr>
+          <w:lang w:val="fr-CA"/>
+        </w:rPr>
+        <w:t>git</w:t>
+      </w:r>
+      <w:proofErr w:type="gramEnd"/>
+      <w:r>
+        <w:rPr>
+          <w:lang w:val="fr-CA"/>
+        </w:rPr>
+        <w:t xml:space="preserve"> </w:t>
+      </w:r>
+      <w:proofErr w:type="spellStart"/>
+      <w:proofErr w:type="gramStart"/>
+      <w:r>
+        <w:rPr>
           <w:lang w:val="fr-CA"/>
         </w:rPr>
         <w:t>add</w:t>
@@ -2672,44 +3195,61 @@
         </w:rPr>
         <w:t xml:space="preserve"> .</w:t>
       </w:r>
-    </w:p>
-    <w:p>
-      <w:pPr>
-        <w:rPr>
-          <w:lang w:val="fr-CA"/>
-        </w:rPr>
-      </w:pPr>
-      <w:r>
-        <w:rPr>
-          <w:lang w:val="fr-CA"/>
-        </w:rPr>
-        <w:t>git commit -m "Description de ce que tu as changé"</w:t>
-      </w:r>
-    </w:p>
-    <w:p>
-      <w:pPr>
-        <w:rPr>
-          <w:lang w:val="en-US"/>
-        </w:rPr>
-      </w:pPr>
-      <w:r>
-        <w:rPr>
-          <w:lang w:val="en-US"/>
-        </w:rPr>
-        <w:t>git push</w:t>
-      </w:r>
-    </w:p>
-    <w:p>
-      <w:pPr>
-        <w:rPr>
-          <w:lang w:val="en-US"/>
-        </w:rPr>
-      </w:pPr>
-    </w:p>
-    <w:p>
-      <w:pPr>
-        <w:rPr>
-          <w:lang w:val="en-US"/>
+      <w:proofErr w:type="gramEnd"/>
+    </w:p>
+    <w:p>
+      <w:pPr>
+        <w:rPr>
+          <w:lang w:val="fr-CA"/>
+        </w:rPr>
+      </w:pPr>
+      <w:proofErr w:type="gramStart"/>
+      <w:r>
+        <w:rPr>
+          <w:lang w:val="fr-CA"/>
+        </w:rPr>
+        <w:t>git</w:t>
+      </w:r>
+      <w:proofErr w:type="gramEnd"/>
+      <w:r>
+        <w:rPr>
+          <w:lang w:val="fr-CA"/>
+        </w:rPr>
+        <w:t xml:space="preserve"> commit -m "Description de ce que tu as changé"</w:t>
+      </w:r>
+    </w:p>
+    <w:p>
+      <w:pPr>
+        <w:rPr>
+          <w:lang w:val="fr-CA"/>
+        </w:rPr>
+      </w:pPr>
+      <w:proofErr w:type="gramStart"/>
+      <w:r>
+        <w:rPr>
+          <w:lang w:val="fr-CA"/>
+        </w:rPr>
+        <w:t>git</w:t>
+      </w:r>
+      <w:proofErr w:type="gramEnd"/>
+      <w:r>
+        <w:rPr>
+          <w:lang w:val="fr-CA"/>
+        </w:rPr>
+        <w:t xml:space="preserve"> push</w:t>
+      </w:r>
+    </w:p>
+    <w:p>
+      <w:pPr>
+        <w:rPr>
+          <w:lang w:val="fr-CA"/>
+        </w:rPr>
+      </w:pPr>
+    </w:p>
+    <w:p>
+      <w:pPr>
+        <w:rPr>
+          <w:lang w:val="fr-CA"/>
         </w:rPr>
       </w:pPr>
     </w:p>
@@ -2751,6 +3291,7 @@
         </w:rPr>
       </w:pPr>
       <w:proofErr w:type="spellStart"/>
+      <w:proofErr w:type="gramStart"/>
       <w:r>
         <w:rPr>
           <w:lang w:val="fr-CA"/>
@@ -2758,6 +3299,7 @@
         <w:t>fastapi</w:t>
       </w:r>
       <w:proofErr w:type="spellEnd"/>
+      <w:proofErr w:type="gramEnd"/>
       <w:r>
         <w:rPr>
           <w:lang w:val="fr-CA"/>
@@ -2790,6 +3332,7 @@
         </w:rPr>
       </w:pPr>
       <w:proofErr w:type="spellStart"/>
+      <w:proofErr w:type="gramStart"/>
       <w:r>
         <w:rPr>
           <w:lang w:val="fr-CA"/>
@@ -2797,6 +3340,7 @@
         <w:t>uvicorn</w:t>
       </w:r>
       <w:proofErr w:type="spellEnd"/>
+      <w:proofErr w:type="gramEnd"/>
       <w:r>
         <w:rPr>
           <w:lang w:val="fr-CA"/>
@@ -2829,6 +3373,7 @@
         </w:rPr>
       </w:pPr>
       <w:proofErr w:type="spellStart"/>
+      <w:proofErr w:type="gramStart"/>
       <w:r>
         <w:rPr>
           <w:lang w:val="fr-CA"/>
@@ -2836,6 +3381,7 @@
         <w:t>sqlalchemy</w:t>
       </w:r>
       <w:proofErr w:type="spellEnd"/>
+      <w:proofErr w:type="gramEnd"/>
       <w:r>
         <w:rPr>
           <w:lang w:val="fr-CA"/>
@@ -2854,6 +3400,7 @@
         </w:rPr>
       </w:pPr>
       <w:proofErr w:type="spellStart"/>
+      <w:proofErr w:type="gramStart"/>
       <w:r>
         <w:rPr>
           <w:lang w:val="fr-CA"/>
@@ -2861,6 +3408,7 @@
         <w:t>websockets</w:t>
       </w:r>
       <w:proofErr w:type="spellEnd"/>
+      <w:proofErr w:type="gramEnd"/>
       <w:r>
         <w:rPr>
           <w:lang w:val="fr-CA"/>
@@ -2879,6 +3427,7 @@
         </w:rPr>
       </w:pPr>
       <w:proofErr w:type="spellStart"/>
+      <w:proofErr w:type="gramStart"/>
       <w:r>
         <w:rPr>
           <w:lang w:val="fr-CA"/>
@@ -2886,6 +3435,7 @@
         <w:t>aiofiles</w:t>
       </w:r>
       <w:proofErr w:type="spellEnd"/>
+      <w:proofErr w:type="gramEnd"/>
       <w:r>
         <w:rPr>
           <w:lang w:val="fr-CA"/>
@@ -3027,6 +3577,7 @@
         </w:rPr>
       </w:pPr>
       <w:proofErr w:type="spellStart"/>
+      <w:proofErr w:type="gramStart"/>
       <w:r>
         <w:rPr>
           <w:lang w:val="fr-CA"/>
@@ -3034,6 +3585,7 @@
         <w:t>executions</w:t>
       </w:r>
       <w:proofErr w:type="spellEnd"/>
+      <w:proofErr w:type="gramEnd"/>
       <w:r>
         <w:rPr>
           <w:lang w:val="fr-CA"/>
@@ -3052,11 +3604,19 @@
         </w:rPr>
       </w:pPr>
       <w:proofErr w:type="spellStart"/>
-      <w:r>
-        <w:rPr>
-          <w:lang w:val="fr-CA"/>
-        </w:rPr>
-        <w:t>execution_logs</w:t>
+      <w:proofErr w:type="gramStart"/>
+      <w:r>
+        <w:rPr>
+          <w:lang w:val="fr-CA"/>
+        </w:rPr>
+        <w:t>execution</w:t>
+      </w:r>
+      <w:proofErr w:type="gramEnd"/>
+      <w:r>
+        <w:rPr>
+          <w:lang w:val="fr-CA"/>
+        </w:rPr>
+        <w:t>_logs</w:t>
       </w:r>
       <w:proofErr w:type="spellEnd"/>
       <w:r>
@@ -3204,7 +3764,35 @@
           <w:lang w:val="fr-CA"/>
           <w14:ligatures w14:val="none"/>
         </w:rPr>
-        <w:t>├── requirements.txt   [OK] liste des outils installés</w:t>
+        <w:t>├── requirements.txt</w:t>
+      </w:r>
+      <w:proofErr w:type="gramStart"/>
+      <w:r>
+        <w:rPr>
+          <w:rFonts w:ascii="Courier New" w:eastAsia="Times New Roman" w:hAnsi="Courier New" w:cs="Courier New"/>
+          <w:color w:val="8C8C8C"/>
+          <w:kern w:val="0"/>
+          <w:sz w:val="18"/>
+          <w:szCs w:val="18"/>
+          <w:shd w:val="clear" w:color="auto" w:fill="262626"/>
+          <w:lang w:val="fr-CA"/>
+          <w14:ligatures w14:val="none"/>
+        </w:rPr>
+        <w:t xml:space="preserve">   [</w:t>
+      </w:r>
+      <w:proofErr w:type="gramEnd"/>
+      <w:r>
+        <w:rPr>
+          <w:rFonts w:ascii="Courier New" w:eastAsia="Times New Roman" w:hAnsi="Courier New" w:cs="Courier New"/>
+          <w:color w:val="8C8C8C"/>
+          <w:kern w:val="0"/>
+          <w:sz w:val="18"/>
+          <w:szCs w:val="18"/>
+          <w:shd w:val="clear" w:color="auto" w:fill="262626"/>
+          <w:lang w:val="fr-CA"/>
+          <w14:ligatures w14:val="none"/>
+        </w:rPr>
+        <w:t>OK] liste des outils installés</w:t>
       </w:r>
     </w:p>
     <w:p>
@@ -3256,7 +3844,35 @@
           <w:lang w:val="fr-CA"/>
           <w14:ligatures w14:val="none"/>
         </w:rPr>
-        <w:t xml:space="preserve">├── database.py        [OK] connexion à </w:t>
+        <w:t xml:space="preserve">├── database.py     </w:t>
+      </w:r>
+      <w:proofErr w:type="gramStart"/>
+      <w:r>
+        <w:rPr>
+          <w:rFonts w:ascii="Courier New" w:eastAsia="Times New Roman" w:hAnsi="Courier New" w:cs="Courier New"/>
+          <w:color w:val="8C8C8C"/>
+          <w:kern w:val="0"/>
+          <w:sz w:val="18"/>
+          <w:szCs w:val="18"/>
+          <w:shd w:val="clear" w:color="auto" w:fill="262626"/>
+          <w:lang w:val="fr-CA"/>
+          <w14:ligatures w14:val="none"/>
+        </w:rPr>
+        <w:t xml:space="preserve">   [</w:t>
+      </w:r>
+      <w:proofErr w:type="gramEnd"/>
+      <w:r>
+        <w:rPr>
+          <w:rFonts w:ascii="Courier New" w:eastAsia="Times New Roman" w:hAnsi="Courier New" w:cs="Courier New"/>
+          <w:color w:val="8C8C8C"/>
+          <w:kern w:val="0"/>
+          <w:sz w:val="18"/>
+          <w:szCs w:val="18"/>
+          <w:shd w:val="clear" w:color="auto" w:fill="262626"/>
+          <w:lang w:val="fr-CA"/>
+          <w14:ligatures w14:val="none"/>
+        </w:rPr>
+        <w:t xml:space="preserve">OK] connexion à </w:t>
       </w:r>
       <w:proofErr w:type="spellStart"/>
       <w:r>
@@ -3336,7 +3952,63 @@
           <w:lang w:val="en-US"/>
           <w14:ligatures w14:val="none"/>
         </w:rPr>
-        <w:t xml:space="preserve">├── models.py          [OK] tables : executions + </w:t>
+        <w:t xml:space="preserve">├── models.py       </w:t>
+      </w:r>
+      <w:proofErr w:type="gramStart"/>
+      <w:r>
+        <w:rPr>
+          <w:rFonts w:ascii="Courier New" w:eastAsia="Times New Roman" w:hAnsi="Courier New" w:cs="Courier New"/>
+          <w:color w:val="8C8C8C"/>
+          <w:kern w:val="0"/>
+          <w:sz w:val="18"/>
+          <w:szCs w:val="18"/>
+          <w:shd w:val="clear" w:color="auto" w:fill="262626"/>
+          <w:lang w:val="en-US"/>
+          <w14:ligatures w14:val="none"/>
+        </w:rPr>
+        <w:t xml:space="preserve">   [</w:t>
+      </w:r>
+      <w:proofErr w:type="gramEnd"/>
+      <w:r>
+        <w:rPr>
+          <w:rFonts w:ascii="Courier New" w:eastAsia="Times New Roman" w:hAnsi="Courier New" w:cs="Courier New"/>
+          <w:color w:val="8C8C8C"/>
+          <w:kern w:val="0"/>
+          <w:sz w:val="18"/>
+          <w:szCs w:val="18"/>
+          <w:shd w:val="clear" w:color="auto" w:fill="262626"/>
+          <w:lang w:val="en-US"/>
+          <w14:ligatures w14:val="none"/>
+        </w:rPr>
+        <w:t xml:space="preserve">OK] </w:t>
+      </w:r>
+      <w:proofErr w:type="gramStart"/>
+      <w:r>
+        <w:rPr>
+          <w:rFonts w:ascii="Courier New" w:eastAsia="Times New Roman" w:hAnsi="Courier New" w:cs="Courier New"/>
+          <w:color w:val="8C8C8C"/>
+          <w:kern w:val="0"/>
+          <w:sz w:val="18"/>
+          <w:szCs w:val="18"/>
+          <w:shd w:val="clear" w:color="auto" w:fill="262626"/>
+          <w:lang w:val="en-US"/>
+          <w14:ligatures w14:val="none"/>
+        </w:rPr>
+        <w:t>tables :</w:t>
+      </w:r>
+      <w:proofErr w:type="gramEnd"/>
+      <w:r>
+        <w:rPr>
+          <w:rFonts w:ascii="Courier New" w:eastAsia="Times New Roman" w:hAnsi="Courier New" w:cs="Courier New"/>
+          <w:color w:val="8C8C8C"/>
+          <w:kern w:val="0"/>
+          <w:sz w:val="18"/>
+          <w:szCs w:val="18"/>
+          <w:shd w:val="clear" w:color="auto" w:fill="262626"/>
+          <w:lang w:val="en-US"/>
+          <w14:ligatures w14:val="none"/>
+        </w:rPr>
+        <w:t xml:space="preserve"> executions + </w:t>
       </w:r>
       <w:proofErr w:type="spellStart"/>
       <w:r>
@@ -3403,7 +4075,35 @@
           <w:lang w:val="fr-CA"/>
           <w14:ligatures w14:val="none"/>
         </w:rPr>
-        <w:t xml:space="preserve">├── main.py            [OK] serveur </w:t>
+        <w:t xml:space="preserve">├── main.py         </w:t>
+      </w:r>
+      <w:proofErr w:type="gramStart"/>
+      <w:r>
+        <w:rPr>
+          <w:rFonts w:ascii="Courier New" w:eastAsia="Times New Roman" w:hAnsi="Courier New" w:cs="Courier New"/>
+          <w:color w:val="8C8C8C"/>
+          <w:kern w:val="0"/>
+          <w:sz w:val="18"/>
+          <w:szCs w:val="18"/>
+          <w:shd w:val="clear" w:color="auto" w:fill="262626"/>
+          <w:lang w:val="fr-CA"/>
+          <w14:ligatures w14:val="none"/>
+        </w:rPr>
+        <w:t xml:space="preserve">   [</w:t>
+      </w:r>
+      <w:proofErr w:type="gramEnd"/>
+      <w:r>
+        <w:rPr>
+          <w:rFonts w:ascii="Courier New" w:eastAsia="Times New Roman" w:hAnsi="Courier New" w:cs="Courier New"/>
+          <w:color w:val="8C8C8C"/>
+          <w:kern w:val="0"/>
+          <w:sz w:val="18"/>
+          <w:szCs w:val="18"/>
+          <w:shd w:val="clear" w:color="auto" w:fill="262626"/>
+          <w:lang w:val="fr-CA"/>
+          <w14:ligatures w14:val="none"/>
+        </w:rPr>
+        <w:t xml:space="preserve">OK] serveur </w:t>
       </w:r>
       <w:proofErr w:type="spellStart"/>
       <w:r>
@@ -3563,7 +4263,36 @@
           <w:lang w:val="en-US"/>
           <w14:ligatures w14:val="none"/>
         </w:rPr>
-        <w:t xml:space="preserve">    ├── __init__.py    [OK]</w:t>
+        <w:lastRenderedPageBreak/>
+        <w:t xml:space="preserve">    ├── __init__.py </w:t>
+      </w:r>
+      <w:proofErr w:type="gramStart"/>
+      <w:r>
+        <w:rPr>
+          <w:rFonts w:ascii="Courier New" w:eastAsia="Times New Roman" w:hAnsi="Courier New" w:cs="Courier New"/>
+          <w:color w:val="8C8C8C"/>
+          <w:kern w:val="0"/>
+          <w:sz w:val="18"/>
+          <w:szCs w:val="18"/>
+          <w:shd w:val="clear" w:color="auto" w:fill="262626"/>
+          <w:lang w:val="en-US"/>
+          <w14:ligatures w14:val="none"/>
+        </w:rPr>
+        <w:t xml:space="preserve">   [</w:t>
+      </w:r>
+      <w:proofErr w:type="gramEnd"/>
+      <w:r>
+        <w:rPr>
+          <w:rFonts w:ascii="Courier New" w:eastAsia="Times New Roman" w:hAnsi="Courier New" w:cs="Courier New"/>
+          <w:color w:val="8C8C8C"/>
+          <w:kern w:val="0"/>
+          <w:sz w:val="18"/>
+          <w:szCs w:val="18"/>
+          <w:shd w:val="clear" w:color="auto" w:fill="262626"/>
+          <w:lang w:val="en-US"/>
+          <w14:ligatures w14:val="none"/>
+        </w:rPr>
+        <w:t>OK]</w:t>
       </w:r>
     </w:p>
     <w:p>
@@ -3615,7 +4344,63 @@
           <w:lang w:val="en-US"/>
           <w14:ligatures w14:val="none"/>
         </w:rPr>
-        <w:t xml:space="preserve">    ├── clients.py     [OK] endpoints : AWB / BMCE / CDG / modules</w:t>
+        <w:t xml:space="preserve">    ├── clients.py  </w:t>
+      </w:r>
+      <w:proofErr w:type="gramStart"/>
+      <w:r>
+        <w:rPr>
+          <w:rFonts w:ascii="Courier New" w:eastAsia="Times New Roman" w:hAnsi="Courier New" w:cs="Courier New"/>
+          <w:color w:val="8C8C8C"/>
+          <w:kern w:val="0"/>
+          <w:sz w:val="18"/>
+          <w:szCs w:val="18"/>
+          <w:shd w:val="clear" w:color="auto" w:fill="262626"/>
+          <w:lang w:val="en-US"/>
+          <w14:ligatures w14:val="none"/>
+        </w:rPr>
+        <w:t xml:space="preserve">   [</w:t>
+      </w:r>
+      <w:proofErr w:type="gramEnd"/>
+      <w:r>
+        <w:rPr>
+          <w:rFonts w:ascii="Courier New" w:eastAsia="Times New Roman" w:hAnsi="Courier New" w:cs="Courier New"/>
+          <w:color w:val="8C8C8C"/>
+          <w:kern w:val="0"/>
+          <w:sz w:val="18"/>
+          <w:szCs w:val="18"/>
+          <w:shd w:val="clear" w:color="auto" w:fill="262626"/>
+          <w:lang w:val="en-US"/>
+          <w14:ligatures w14:val="none"/>
+        </w:rPr>
+        <w:t xml:space="preserve">OK] </w:t>
+      </w:r>
+      <w:proofErr w:type="gramStart"/>
+      <w:r>
+        <w:rPr>
+          <w:rFonts w:ascii="Courier New" w:eastAsia="Times New Roman" w:hAnsi="Courier New" w:cs="Courier New"/>
+          <w:color w:val="8C8C8C"/>
+          <w:kern w:val="0"/>
+          <w:sz w:val="18"/>
+          <w:szCs w:val="18"/>
+          <w:shd w:val="clear" w:color="auto" w:fill="262626"/>
+          <w:lang w:val="en-US"/>
+          <w14:ligatures w14:val="none"/>
+        </w:rPr>
+        <w:t>endpoints :</w:t>
+      </w:r>
+      <w:proofErr w:type="gramEnd"/>
+      <w:r>
+        <w:rPr>
+          <w:rFonts w:ascii="Courier New" w:eastAsia="Times New Roman" w:hAnsi="Courier New" w:cs="Courier New"/>
+          <w:color w:val="8C8C8C"/>
+          <w:kern w:val="0"/>
+          <w:sz w:val="18"/>
+          <w:szCs w:val="18"/>
+          <w:shd w:val="clear" w:color="auto" w:fill="262626"/>
+          <w:lang w:val="en-US"/>
+          <w14:ligatures w14:val="none"/>
+        </w:rPr>
+        <w:t xml:space="preserve"> AWB / BMCE / CDG / modules</w:t>
       </w:r>
     </w:p>
     <w:p>
@@ -3666,7 +4451,6 @@
           <w:lang w:val="en-US"/>
           <w14:ligatures w14:val="none"/>
         </w:rPr>
-        <w:lastRenderedPageBreak/>
         <w:t xml:space="preserve">    </w:t>
       </w:r>
       <w:r>
@@ -3680,9 +4464,9 @@
           <w:lang w:val="fr-CA"/>
           <w14:ligatures w14:val="none"/>
         </w:rPr>
-        <w:t xml:space="preserve">└── executions.py  [OK] </w:t>
-      </w:r>
-      <w:proofErr w:type="spellStart"/>
+        <w:t xml:space="preserve">└── </w:t>
+      </w:r>
+      <w:proofErr w:type="gramStart"/>
       <w:r>
         <w:rPr>
           <w:rFonts w:ascii="Courier New" w:eastAsia="Times New Roman" w:hAnsi="Courier New" w:cs="Courier New"/>
@@ -3694,9 +4478,9 @@
           <w:lang w:val="fr-CA"/>
           <w14:ligatures w14:val="none"/>
         </w:rPr>
-        <w:t>endpoints</w:t>
-      </w:r>
-      <w:proofErr w:type="spellEnd"/>
+        <w:t>executions.py  [</w:t>
+      </w:r>
+      <w:proofErr w:type="gramEnd"/>
       <w:r>
         <w:rPr>
           <w:rFonts w:ascii="Courier New" w:eastAsia="Times New Roman" w:hAnsi="Courier New" w:cs="Courier New"/>
@@ -3708,6 +4492,34 @@
           <w:lang w:val="fr-CA"/>
           <w14:ligatures w14:val="none"/>
         </w:rPr>
+        <w:t xml:space="preserve">OK] </w:t>
+      </w:r>
+      <w:proofErr w:type="spellStart"/>
+      <w:r>
+        <w:rPr>
+          <w:rFonts w:ascii="Courier New" w:eastAsia="Times New Roman" w:hAnsi="Courier New" w:cs="Courier New"/>
+          <w:color w:val="8C8C8C"/>
+          <w:kern w:val="0"/>
+          <w:sz w:val="18"/>
+          <w:szCs w:val="18"/>
+          <w:shd w:val="clear" w:color="auto" w:fill="262626"/>
+          <w:lang w:val="fr-CA"/>
+          <w14:ligatures w14:val="none"/>
+        </w:rPr>
+        <w:t>endpoints</w:t>
+      </w:r>
+      <w:proofErr w:type="spellEnd"/>
+      <w:r>
+        <w:rPr>
+          <w:rFonts w:ascii="Courier New" w:eastAsia="Times New Roman" w:hAnsi="Courier New" w:cs="Courier New"/>
+          <w:color w:val="8C8C8C"/>
+          <w:kern w:val="0"/>
+          <w:sz w:val="18"/>
+          <w:szCs w:val="18"/>
+          <w:shd w:val="clear" w:color="auto" w:fill="262626"/>
+          <w:lang w:val="fr-CA"/>
+          <w14:ligatures w14:val="none"/>
+        </w:rPr>
         <w:t xml:space="preserve"> : lancer / suivre / historique</w:t>
       </w:r>
     </w:p>
@@ -3937,8 +4749,16 @@
         <w:rPr>
           <w:lang w:val="en-US"/>
         </w:rPr>
-        <w:t xml:space="preserve"> qui :</w:t>
-      </w:r>
+        <w:t xml:space="preserve"> </w:t>
+      </w:r>
+      <w:proofErr w:type="gramStart"/>
+      <w:r>
+        <w:rPr>
+          <w:lang w:val="en-US"/>
+        </w:rPr>
+        <w:t>qui :</w:t>
+      </w:r>
+      <w:proofErr w:type="gramEnd"/>
     </w:p>
     <w:p>
       <w:pPr>
@@ -4172,11 +4992,19 @@
           <w:lang w:val="fr-CA"/>
         </w:rPr>
       </w:pPr>
-      <w:r>
-        <w:rPr>
-          <w:lang w:val="fr-CA"/>
-        </w:rPr>
-        <w:t xml:space="preserve">&lt;!-- Sans </w:t>
+      <w:proofErr w:type="gramStart"/>
+      <w:r>
+        <w:rPr>
+          <w:lang w:val="fr-CA"/>
+        </w:rPr>
+        <w:t>&lt;!--</w:t>
+      </w:r>
+      <w:proofErr w:type="gramEnd"/>
+      <w:r>
+        <w:rPr>
+          <w:lang w:val="fr-CA"/>
+        </w:rPr>
+        <w:t xml:space="preserve"> Sans </w:t>
       </w:r>
       <w:proofErr w:type="spellStart"/>
       <w:r>
@@ -4203,7 +5031,21 @@
         <w:rPr>
           <w:lang w:val="fr-CA"/>
         </w:rPr>
-        <w:t>&lt;div class="ma-carte"&gt;...&lt;/div&gt;   ← puis tu cherches le .</w:t>
+        <w:t>&lt;</w:t>
+      </w:r>
+      <w:proofErr w:type="gramStart"/>
+      <w:r>
+        <w:rPr>
+          <w:lang w:val="fr-CA"/>
+        </w:rPr>
+        <w:t>div</w:t>
+      </w:r>
+      <w:proofErr w:type="gramEnd"/>
+      <w:r>
+        <w:rPr>
+          <w:lang w:val="fr-CA"/>
+        </w:rPr>
+        <w:t xml:space="preserve"> class="ma-carte"&gt;...&lt;/div&gt;   ← puis tu cherches le .</w:t>
       </w:r>
       <w:proofErr w:type="spellStart"/>
       <w:r>
@@ -4227,11 +5069,19 @@
           <w:lang w:val="en-US"/>
         </w:rPr>
       </w:pPr>
-      <w:r>
-        <w:rPr>
-          <w:lang w:val="en-US"/>
-        </w:rPr>
-        <w:t>&lt;!-- Avec Tailwind --&gt;</w:t>
+      <w:proofErr w:type="gramStart"/>
+      <w:r>
+        <w:rPr>
+          <w:lang w:val="en-US"/>
+        </w:rPr>
+        <w:t>&lt;!--</w:t>
+      </w:r>
+      <w:proofErr w:type="gramEnd"/>
+      <w:r>
+        <w:rPr>
+          <w:lang w:val="en-US"/>
+        </w:rPr>
+        <w:t xml:space="preserve"> Avec Tailwind --&gt;</w:t>
       </w:r>
     </w:p>
     <w:p>
@@ -4254,11 +5104,47 @@
         <w:t>bg</w:t>
       </w:r>
       <w:proofErr w:type="spellEnd"/>
-      <w:r>
-        <w:rPr>
-          <w:lang w:val="en-US"/>
-        </w:rPr>
-        <w:t>-[#1a1d27] border border-[#2d3148] rounded-xl p-5"&gt;</w:t>
+      <w:proofErr w:type="gramStart"/>
+      <w:r>
+        <w:rPr>
+          <w:lang w:val="en-US"/>
+        </w:rPr>
+        <w:t>-[#</w:t>
+      </w:r>
+      <w:proofErr w:type="gramEnd"/>
+      <w:r>
+        <w:rPr>
+          <w:lang w:val="en-US"/>
+        </w:rPr>
+        <w:t>1a1d27</w:t>
+      </w:r>
+      <w:proofErr w:type="gramStart"/>
+      <w:r>
+        <w:rPr>
+          <w:lang w:val="en-US"/>
+        </w:rPr>
+        <w:t>] border</w:t>
+      </w:r>
+      <w:proofErr w:type="gramEnd"/>
+      <w:r>
+        <w:rPr>
+          <w:lang w:val="en-US"/>
+        </w:rPr>
+        <w:t xml:space="preserve"> border</w:t>
+      </w:r>
+      <w:proofErr w:type="gramStart"/>
+      <w:r>
+        <w:rPr>
+          <w:lang w:val="en-US"/>
+        </w:rPr>
+        <w:t>-[#</w:t>
+      </w:r>
+      <w:proofErr w:type="gramEnd"/>
+      <w:r>
+        <w:rPr>
+          <w:lang w:val="en-US"/>
+        </w:rPr>
+        <w:t>2d3148] rounded-xl p-5"&gt;</w:t>
       </w:r>
     </w:p>
     <w:p>
@@ -4311,6 +5197,7 @@
         <w:rPr>
           <w:lang w:val="fr-CA"/>
         </w:rPr>
+        <w:lastRenderedPageBreak/>
         <w:t xml:space="preserve">Sans </w:t>
       </w:r>
       <w:proofErr w:type="spellStart"/>
@@ -4371,7 +5258,6 @@
           <w:bCs/>
           <w:lang w:val="fr-CA"/>
         </w:rPr>
-        <w:lastRenderedPageBreak/>
         <w:t>TanStack</w:t>
       </w:r>
       <w:proofErr w:type="spellEnd"/>
@@ -4754,19 +5640,66 @@
     <w:p>
       <w:pPr>
         <w:rPr>
-          <w:b/>
-          <w:bCs/>
-          <w:i/>
-          <w:iCs/>
-          <w:lang w:val="fr-CA"/>
-        </w:rPr>
-      </w:pPr>
-      <w:r>
-        <w:rPr>
-          <w:b/>
-          <w:bCs/>
-          <w:i/>
-          <w:iCs/>
+          <w:i/>
+          <w:iCs/>
+          <w:lang w:val="fr-CA"/>
+        </w:rPr>
+      </w:pPr>
+    </w:p>
+    <w:p>
+      <w:pPr>
+        <w:rPr>
+          <w:i/>
+          <w:iCs/>
+          <w:lang w:val="fr-CA"/>
+        </w:rPr>
+      </w:pPr>
+    </w:p>
+    <w:p>
+      <w:pPr>
+        <w:rPr>
+          <w:i/>
+          <w:iCs/>
+          <w:lang w:val="fr-CA"/>
+        </w:rPr>
+      </w:pPr>
+    </w:p>
+    <w:p>
+      <w:pPr>
+        <w:rPr>
+          <w:i/>
+          <w:iCs/>
+          <w:lang w:val="fr-CA"/>
+        </w:rPr>
+      </w:pPr>
+    </w:p>
+    <w:p>
+      <w:pPr>
+        <w:rPr>
+          <w:i/>
+          <w:iCs/>
+          <w:lang w:val="fr-CA"/>
+        </w:rPr>
+      </w:pPr>
+    </w:p>
+    <w:p>
+      <w:pPr>
+        <w:rPr>
+          <w:b/>
+          <w:bCs/>
+          <w:i/>
+          <w:iCs/>
+          <w:color w:val="EE0000"/>
+          <w:lang w:val="fr-CA"/>
+        </w:rPr>
+      </w:pPr>
+      <w:r>
+        <w:rPr>
+          <w:b/>
+          <w:bCs/>
+          <w:i/>
+          <w:iCs/>
+          <w:color w:val="EE0000"/>
           <w:lang w:val="fr-CA"/>
         </w:rPr>
         <w:t>Si tu veux relancer plus tard</w:t>
@@ -4811,8 +5744,20 @@
           <w:iCs/>
           <w:lang w:val="en-US"/>
         </w:rPr>
-        <w:t>Terminal 1 :</w:t>
-      </w:r>
+        <w:t xml:space="preserve">Terminal </w:t>
+      </w:r>
+      <w:proofErr w:type="gramStart"/>
+      <w:r>
+        <w:rPr>
+          <w:b/>
+          <w:bCs/>
+          <w:i/>
+          <w:iCs/>
+          <w:lang w:val="en-US"/>
+        </w:rPr>
+        <w:t>1 :</w:t>
+      </w:r>
+      <w:proofErr w:type="gramEnd"/>
     </w:p>
     <w:p>
       <w:pPr>
@@ -4918,9 +5863,20 @@
           <w:iCs/>
           <w:lang w:val="en-US"/>
         </w:rPr>
-        <w:lastRenderedPageBreak/>
-        <w:t>Terminal 2 :</w:t>
-      </w:r>
+        <w:t xml:space="preserve">Terminal </w:t>
+      </w:r>
+      <w:proofErr w:type="gramStart"/>
+      <w:r>
+        <w:rPr>
+          <w:b/>
+          <w:bCs/>
+          <w:i/>
+          <w:iCs/>
+          <w:lang w:val="en-US"/>
+        </w:rPr>
+        <w:t>2 :</w:t>
+      </w:r>
+      <w:proofErr w:type="gramEnd"/>
     </w:p>
     <w:p>
       <w:pPr>
@@ -4964,6 +5920,7 @@
         <w:t>$</w:t>
       </w:r>
       <w:proofErr w:type="spellStart"/>
+      <w:proofErr w:type="gramStart"/>
       <w:r>
         <w:rPr>
           <w:b/>
@@ -4975,15 +5932,38 @@
         <w:t>env:PATH</w:t>
       </w:r>
       <w:proofErr w:type="spellEnd"/>
-      <w:r>
-        <w:rPr>
-          <w:b/>
-          <w:bCs/>
-          <w:i/>
-          <w:iCs/>
-          <w:lang w:val="en-US"/>
-        </w:rPr>
-        <w:t xml:space="preserve"> = "C:\tools\node-v22.13.0-win-x64;$env:PATH"</w:t>
+      <w:proofErr w:type="gramEnd"/>
+      <w:r>
+        <w:rPr>
+          <w:b/>
+          <w:bCs/>
+          <w:i/>
+          <w:iCs/>
+          <w:lang w:val="en-US"/>
+        </w:rPr>
+        <w:t xml:space="preserve"> = "</w:t>
+      </w:r>
+      <w:proofErr w:type="gramStart"/>
+      <w:r>
+        <w:rPr>
+          <w:b/>
+          <w:bCs/>
+          <w:i/>
+          <w:iCs/>
+          <w:lang w:val="en-US"/>
+        </w:rPr>
+        <w:t>C:\tools\node-v22.13.0-win-x64;$env:PATH</w:t>
+      </w:r>
+      <w:proofErr w:type="gramEnd"/>
+      <w:r>
+        <w:rPr>
+          <w:b/>
+          <w:bCs/>
+          <w:i/>
+          <w:iCs/>
+          <w:lang w:val="en-US"/>
+        </w:rPr>
+        <w:t>"</w:t>
       </w:r>
     </w:p>
     <w:p>
@@ -4997,6 +5977,7 @@
         </w:rPr>
       </w:pPr>
       <w:proofErr w:type="spellStart"/>
+      <w:proofErr w:type="gramStart"/>
       <w:r>
         <w:rPr>
           <w:b/>
@@ -5008,6 +5989,7 @@
         <w:t>npm</w:t>
       </w:r>
       <w:proofErr w:type="spellEnd"/>
+      <w:proofErr w:type="gramEnd"/>
       <w:r>
         <w:rPr>
           <w:b/>
